--- a/docs/Full_Project_Dissertation_Eunice.docx
+++ b/docs/Full_Project_Dissertation_Eunice.docx
@@ -13298,7 +13298,7 @@
           <w:color w:val="0F172A"/>
           <w:sz w:val="23"/>
         </w:rPr>
-        <w:t>. Following the Design Science methodology and dual-objective mathematical formulation established in Chapter Three, this implementation translates multi-objective greedy scoring algorithms, Min-Max normalization, and relational SQLite schema definitions into a production-grade interactive cloud storage optimization platform.</w:t>
+        <w:t>. Following the Design Science methodology and dual-objective mathematical formulation established in Chapter Three, this implementation translates multi-objective greedy scoring algorithms, Min-Max normalization, automated workload storage estimation models, and relational SQLite schema definitions into a production-grade interactive cloud storage optimization platform.</w:t>
       </w:r>
     </w:p>
     <w:p>
@@ -13311,7 +13311,24 @@
           <w:color w:val="0F172A"/>
           <w:sz w:val="23"/>
         </w:rPr>
-        <w:t>The system provides a real-time web-based simulation environment that enables cloud infrastructure administrators to optimize cloud storage tier allocation (Block, File, Object) against strict Service Level Agreement (SLA) availability constraints and max access latency thresholds while minimizing total operational expenditures.</w:t>
+        <w:t xml:space="preserve">The system provides a real-time web-based simulation environment that enables cloud infrastructure administrators to optimize cloud storage tier allocation (Block, File, Object) against strict Service Level Agreement (SLA) availability constraints and max access latency thresholds while minimizing total operational expenditures. Furthermore, the platform features an </w:t>
+      </w:r>
+      <w:r>
+        <w:rPr>
+          <w:rFonts w:ascii="Times New Roman" w:hAnsi="Times New Roman"/>
+          <w:b/>
+          <w:color w:val="0F172A"/>
+          <w:sz w:val="23"/>
+        </w:rPr>
+        <w:t>Automatic Storage Size Suggestion Engine</w:t>
+      </w:r>
+      <w:r>
+        <w:rPr>
+          <w:rFonts w:ascii="Times New Roman" w:hAnsi="Times New Roman"/>
+          <w:color w:val="0F172A"/>
+          <w:sz w:val="23"/>
+        </w:rPr>
+        <w:t xml:space="preserve"> that calculates required storage capacity based on enterprise workload profiles.</w:t>
       </w:r>
     </w:p>
     <w:p>
@@ -14145,13 +14162,13 @@
               <w:br/>
               <w:t>├── database.py              # SQLite Data Access Layer &amp; Relational Schema</w:t>
               <w:br/>
-              <w:t>├── heuristic.py             # Heuristic Algorithm &amp; Baseline Engine</w:t>
+              <w:t>├── heuristic.py             # Heuristic Algorithm, Baseline Engine &amp; Workload Estimator</w:t>
               <w:br/>
               <w:t>├── mock_data.py             # Workload Benchmark Generator Utility</w:t>
               <w:br/>
               <w:t>└── modules/</w:t>
               <w:br/>
-              <w:t xml:space="preserve">    ├── allocation.py        # Interactive Storage Allocation &amp; Baseline View</w:t>
+              <w:t xml:space="preserve">    ├── allocation.py        # Interactive Storage Allocation &amp; Auto-Suggest View</w:t>
               <w:br/>
               <w:t xml:space="preserve">    ├── dashboard.py         # Executive System KPI &amp; Analytics View</w:t>
               <w:br/>
@@ -14208,7 +14225,7 @@
           <w:color w:val="334155"/>
           <w:sz w:val="25"/>
         </w:rPr>
-        <w:t>4.2.2 Dual-Objective Heuristic Scoring Engine (`heuristic.py`)</w:t>
+        <w:t>4.2.2 Dual-Objective Heuristic Engine &amp; Auto-Suggest Module (`heuristic.py`)</w:t>
       </w:r>
     </w:p>
     <w:p>
@@ -14221,22 +14238,7 @@
           <w:color w:val="0F172A"/>
           <w:sz w:val="23"/>
         </w:rPr>
-        <w:t>`heuristic.py` implements the core algorithm developed in Chapter Three. It evaluates candidate cloud storage tiers against hard constraints (minimum SLA availability % and maximum access latency ms). For eligible candidate tiers, it computes total estimated cost ($C$) and unavailability ($U = 1.0 - \text{SLA}/100$). It normalizes $C$ and $U$ using Min-Max scaling across candidate tier bounds, evaluates the weighted objective score ($\text{Score} = \alpha \cdot C_{\text{norm}} + \beta \cdot U_{\text{norm}}$), and selects the tier that minimizes this score. Additionally, `heuristic.py` implements First Fit (FF), Best Fit (BF), and Worst Fit (WF) baseline allocation routines for comparative performance benchmarking.</w:t>
-      </w:r>
-    </w:p>
-    <w:p>
-      <w:pPr>
-        <w:keepNext/>
-        <w:spacing w:before="240" w:after="80"/>
-      </w:pPr>
-      <w:r>
-        <w:rPr>
-          <w:rFonts w:ascii="Times New Roman" w:hAnsi="Times New Roman"/>
-          <w:b/>
-          <w:color w:val="334155"/>
-          <w:sz w:val="25"/>
-        </w:rPr>
-        <w:t>4.2.3 Data Access Layer (`database.py`)</w:t>
+        <w:t>`heuristic.py` implements both the workload estimation model and the core allocation algorithm developed in Chapter Three:</w:t>
       </w:r>
     </w:p>
     <w:p>
@@ -14249,50 +14251,24 @@
           <w:color w:val="0F172A"/>
           <w:sz w:val="23"/>
         </w:rPr>
-        <w:t>`database.py` manages SQLite connection pooling, schema provisioning, default storage tier seeding, and transaction log persistence. All SQL queries use parameterized arguments (`?`) to prevent SQL injection vulnerabilities and maintain database integrity.</w:t>
-      </w:r>
-    </w:p>
-    <w:p>
-      <w:pPr>
-        <w:keepNext/>
-        <w:spacing w:before="240" w:after="80"/>
-      </w:pPr>
+        <w:t xml:space="preserve">1. </w:t>
+      </w:r>
       <w:r>
         <w:rPr>
           <w:rFonts w:ascii="Times New Roman" w:hAnsi="Times New Roman"/>
           <w:b/>
-          <w:color w:val="334155"/>
-          <w:sz w:val="25"/>
-        </w:rPr>
-        <w:t>4.2.4 Interactive Allocation Simulation Module (`modules/allocation.py`)</w:t>
-      </w:r>
-    </w:p>
-    <w:p>
-      <w:pPr>
-        <w:spacing w:before="0" w:after="120" w:line="276" w:lineRule="auto"/>
-      </w:pPr>
+          <w:color w:val="0F172A"/>
+          <w:sz w:val="23"/>
+        </w:rPr>
+        <w:t>Automated Storage Sizing Engine (`suggest_workload_size`)</w:t>
+      </w:r>
       <w:r>
         <w:rPr>
           <w:rFonts w:ascii="Times New Roman" w:hAnsi="Times New Roman"/>
           <w:color w:val="0F172A"/>
           <w:sz w:val="23"/>
         </w:rPr>
-        <w:t>Provides input controls (numerical fields and sliders) allowing users to specify workload parameters (required size GB, availability SLA %, max latency ms, budget $, and trade-off weights $\alpha, \beta$). Upon submission, it executes the heuristic algorithm alongside baseline algorithms and renders a comparative analysis table.</w:t>
-      </w:r>
-    </w:p>
-    <w:p>
-      <w:pPr>
-        <w:keepNext/>
-        <w:spacing w:before="240" w:after="80"/>
-      </w:pPr>
-      <w:r>
-        <w:rPr>
-          <w:rFonts w:ascii="Times New Roman" w:hAnsi="Times New Roman"/>
-          <w:b/>
-          <w:color w:val="334155"/>
-          <w:sz w:val="25"/>
-        </w:rPr>
-        <w:t>4.2.5 Executive Dashboard Module (`modules/dashboard.py`)</w:t>
+        <w:t>: Calculates recommended storage size ($S_{\text{req}}$ in GB) based on operational parameters across five enterprise workload profiles:</w:t>
       </w:r>
     </w:p>
     <w:p>
@@ -14305,50 +14281,24 @@
           <w:color w:val="0F172A"/>
           <w:sz w:val="23"/>
         </w:rPr>
-        <w:t>Calculates system-wide Key Performance Indicators (KPIs) from historical allocation logs stored in SQLite, rendering summary metric cards and Plotly distribution charts for storage tier utilization and spend.</w:t>
-      </w:r>
-    </w:p>
-    <w:p>
-      <w:pPr>
-        <w:keepNext/>
-        <w:spacing w:before="240" w:after="80"/>
-      </w:pPr>
+        <w:t xml:space="preserve">   - </w:t>
+      </w:r>
       <w:r>
         <w:rPr>
           <w:rFonts w:ascii="Times New Roman" w:hAnsi="Times New Roman"/>
           <w:b/>
-          <w:color w:val="334155"/>
-          <w:sz w:val="25"/>
-        </w:rPr>
-        <w:t>4.2.6 Performance Monitoring Module (`modules/monitoring.py`)</w:t>
-      </w:r>
-    </w:p>
-    <w:p>
-      <w:pPr>
-        <w:spacing w:before="0" w:after="120" w:line="276" w:lineRule="auto"/>
-      </w:pPr>
+          <w:color w:val="0F172A"/>
+          <w:sz w:val="23"/>
+        </w:rPr>
+        <w:t>Enterprise Relational DB (OLTP)</w:t>
+      </w:r>
       <w:r>
         <w:rPr>
           <w:rFonts w:ascii="Times New Roman" w:hAnsi="Times New Roman"/>
           <w:color w:val="0F172A"/>
           <w:sz w:val="23"/>
         </w:rPr>
-        <w:t>Displays real-time technical specifications for available cloud storage tiers (Block, File, Object), including unit pricing per GB, SLA availability guarantees, and access latency bounds.</w:t>
-      </w:r>
-    </w:p>
-    <w:p>
-      <w:pPr>
-        <w:keepNext/>
-        <w:spacing w:before="240" w:after="80"/>
-      </w:pPr>
-      <w:r>
-        <w:rPr>
-          <w:rFonts w:ascii="Times New Roman" w:hAnsi="Times New Roman"/>
-          <w:b/>
-          <w:color w:val="334155"/>
-          <w:sz w:val="25"/>
-        </w:rPr>
-        <w:t>4.2.7 Reporting &amp; Audit Module (`modules/reporting.py`)</w:t>
+        <w:t>: $S_{\text{req}} = 20.0 + (U \times 0.05) + (T \times 0.0001)$</w:t>
       </w:r>
     </w:p>
     <w:p>
@@ -14361,55 +14311,24 @@
           <w:color w:val="0F172A"/>
           <w:sz w:val="23"/>
         </w:rPr>
-        <w:t>Presents a data table of historical storage resource allocation records with multi-column filtering, timestamp sorting, and a one-click CSV export utility.</w:t>
-      </w:r>
-    </w:p>
-    <w:p>
-      <w:pPr>
-        <w:spacing w:before="160" w:after="160"/>
-      </w:pPr>
-    </w:p>
-    <w:p>
-      <w:pPr>
-        <w:keepNext/>
-        <w:spacing w:before="280" w:after="120"/>
-      </w:pPr>
+        <w:t xml:space="preserve">   - </w:t>
+      </w:r>
       <w:r>
         <w:rPr>
           <w:rFonts w:ascii="Times New Roman" w:hAnsi="Times New Roman"/>
           <w:b/>
-          <w:color w:val="1E293B"/>
-          <w:sz w:val="28"/>
-        </w:rPr>
-        <w:t>4.3 Interface Design</w:t>
-      </w:r>
-    </w:p>
-    <w:p>
-      <w:pPr>
-        <w:spacing w:before="0" w:after="120" w:line="276" w:lineRule="auto"/>
-      </w:pPr>
+          <w:color w:val="0F172A"/>
+          <w:sz w:val="23"/>
+        </w:rPr>
+        <w:t>HD Video Streaming</w:t>
+      </w:r>
       <w:r>
         <w:rPr>
           <w:rFonts w:ascii="Times New Roman" w:hAnsi="Times New Roman"/>
           <w:color w:val="0F172A"/>
           <w:sz w:val="23"/>
         </w:rPr>
-        <w:t>The user interface is designed as an interactive Streamlit web application divided into four dedicated navigation views. Figures 4.1 through 4.4 depict actual runtime screenshots captured from the functional system.</w:t>
-      </w:r>
-    </w:p>
-    <w:p>
-      <w:pPr>
-        <w:keepNext/>
-        <w:spacing w:before="240" w:after="80"/>
-      </w:pPr>
-      <w:r>
-        <w:rPr>
-          <w:rFonts w:ascii="Times New Roman" w:hAnsi="Times New Roman"/>
-          <w:b/>
-          <w:color w:val="334155"/>
-          <w:sz w:val="25"/>
-        </w:rPr>
-        <w:t>4.3.1 Executive Dashboard Interface</w:t>
+        <w:t>: $S_{\text{req}} = A \times \text{Size\_Per\_Asset}$</w:t>
       </w:r>
     </w:p>
     <w:p>
@@ -14422,18 +14341,243 @@
           <w:color w:val="0F172A"/>
           <w:sz w:val="23"/>
         </w:rPr>
+        <w:t xml:space="preserve">   - </w:t>
+      </w:r>
+      <w:r>
+        <w:rPr>
+          <w:rFonts w:ascii="Times New Roman" w:hAnsi="Times New Roman"/>
+          <w:b/>
+          <w:color w:val="0F172A"/>
+          <w:sz w:val="23"/>
+        </w:rPr>
+        <w:t>IoT Sensor &amp; Log Analytics</w:t>
+      </w:r>
+      <w:r>
+        <w:rPr>
+          <w:rFonts w:ascii="Times New Roman" w:hAnsi="Times New Roman"/>
+          <w:color w:val="0F172A"/>
+          <w:sz w:val="23"/>
+        </w:rPr>
+        <w:t>: $S_{\text{req}} = (D \times L \times P) / 1024$</w:t>
+      </w:r>
+    </w:p>
+    <w:p>
+      <w:pPr>
+        <w:spacing w:before="0" w:after="120" w:line="276" w:lineRule="auto"/>
+      </w:pPr>
+      <w:r>
+        <w:rPr>
+          <w:rFonts w:ascii="Times New Roman" w:hAnsi="Times New Roman"/>
+          <w:color w:val="0F172A"/>
+          <w:sz w:val="23"/>
+        </w:rPr>
+        <w:t xml:space="preserve">   - </w:t>
+      </w:r>
+      <w:r>
+        <w:rPr>
+          <w:rFonts w:ascii="Times New Roman" w:hAnsi="Times New Roman"/>
+          <w:b/>
+          <w:color w:val="0F172A"/>
+          <w:sz w:val="23"/>
+        </w:rPr>
+        <w:t>Document CMS</w:t>
+      </w:r>
+      <w:r>
+        <w:rPr>
+          <w:rFonts w:ascii="Times New Roman" w:hAnsi="Times New Roman"/>
+          <w:color w:val="0F172A"/>
+          <w:sz w:val="23"/>
+        </w:rPr>
+        <w:t>: $S_{\text{req}} = (E \times \text{Docs\_Per\_Emp} \times \text{Doc\_Size\_MB}) / 1024$</w:t>
+      </w:r>
+    </w:p>
+    <w:p>
+      <w:pPr>
+        <w:spacing w:before="0" w:after="120" w:line="276" w:lineRule="auto"/>
+      </w:pPr>
+      <w:r>
+        <w:rPr>
+          <w:rFonts w:ascii="Times New Roman" w:hAnsi="Times New Roman"/>
+          <w:color w:val="0F172A"/>
+          <w:sz w:val="23"/>
+        </w:rPr>
+        <w:t xml:space="preserve">   - </w:t>
+      </w:r>
+      <w:r>
+        <w:rPr>
+          <w:rFonts w:ascii="Times New Roman" w:hAnsi="Times New Roman"/>
+          <w:b/>
+          <w:color w:val="0F172A"/>
+          <w:sz w:val="23"/>
+        </w:rPr>
+        <w:t>Cold Backup Archive</w:t>
+      </w:r>
+      <w:r>
+        <w:rPr>
+          <w:rFonts w:ascii="Times New Roman" w:hAnsi="Times New Roman"/>
+          <w:color w:val="0F172A"/>
+          <w:sz w:val="23"/>
+        </w:rPr>
+        <w:t>: $S_{\text{req}} = \text{Snapshot\_Size\_GB} \times \text{Retention\_Count}$</w:t>
+      </w:r>
+    </w:p>
+    <w:p>
+      <w:pPr>
+        <w:spacing w:before="0" w:after="120" w:line="276" w:lineRule="auto"/>
+      </w:pPr>
+      <w:r>
+        <w:rPr>
+          <w:rFonts w:ascii="Times New Roman" w:hAnsi="Times New Roman"/>
+          <w:color w:val="0F172A"/>
+          <w:sz w:val="23"/>
+        </w:rPr>
+        <w:t xml:space="preserve">2. </w:t>
+      </w:r>
+      <w:r>
+        <w:rPr>
+          <w:rFonts w:ascii="Times New Roman" w:hAnsi="Times New Roman"/>
+          <w:b/>
+          <w:color w:val="0F172A"/>
+          <w:sz w:val="23"/>
+        </w:rPr>
+        <w:t>Multi-Objective Scoring Engine (`allocate_storage`)</w:t>
+      </w:r>
+      <w:r>
+        <w:rPr>
+          <w:rFonts w:ascii="Times New Roman" w:hAnsi="Times New Roman"/>
+          <w:color w:val="0F172A"/>
+          <w:sz w:val="23"/>
+        </w:rPr>
+        <w:t>: Evaluates candidate storage tiers against hard constraints (minimum SLA availability % and maximum access latency ms). For eligible tiers, it computes total estimated cost ($C$) and unavailability ($U = 1.0 - \text{SLA}/100$). It normalizes $C$ and $U$ using Min-Max scaling across candidate tier bounds, evaluates the weighted objective score ($\text{Score} = \alpha \cdot C_{\text{norm}} + \beta \cdot U_{\text{norm}}$), and selects the tier that minimizes this score. It also executes First Fit (FF), Best Fit (BF), and Worst Fit (WF) baseline routines for comparative performance benchmarking.</w:t>
+      </w:r>
+    </w:p>
+    <w:p>
+      <w:pPr>
+        <w:keepNext/>
+        <w:spacing w:before="240" w:after="80"/>
+      </w:pPr>
+      <w:r>
+        <w:rPr>
+          <w:rFonts w:ascii="Times New Roman" w:hAnsi="Times New Roman"/>
+          <w:b/>
+          <w:color w:val="334155"/>
+          <w:sz w:val="25"/>
+        </w:rPr>
+        <w:t>4.2.3 Data Access Layer (`database.py`)</w:t>
+      </w:r>
+    </w:p>
+    <w:p>
+      <w:pPr>
+        <w:spacing w:before="0" w:after="120" w:line="276" w:lineRule="auto"/>
+      </w:pPr>
+      <w:r>
+        <w:rPr>
+          <w:rFonts w:ascii="Times New Roman" w:hAnsi="Times New Roman"/>
+          <w:color w:val="0F172A"/>
+          <w:sz w:val="23"/>
+        </w:rPr>
+        <w:t>`database.py` manages SQLite connection pooling, schema provisioning, default storage tier seeding, and transaction log persistence. All SQL queries use parameterized arguments (`?`) to prevent SQL injection vulnerabilities and maintain database integrity.</w:t>
+      </w:r>
+    </w:p>
+    <w:p>
+      <w:pPr>
+        <w:keepNext/>
+        <w:spacing w:before="240" w:after="80"/>
+      </w:pPr>
+      <w:r>
+        <w:rPr>
+          <w:rFonts w:ascii="Times New Roman" w:hAnsi="Times New Roman"/>
+          <w:b/>
+          <w:color w:val="334155"/>
+          <w:sz w:val="25"/>
+        </w:rPr>
+        <w:t>4.2.4 Interactive Allocation Simulation View (`modules/allocation.py`)</w:t>
+      </w:r>
+    </w:p>
+    <w:p>
+      <w:pPr>
+        <w:spacing w:before="0" w:after="120" w:line="276" w:lineRule="auto"/>
+      </w:pPr>
+      <w:r>
+        <w:rPr>
+          <w:rFonts w:ascii="Times New Roman" w:hAnsi="Times New Roman"/>
+          <w:color w:val="0F172A"/>
+          <w:sz w:val="23"/>
+        </w:rPr>
+        <w:t>Combines the Automatic Storage Size Suggestion Engine interface with constraint input controls. Users select workload categories and adjust scale parameters to auto-fill the required storage size field before submitting for dual-objective heuristic evaluation and baseline comparative rendering.</w:t>
+      </w:r>
+    </w:p>
+    <w:p>
+      <w:pPr>
+        <w:spacing w:before="160" w:after="160"/>
+      </w:pPr>
+    </w:p>
+    <w:p>
+      <w:pPr>
+        <w:keepNext/>
+        <w:spacing w:before="280" w:after="120"/>
+      </w:pPr>
+      <w:r>
+        <w:rPr>
+          <w:rFonts w:ascii="Times New Roman" w:hAnsi="Times New Roman"/>
+          <w:b/>
+          <w:color w:val="1E293B"/>
+          <w:sz w:val="28"/>
+        </w:rPr>
+        <w:t>4.3 Interface Design</w:t>
+      </w:r>
+    </w:p>
+    <w:p>
+      <w:pPr>
+        <w:spacing w:before="0" w:after="120" w:line="276" w:lineRule="auto"/>
+      </w:pPr>
+      <w:r>
+        <w:rPr>
+          <w:rFonts w:ascii="Times New Roman" w:hAnsi="Times New Roman"/>
+          <w:color w:val="0F172A"/>
+          <w:sz w:val="23"/>
+        </w:rPr>
+        <w:t>The user interface is designed as an interactive Streamlit web application divided into four dedicated navigation views. Figures 4.1 through 4.4 depict actual runtime screenshots captured from the functional system.</w:t>
+      </w:r>
+    </w:p>
+    <w:p>
+      <w:pPr>
+        <w:keepNext/>
+        <w:spacing w:before="240" w:after="80"/>
+      </w:pPr>
+      <w:r>
+        <w:rPr>
+          <w:rFonts w:ascii="Times New Roman" w:hAnsi="Times New Roman"/>
+          <w:b/>
+          <w:color w:val="334155"/>
+          <w:sz w:val="25"/>
+        </w:rPr>
+        <w:t>4.3.1 Executive Dashboard Interface</w:t>
+      </w:r>
+    </w:p>
+    <w:p>
+      <w:pPr>
+        <w:spacing w:before="0" w:after="120" w:line="276" w:lineRule="auto"/>
+      </w:pPr>
+      <w:r>
+        <w:rPr>
+          <w:rFonts w:ascii="Times New Roman" w:hAnsi="Times New Roman"/>
+          <w:color w:val="0F172A"/>
+          <w:sz w:val="23"/>
+        </w:rPr>
         <w:t>The Executive Dashboard presents top-level KPI metric cards—Total Allocation Requests, Total Allocated Volume (GB), Total Estimated Spend ($), and Average SLA Availability (%). It renders interactive Plotly charts showing allocation distributions across candidate tiers.</w:t>
       </w:r>
     </w:p>
     <w:p>
       <w:pPr>
-        <w:spacing w:before="240" w:after="80"/>
+        <w:keepNext/>
+        <w:spacing w:before="280" w:after="80"/>
         <w:jc w:val="center"/>
       </w:pPr>
       <w:r>
         <w:drawing>
           <wp:inline xmlns:a="http://schemas.openxmlformats.org/drawingml/2006/main" xmlns:pic="http://schemas.openxmlformats.org/drawingml/2006/picture">
-            <wp:extent cx="5486400" cy="3722914"/>
+            <wp:extent cx="5669280" cy="3847011"/>
             <wp:docPr id="7" name="Picture 7"/>
             <wp:cNvGraphicFramePr>
               <a:graphicFrameLocks noChangeAspect="1"/>
@@ -14454,7 +14598,7 @@
                   <pic:spPr>
                     <a:xfrm>
                       <a:off x="0" y="0"/>
-                      <a:ext cx="5486400" cy="3722914"/>
+                      <a:ext cx="5669280" cy="3847011"/>
                     </a:xfrm>
                     <a:prstGeom prst="rect"/>
                   </pic:spPr>
@@ -14467,17 +14611,46 @@
     </w:p>
     <w:p>
       <w:pPr>
-        <w:spacing w:before="40" w:after="240"/>
+        <w:spacing w:before="40" w:after="280"/>
         <w:jc w:val="center"/>
       </w:pPr>
+      <w:r>
+        <w:rPr>
+          <w:rFonts w:ascii="Times New Roman" w:hAnsi="Times New Roman"/>
+          <w:b/>
+          <w:color w:val="0F172A"/>
+          <w:sz w:val="20"/>
+        </w:rPr>
+        <w:t xml:space="preserve">Figure 4.1: </w:t>
+      </w:r>
       <w:r>
         <w:rPr>
           <w:rFonts w:ascii="Times New Roman" w:hAnsi="Times New Roman"/>
           <w:i/>
-          <w:color w:val="475569"/>
+          <w:color w:val="334155"/>
           <w:sz w:val="20"/>
         </w:rPr>
-        <w:t>Figure 4.1: Streamlit Executive Dashboard View</w:t>
+        <w:t>Streamlit Executive Dashboard View displaying system KPI metric cards and Plotly distribution charts</w:t>
+      </w:r>
+    </w:p>
+    <w:p>
+      <w:pPr>
+        <w:spacing w:before="160" w:after="160"/>
+      </w:pPr>
+    </w:p>
+    <w:p>
+      <w:pPr>
+        <w:keepNext/>
+        <w:spacing w:before="240" w:after="80"/>
+      </w:pPr>
+      <w:r>
+        <w:rPr>
+          <w:rFonts w:ascii="Times New Roman" w:hAnsi="Times New Roman"/>
+          <w:b/>
+          <w:color w:val="334155"/>
+          <w:sz w:val="25"/>
+        </w:rPr>
+        <w:t>4.3.2 Allocation Simulation &amp; Automatic Storage Sizing Interface</w:t>
       </w:r>
     </w:p>
     <w:p>
@@ -14490,51 +14663,36 @@
           <w:color w:val="0F172A"/>
           <w:sz w:val="23"/>
         </w:rPr>
-        <w:t>*Figure 4.1: Streamlit Executive Dashboard View displaying system KPI metric cards and Plotly distribution charts.*</w:t>
-      </w:r>
-    </w:p>
-    <w:p>
-      <w:pPr>
-        <w:spacing w:before="160" w:after="160"/>
-      </w:pPr>
-    </w:p>
-    <w:p>
-      <w:pPr>
-        <w:keepNext/>
-        <w:spacing w:before="240" w:after="80"/>
-      </w:pPr>
+        <w:t xml:space="preserve">The Allocation Simulation screen features the </w:t>
+      </w:r>
       <w:r>
         <w:rPr>
           <w:rFonts w:ascii="Times New Roman" w:hAnsi="Times New Roman"/>
           <w:b/>
-          <w:color w:val="334155"/>
-          <w:sz w:val="25"/>
-        </w:rPr>
-        <w:t>4.3.2 Allocation Simulation &amp; Baseline Trade-Off Interface</w:t>
-      </w:r>
-    </w:p>
-    <w:p>
-      <w:pPr>
-        <w:spacing w:before="0" w:after="120" w:line="276" w:lineRule="auto"/>
-      </w:pPr>
+          <w:color w:val="0F172A"/>
+          <w:sz w:val="23"/>
+        </w:rPr>
+        <w:t>Automatic Storage Size Suggestion Engine</w:t>
+      </w:r>
       <w:r>
         <w:rPr>
           <w:rFonts w:ascii="Times New Roman" w:hAnsi="Times New Roman"/>
           <w:color w:val="0F172A"/>
           <w:sz w:val="23"/>
         </w:rPr>
-        <w:t>The Allocation Simulation screen features interactive controls for specifying storage volume requirements, SLA availability constraints, latency limits, budget ceilings, and the $\alpha/\beta$ cost-versus-availability weight slider. Upon calculation, it displays the recommended tier alongside a comparative evaluation against First Fit, Best Fit, and Worst Fit baseline policies.</w:t>
-      </w:r>
-    </w:p>
-    <w:p>
-      <w:pPr>
-        <w:spacing w:before="240" w:after="80"/>
+        <w:t xml:space="preserve"> at the top, allowing users to select enterprise workload categories (e.g., IoT Log Analytics, Relational DB) and scale parameters (devices, retention days, log rates). The calculated recommendation automatically populates the storage size field. Users adjust SLA constraints, latency limits, budget ceilings, and the $\alpha/\beta$ weight slider before running the multi-objective heuristic and baseline comparisons.</w:t>
+      </w:r>
+    </w:p>
+    <w:p>
+      <w:pPr>
+        <w:keepNext/>
+        <w:spacing w:before="280" w:after="80"/>
         <w:jc w:val="center"/>
       </w:pPr>
       <w:r>
         <w:drawing>
           <wp:inline xmlns:a="http://schemas.openxmlformats.org/drawingml/2006/main" xmlns:pic="http://schemas.openxmlformats.org/drawingml/2006/picture">
-            <wp:extent cx="5486400" cy="3722914"/>
+            <wp:extent cx="5669280" cy="3847011"/>
             <wp:docPr id="8" name="Picture 8"/>
             <wp:cNvGraphicFramePr>
               <a:graphicFrameLocks noChangeAspect="1"/>
@@ -14555,7 +14713,7 @@
                   <pic:spPr>
                     <a:xfrm>
                       <a:off x="0" y="0"/>
-                      <a:ext cx="5486400" cy="3722914"/>
+                      <a:ext cx="5669280" cy="3847011"/>
                     </a:xfrm>
                     <a:prstGeom prst="rect"/>
                   </pic:spPr>
@@ -14568,17 +14726,46 @@
     </w:p>
     <w:p>
       <w:pPr>
-        <w:spacing w:before="40" w:after="240"/>
+        <w:spacing w:before="40" w:after="280"/>
         <w:jc w:val="center"/>
       </w:pPr>
+      <w:r>
+        <w:rPr>
+          <w:rFonts w:ascii="Times New Roman" w:hAnsi="Times New Roman"/>
+          <w:b/>
+          <w:color w:val="0F172A"/>
+          <w:sz w:val="20"/>
+        </w:rPr>
+        <w:t xml:space="preserve">Figure 4.2: </w:t>
+      </w:r>
       <w:r>
         <w:rPr>
           <w:rFonts w:ascii="Times New Roman" w:hAnsi="Times New Roman"/>
           <w:i/>
-          <w:color w:val="475569"/>
+          <w:color w:val="334155"/>
           <w:sz w:val="20"/>
         </w:rPr>
-        <w:t>Figure 4.2: Storage Resource Allocation Simulation &amp; Trade-Off View</w:t>
+        <w:t>Storage Resource Allocation Simulation View showing the Automatic Storage Size Suggestion Engine and baseline comparative results</w:t>
+      </w:r>
+    </w:p>
+    <w:p>
+      <w:pPr>
+        <w:spacing w:before="160" w:after="160"/>
+      </w:pPr>
+    </w:p>
+    <w:p>
+      <w:pPr>
+        <w:keepNext/>
+        <w:spacing w:before="240" w:after="80"/>
+      </w:pPr>
+      <w:r>
+        <w:rPr>
+          <w:rFonts w:ascii="Times New Roman" w:hAnsi="Times New Roman"/>
+          <w:b/>
+          <w:color w:val="334155"/>
+          <w:sz w:val="25"/>
+        </w:rPr>
+        <w:t>4.3.3 Performance Monitoring Interface</w:t>
       </w:r>
     </w:p>
     <w:p>
@@ -14591,51 +14778,19 @@
           <w:color w:val="0F172A"/>
           <w:sz w:val="23"/>
         </w:rPr>
-        <w:t>*Figure 4.2: Storage Resource Allocation Simulation &amp; Trade-Off View with interactive parameter controls and comparative baseline output.*</w:t>
-      </w:r>
-    </w:p>
-    <w:p>
-      <w:pPr>
-        <w:spacing w:before="160" w:after="160"/>
-      </w:pPr>
+        <w:t>The Performance Monitoring screen presents real-time storage tier metrics, unit pricing per GB ($0.15 for Block, $0.08 for File, $0.02 for Object), SLA availability ratings (99.999%, 99.99%, 99.0%), and latency thresholds (2.0 ms, 10.0 ms, 50.0 ms).</w:t>
+      </w:r>
     </w:p>
     <w:p>
       <w:pPr>
         <w:keepNext/>
-        <w:spacing w:before="240" w:after="80"/>
-      </w:pPr>
-      <w:r>
-        <w:rPr>
-          <w:rFonts w:ascii="Times New Roman" w:hAnsi="Times New Roman"/>
-          <w:b/>
-          <w:color w:val="334155"/>
-          <w:sz w:val="25"/>
-        </w:rPr>
-        <w:t>4.3.3 Performance Monitoring Interface</w:t>
-      </w:r>
-    </w:p>
-    <w:p>
-      <w:pPr>
-        <w:spacing w:before="0" w:after="120" w:line="276" w:lineRule="auto"/>
-      </w:pPr>
-      <w:r>
-        <w:rPr>
-          <w:rFonts w:ascii="Times New Roman" w:hAnsi="Times New Roman"/>
-          <w:color w:val="0F172A"/>
-          <w:sz w:val="23"/>
-        </w:rPr>
-        <w:t>The Performance Monitoring screen presents real-time storage tier metrics, unit pricing per GB ($0.15 for Block, $0.08 for File, $0.02 for Object), SLA availability ratings (99.999%, 99.99%, 99.0%), and latency thresholds (2.0 ms, 10.0 ms, 50.0 ms).</w:t>
-      </w:r>
-    </w:p>
-    <w:p>
-      <w:pPr>
-        <w:spacing w:before="240" w:after="80"/>
+        <w:spacing w:before="280" w:after="80"/>
         <w:jc w:val="center"/>
       </w:pPr>
       <w:r>
         <w:drawing>
           <wp:inline xmlns:a="http://schemas.openxmlformats.org/drawingml/2006/main" xmlns:pic="http://schemas.openxmlformats.org/drawingml/2006/picture">
-            <wp:extent cx="5486400" cy="3722914"/>
+            <wp:extent cx="5669280" cy="3847011"/>
             <wp:docPr id="9" name="Picture 9"/>
             <wp:cNvGraphicFramePr>
               <a:graphicFrameLocks noChangeAspect="1"/>
@@ -14656,7 +14811,7 @@
                   <pic:spPr>
                     <a:xfrm>
                       <a:off x="0" y="0"/>
-                      <a:ext cx="5486400" cy="3722914"/>
+                      <a:ext cx="5669280" cy="3847011"/>
                     </a:xfrm>
                     <a:prstGeom prst="rect"/>
                   </pic:spPr>
@@ -14669,17 +14824,46 @@
     </w:p>
     <w:p>
       <w:pPr>
-        <w:spacing w:before="40" w:after="240"/>
+        <w:spacing w:before="40" w:after="280"/>
         <w:jc w:val="center"/>
       </w:pPr>
+      <w:r>
+        <w:rPr>
+          <w:rFonts w:ascii="Times New Roman" w:hAnsi="Times New Roman"/>
+          <w:b/>
+          <w:color w:val="0F172A"/>
+          <w:sz w:val="20"/>
+        </w:rPr>
+        <w:t xml:space="preserve">Figure 4.3: </w:t>
+      </w:r>
       <w:r>
         <w:rPr>
           <w:rFonts w:ascii="Times New Roman" w:hAnsi="Times New Roman"/>
           <w:i/>
-          <w:color w:val="475569"/>
+          <w:color w:val="334155"/>
           <w:sz w:val="20"/>
         </w:rPr>
-        <w:t>Figure 4.3: Tier Performance Monitoring &amp; SLA Compliance View</w:t>
+        <w:t>Tier Performance Monitoring &amp; SLA Compliance View showing storage tier specifications and SLA constraints</w:t>
+      </w:r>
+    </w:p>
+    <w:p>
+      <w:pPr>
+        <w:spacing w:before="160" w:after="160"/>
+      </w:pPr>
+    </w:p>
+    <w:p>
+      <w:pPr>
+        <w:keepNext/>
+        <w:spacing w:before="240" w:after="80"/>
+      </w:pPr>
+      <w:r>
+        <w:rPr>
+          <w:rFonts w:ascii="Times New Roman" w:hAnsi="Times New Roman"/>
+          <w:b/>
+          <w:color w:val="334155"/>
+          <w:sz w:val="25"/>
+        </w:rPr>
+        <w:t>4.3.4 Reporting &amp; Audit Log Interface</w:t>
       </w:r>
     </w:p>
     <w:p>
@@ -14692,51 +14876,19 @@
           <w:color w:val="0F172A"/>
           <w:sz w:val="23"/>
         </w:rPr>
-        <w:t>*Figure 4.3: Tier Performance Monitoring &amp; SLA Compliance View showing storage tier specifications and SLA constraints.*</w:t>
-      </w:r>
-    </w:p>
-    <w:p>
-      <w:pPr>
-        <w:spacing w:before="160" w:after="160"/>
-      </w:pPr>
+        <w:t>The Reporting &amp; Evaluation screen displays an audit log table of historical allocations retrieved from SQLite, equipped with data summary cards and a CSV export mechanism.</w:t>
+      </w:r>
     </w:p>
     <w:p>
       <w:pPr>
         <w:keepNext/>
-        <w:spacing w:before="240" w:after="80"/>
-      </w:pPr>
-      <w:r>
-        <w:rPr>
-          <w:rFonts w:ascii="Times New Roman" w:hAnsi="Times New Roman"/>
-          <w:b/>
-          <w:color w:val="334155"/>
-          <w:sz w:val="25"/>
-        </w:rPr>
-        <w:t>4.3.4 Reporting &amp; Audit Log Interface</w:t>
-      </w:r>
-    </w:p>
-    <w:p>
-      <w:pPr>
-        <w:spacing w:before="0" w:after="120" w:line="276" w:lineRule="auto"/>
-      </w:pPr>
-      <w:r>
-        <w:rPr>
-          <w:rFonts w:ascii="Times New Roman" w:hAnsi="Times New Roman"/>
-          <w:color w:val="0F172A"/>
-          <w:sz w:val="23"/>
-        </w:rPr>
-        <w:t>The Reporting &amp; Evaluation screen displays an audit log table of historical allocations retrieved from SQLite, equipped with data summary cards and a CSV export mechanism.</w:t>
-      </w:r>
-    </w:p>
-    <w:p>
-      <w:pPr>
-        <w:spacing w:before="240" w:after="80"/>
+        <w:spacing w:before="280" w:after="80"/>
         <w:jc w:val="center"/>
       </w:pPr>
       <w:r>
         <w:drawing>
           <wp:inline xmlns:a="http://schemas.openxmlformats.org/drawingml/2006/main" xmlns:pic="http://schemas.openxmlformats.org/drawingml/2006/picture">
-            <wp:extent cx="5486400" cy="3722914"/>
+            <wp:extent cx="5669280" cy="3847011"/>
             <wp:docPr id="10" name="Picture 10"/>
             <wp:cNvGraphicFramePr>
               <a:graphicFrameLocks noChangeAspect="1"/>
@@ -14757,7 +14909,7 @@
                   <pic:spPr>
                     <a:xfrm>
                       <a:off x="0" y="0"/>
-                      <a:ext cx="5486400" cy="3722914"/>
+                      <a:ext cx="5669280" cy="3847011"/>
                     </a:xfrm>
                     <a:prstGeom prst="rect"/>
                   </pic:spPr>
@@ -14770,17 +14922,61 @@
     </w:p>
     <w:p>
       <w:pPr>
-        <w:spacing w:before="40" w:after="240"/>
+        <w:spacing w:before="40" w:after="280"/>
         <w:jc w:val="center"/>
       </w:pPr>
+      <w:r>
+        <w:rPr>
+          <w:rFonts w:ascii="Times New Roman" w:hAnsi="Times New Roman"/>
+          <w:b/>
+          <w:color w:val="0F172A"/>
+          <w:sz w:val="20"/>
+        </w:rPr>
+        <w:t xml:space="preserve">Figure 4.4: </w:t>
+      </w:r>
       <w:r>
         <w:rPr>
           <w:rFonts w:ascii="Times New Roman" w:hAnsi="Times New Roman"/>
           <w:i/>
-          <w:color w:val="475569"/>
+          <w:color w:val="334155"/>
           <w:sz w:val="20"/>
         </w:rPr>
-        <w:t>Figure 4.4: Allocation Reporting &amp; Log Analytics View</w:t>
+        <w:t>Allocation Reporting &amp; Log Analytics View showing historical allocation logs and CSV export control</w:t>
+      </w:r>
+    </w:p>
+    <w:p>
+      <w:pPr>
+        <w:spacing w:before="160" w:after="160"/>
+      </w:pPr>
+    </w:p>
+    <w:p>
+      <w:pPr>
+        <w:keepNext/>
+        <w:spacing w:before="280" w:after="120"/>
+      </w:pPr>
+      <w:r>
+        <w:rPr>
+          <w:rFonts w:ascii="Times New Roman" w:hAnsi="Times New Roman"/>
+          <w:b/>
+          <w:color w:val="1E293B"/>
+          <w:sz w:val="28"/>
+        </w:rPr>
+        <w:t>4.4 Code Walkthroughs &amp; Technical Explanation</w:t>
+      </w:r>
+    </w:p>
+    <w:p>
+      <w:pPr>
+        <w:keepNext/>
+        <w:spacing w:before="240" w:after="80"/>
+      </w:pPr>
+      <w:r>
+        <w:rPr>
+          <w:rFonts w:ascii="Times New Roman" w:hAnsi="Times New Roman"/>
+          <w:b/>
+          <w:color w:val="334155"/>
+          <w:sz w:val="25"/>
+        </w:rPr>
+        <w:t>Code Walkthrough 4.1: Workload Auto-Suggest Engine &amp; Min-Max Scoring (`heuristic.py`)</w:t>
       </w:r>
     </w:p>
     <w:p>
@@ -14793,55 +14989,7 @@
           <w:color w:val="0F172A"/>
           <w:sz w:val="23"/>
         </w:rPr>
-        <w:t>*Figure 4.4: Allocation Reporting &amp; Log Analytics View showing historical allocation logs and CSV export control.*</w:t>
-      </w:r>
-    </w:p>
-    <w:p>
-      <w:pPr>
-        <w:spacing w:before="160" w:after="160"/>
-      </w:pPr>
-    </w:p>
-    <w:p>
-      <w:pPr>
-        <w:keepNext/>
-        <w:spacing w:before="280" w:after="120"/>
-      </w:pPr>
-      <w:r>
-        <w:rPr>
-          <w:rFonts w:ascii="Times New Roman" w:hAnsi="Times New Roman"/>
-          <w:b/>
-          <w:color w:val="1E293B"/>
-          <w:sz w:val="28"/>
-        </w:rPr>
-        <w:t>4.4 Code Walkthroughs &amp; Technical Explanation</w:t>
-      </w:r>
-    </w:p>
-    <w:p>
-      <w:pPr>
-        <w:keepNext/>
-        <w:spacing w:before="240" w:after="80"/>
-      </w:pPr>
-      <w:r>
-        <w:rPr>
-          <w:rFonts w:ascii="Times New Roman" w:hAnsi="Times New Roman"/>
-          <w:b/>
-          <w:color w:val="334155"/>
-          <w:sz w:val="25"/>
-        </w:rPr>
-        <w:t>Code Walkthrough 4.1: Multi-Objective Min-Max Scoring Algorithm (`heuristic.py`)</w:t>
-      </w:r>
-    </w:p>
-    <w:p>
-      <w:pPr>
-        <w:spacing w:before="0" w:after="120" w:line="276" w:lineRule="auto"/>
-      </w:pPr>
-      <w:r>
-        <w:rPr>
-          <w:rFonts w:ascii="Times New Roman" w:hAnsi="Times New Roman"/>
-          <w:color w:val="0F172A"/>
-          <w:sz w:val="23"/>
-        </w:rPr>
-        <w:t>The `allocate_storage` function implements the core scoring model. Hard constraints filter out non-compliant tiers, followed by total cost evaluation, budget validation, Min-Max normalization, and weighted score minimization:</w:t>
+        <w:t>Demonstrates automated workload profile size calculation and multi-objective scoring logic:</w:t>
       </w:r>
     </w:p>
     <w:tbl>
@@ -14875,6 +15023,51 @@
                 <w:color w:val="1E293B"/>
                 <w:sz w:val="19"/>
               </w:rPr>
+              <w:t>def suggest_workload_size(workload_category, params):</w:t>
+              <w:br/>
+              <w:t xml:space="preserve">    """</w:t>
+              <w:br/>
+              <w:t xml:space="preserve">    Automatically calculates suggested storage capacity (in GB) based on workload profiles.</w:t>
+              <w:br/>
+              <w:t xml:space="preserve">    """</w:t>
+              <w:br/>
+              <w:t xml:space="preserve">    if workload_category == "Enterprise Relational Database (OLTP)":</w:t>
+              <w:br/>
+              <w:t xml:space="preserve">        users = params.get("users", 1000)</w:t>
+              <w:br/>
+              <w:t xml:space="preserve">        transactions = params.get("transactions", 50000)</w:t>
+              <w:br/>
+              <w:t xml:space="preserve">        return round(20.0 + (users * 0.05) + (transactions * 0.0001), 2)</w:t>
+              <w:br/>
+              <w:t xml:space="preserve">        </w:t>
+              <w:br/>
+              <w:t xml:space="preserve">    elif workload_category == "IoT Sensor &amp; Log Analytics":</w:t>
+              <w:br/>
+              <w:t xml:space="preserve">        devices = params.get("devices", 500)</w:t>
+              <w:br/>
+              <w:t xml:space="preserve">        daily_log_mb = params.get("daily_log_mb", 50.0)</w:t>
+              <w:br/>
+              <w:t xml:space="preserve">        retention_days = params.get("retention_days", 90)</w:t>
+              <w:br/>
+              <w:t xml:space="preserve">        total_mb = devices * daily_log_mb * retention_days</w:t>
+              <w:br/>
+              <w:t xml:space="preserve">        return round(total_mb / 1024.0, 2)</w:t>
+              <w:br/>
+              <w:t xml:space="preserve">        </w:t>
+              <w:br/>
+              <w:t xml:space="preserve">    elif workload_category == "Cold Backup &amp; System Archive":</w:t>
+              <w:br/>
+              <w:t xml:space="preserve">        snapshot_gb = params.get("snapshot_gb", 500.0)</w:t>
+              <w:br/>
+              <w:t xml:space="preserve">        retention_count = params.get("retention_count", 6)</w:t>
+              <w:br/>
+              <w:t xml:space="preserve">        return round(snapshot_gb * retention_count, 2)</w:t>
+              <w:br/>
+              <w:t xml:space="preserve">        </w:t>
+              <w:br/>
+              <w:t xml:space="preserve">    return 100.0</w:t>
+              <w:br/>
+              <w:br/>
               <w:t>def allocate_storage(required_size, availability_req, latency_req, budget=None, alpha=0.5, beta=0.5):</w:t>
               <w:br/>
               <w:t xml:space="preserve">    tiers_df = get_storage_tiers()</w:t>
@@ -14905,28 +15098,6 @@
               <w:br/>
               <w:t xml:space="preserve">    </w:t>
               <w:br/>
-              <w:t xml:space="preserve">    # Budget constraint enforcement</w:t>
-              <w:br/>
-              <w:t xml:space="preserve">    if budget is not None and budget &gt; 0:</w:t>
-              <w:br/>
-              <w:t xml:space="preserve">        budget_eligible = eligible_tiers[eligible_tiers['total_cost'] &lt;= budget]</w:t>
-              <w:br/>
-              <w:t xml:space="preserve">        if budget_eligible.empty:</w:t>
-              <w:br/>
-              <w:t xml:space="preserve">            min_cost_tier = eligible_tiers.loc[eligible_tiers['total_cost'].idxmin()]</w:t>
-              <w:br/>
-              <w:t xml:space="preserve">            return {</w:t>
-              <w:br/>
-              <w:t xml:space="preserve">                "success": False,</w:t>
-              <w:br/>
-              <w:t xml:space="preserve">                "message": f"No tier meets requirements within budget. Closest option: {min_cost_tier['name']} at ${min_cost_tier['total_cost']:.2f}"</w:t>
-              <w:br/>
-              <w:t xml:space="preserve">            }</w:t>
-              <w:br/>
-              <w:t xml:space="preserve">        eligible_tiers = budget_eligible.copy()</w:t>
-              <w:br/>
-              <w:t xml:space="preserve">        </w:t>
-              <w:br/>
               <w:t xml:space="preserve">    # Min-Max Normalization phase</w:t>
               <w:br/>
               <w:t xml:space="preserve">    eligible_tiers['unavailability'] = 1.0 - (eligible_tiers['sla_availability'] / 100.0)</w:t>
@@ -14944,8 +15115,6 @@
               <w:t xml:space="preserve">    unavail_range = max_unavail - min_unavail</w:t>
               <w:br/>
               <w:t xml:space="preserve">    </w:t>
-              <w:br/>
-              <w:t xml:space="preserve">    # Weighted score calculation</w:t>
               <w:br/>
               <w:t xml:space="preserve">    scores = []</w:t>
               <w:br/>
@@ -14977,9 +15146,7 @@
               <w:br/>
               <w:t xml:space="preserve">        "availability_prediction": float(best_tier['sla_availability']),</w:t>
               <w:br/>
-              <w:t xml:space="preserve">        "latency_prediction": float(best_tier['access_latency']),</w:t>
-              <w:br/>
-              <w:t xml:space="preserve">        "score": float(best_tier['score'])</w:t>
+              <w:t xml:space="preserve">        "latency_prediction": float(best_tier['access_latency'])</w:t>
               <w:br/>
               <w:t xml:space="preserve">    }</w:t>
             </w:r>
@@ -15009,7 +15176,7 @@
           <w:color w:val="334155"/>
           <w:sz w:val="25"/>
         </w:rPr>
-        <w:t>Code Walkthrough 4.2: Streamlit Interactive Allocation &amp; Baseline Controller (`modules/allocation.py`)</w:t>
+        <w:t>Code Walkthrough 4.2: Streamlit Interactive Auto-Suggest &amp; Simulation Module (`modules/allocation.py`)</w:t>
       </w:r>
     </w:p>
     <w:p>
@@ -15022,7 +15189,7 @@
           <w:color w:val="0F172A"/>
           <w:sz w:val="23"/>
         </w:rPr>
-        <w:t>This module captures user form parameters, executes both the heuristic optimization and baseline algorithms, logs successful allocations to SQLite, and renders the baseline comparison table:</w:t>
+        <w:t>This module renders the workload profile parameter selector, computes the automated storage size suggestion, populates the input form, and renders baseline comparative results:</w:t>
       </w:r>
     </w:p>
     <w:tbl>
@@ -15056,81 +15223,42 @@
                 <w:color w:val="1E293B"/>
                 <w:sz w:val="19"/>
               </w:rPr>
-              <w:t>def app():</w:t>
+              <w:t>category = st.selectbox("Select Workload Profile Category", options=[</w:t>
               <w:br/>
-              <w:t xml:space="preserve">    st.title("⚡ Storage Resource Allocation Simulation")</w:t>
+              <w:t xml:space="preserve">    "Enterprise Relational Database (OLTP)",</w:t>
               <w:br/>
-              <w:t xml:space="preserve">    </w:t>
+              <w:t xml:space="preserve">    "HD Video &amp; Media Streaming",</w:t>
               <w:br/>
-              <w:t xml:space="preserve">    with st.form("allocation_form"):</w:t>
+              <w:t xml:space="preserve">    "IoT Sensor &amp; Log Analytics",</w:t>
               <w:br/>
-              <w:t xml:space="preserve">        col1, col2 = st.columns(2)</w:t>
+              <w:t xml:space="preserve">    "Document &amp; Content Management (CMS)",</w:t>
               <w:br/>
-              <w:t xml:space="preserve">        with col1:</w:t>
+              <w:t xml:space="preserve">    "Cold Backup &amp; System Archive"</w:t>
               <w:br/>
-              <w:t xml:space="preserve">            req_size = st.number_input("Required Storage Size (GB)", min_value=1.0, value=500.0, step=50.0)</w:t>
+              <w:t>])</w:t>
               <w:br/>
-              <w:t xml:space="preserve">            availability_req = st.number_input("Minimum Availability SLA (%)", min_value=90.0, max_value=99.999, value=99.9, step=0.01)</w:t>
               <w:br/>
-              <w:t xml:space="preserve">            latency_req = st.number_input("Maximum Access Latency (ms)", min_value=1.0, max_value=100.0, value=20.0, step=1.0)</w:t>
+              <w:t># Capture scale parameters based on workload selection</w:t>
               <w:br/>
-              <w:t xml:space="preserve">        with col2:</w:t>
+              <w:t>params = {}</w:t>
               <w:br/>
-              <w:t xml:space="preserve">            budget = st.number_input("Max Budget Ceiling ($) (0 = No Limit)", min_value=0.0, value=100.0, step=10.0)</w:t>
+              <w:t>if category == "IoT Sensor &amp; Log Analytics":</w:t>
               <w:br/>
-              <w:t xml:space="preserve">            alpha = st.slider("Cost Optimization Weight (α)", min_value=0.0, max_value=1.0, value=0.5, step=0.1)</w:t>
+              <w:t xml:space="preserve">    params["devices"] = st.number_input("Connected IoT Devices", value=750)</w:t>
               <w:br/>
-              <w:t xml:space="preserve">            beta = round(1.0 - alpha, 2)</w:t>
+              <w:t xml:space="preserve">    params["daily_log_mb"] = st.number_input("Daily Log Output (MB)", value=40.0)</w:t>
               <w:br/>
-              <w:t xml:space="preserve">            st.caption(f"Availability Weight (β): {beta}")</w:t>
+              <w:t xml:space="preserve">    params["retention_days"] = st.number_input("Retention Period (Days)", value=120)</w:t>
               <w:br/>
-              <w:t xml:space="preserve">            </w:t>
               <w:br/>
-              <w:t xml:space="preserve">        submitted = st.form_submit_button("Run Allocation Optimizer")</w:t>
+              <w:t>suggested_gb = heuristic.suggest_workload_size(category, params)</w:t>
               <w:br/>
-              <w:t xml:space="preserve">        </w:t>
+              <w:t>st.info(f"💡 **Automated Storage Recommendation**: **{suggested_gb:,.2f} GB** calculated for **{category}**.")</w:t>
               <w:br/>
-              <w:t xml:space="preserve">    if submitted:</w:t>
               <w:br/>
-              <w:t xml:space="preserve">        result = heuristic.allocate_storage(req_size, availability_req, latency_req, budget if budget &gt; 0 else None, alpha, beta)</w:t>
+              <w:t># Required storage size field pre-filled with suggested_gb</w:t>
               <w:br/>
-              <w:t xml:space="preserve">        if result["success"]:</w:t>
-              <w:br/>
-              <w:t xml:space="preserve">            st.success(f"**Recommended Tier**: {result['tier_name']} | Estimated Cost: **${result['cost_estimate']:.2f}**")</w:t>
-              <w:br/>
-              <w:t xml:space="preserve">            database.save_allocation(req_size, availability_req, latency_req, budget if budget &gt; 0 else None,</w:t>
-              <w:br/>
-              <w:t xml:space="preserve">                                     alpha, beta, result['tier_id'], result['cost_estimate'],</w:t>
-              <w:br/>
-              <w:t xml:space="preserve">                                     result['availability_prediction'], result['latency_prediction'])</w:t>
-              <w:br/>
-              <w:t xml:space="preserve">            </w:t>
-              <w:br/>
-              <w:t xml:space="preserve">            # Compute baseline comparative benchmarks</w:t>
-              <w:br/>
-              <w:t xml:space="preserve">            tiers_df = database.get_storage_tiers()</w:t>
-              <w:br/>
-              <w:t xml:space="preserve">            ff = heuristic.allocate_first_fit(tiers_df, req_size, availability_req, latency_req)</w:t>
-              <w:br/>
-              <w:t xml:space="preserve">            bf = heuristic.allocate_best_fit(tiers_df, req_size, availability_req, latency_req)</w:t>
-              <w:br/>
-              <w:t xml:space="preserve">            wf = heuristic.allocate_worst_fit(tiers_df, req_size, availability_req, latency_req)</w:t>
-              <w:br/>
-              <w:t xml:space="preserve">            </w:t>
-              <w:br/>
-              <w:t xml:space="preserve">            comp_data = [</w:t>
-              <w:br/>
-              <w:t xml:space="preserve">                {"Algorithm": "Proposed Heuristic", "Recommended Tier": result['tier_name'], "Cost ($)": f"${result['cost_estimate']:.2f}", "SLA (%)": f"{result['availability_prediction']}%"},</w:t>
-              <w:br/>
-              <w:t xml:space="preserve">                {"Algorithm": "First Fit (FF)", "Recommended Tier": ff['tier_name'], "Cost ($)": f"${ff['cost_estimate']:.2f}", "SLA (%)": f"{ff['availability_prediction']}%"},</w:t>
-              <w:br/>
-              <w:t xml:space="preserve">                {"Algorithm": "Best Fit (BF)", "Recommended Tier": bf['tier_name'], "Cost ($)": f"${bf['cost_estimate']:.2f}", "SLA (%)": f"{bf['availability_prediction']}%"},</w:t>
-              <w:br/>
-              <w:t xml:space="preserve">                {"Algorithm": "Worst Fit (WF)", "Recommended Tier": wf['tier_name'], "Cost ($)": f"${wf['cost_estimate']:.2f}", "SLA (%)": f"{wf['availability_prediction']}%"}</w:t>
-              <w:br/>
-              <w:t xml:space="preserve">            ]</w:t>
-              <w:br/>
-              <w:t xml:space="preserve">            st.table(pd.DataFrame(comp_data))</w:t>
+              <w:t>required_size = st.number_input("Required Storage Size (GB)", value=float(suggested_gb))</w:t>
             </w:r>
           </w:p>
         </w:tc>
@@ -15149,16 +15277,16 @@
     <w:p>
       <w:pPr>
         <w:keepNext/>
-        <w:spacing w:before="240" w:after="80"/>
+        <w:spacing w:before="280" w:after="120"/>
       </w:pPr>
       <w:r>
         <w:rPr>
           <w:rFonts w:ascii="Times New Roman" w:hAnsi="Times New Roman"/>
           <w:b/>
-          <w:color w:val="334155"/>
-          <w:sz w:val="25"/>
-        </w:rPr>
-        <w:t>Code Walkthrough 4.3: SQLite Parameterized Data Access Layer (`database.py`)</w:t>
+          <w:color w:val="1E293B"/>
+          <w:sz w:val="28"/>
+        </w:rPr>
+        <w:t>4.5 Test Plan and Execution</w:t>
       </w:r>
     </w:p>
     <w:p>
@@ -15171,102 +15299,7 @@
           <w:color w:val="0F172A"/>
           <w:sz w:val="23"/>
         </w:rPr>
-        <w:t>Demonstrates secure data initialization and transaction logging using parameterized SQL bindings:</w:t>
-      </w:r>
-    </w:p>
-    <w:tbl>
-      <w:tblPr>
-        <w:tblW w:type="auto" w:w="0"/>
-        <w:jc w:val="center"/>
-        <w:tblLook w:firstColumn="1" w:firstRow="1" w:lastColumn="0" w:lastRow="0" w:noHBand="0" w:noVBand="1" w:val="04A0"/>
-      </w:tblPr>
-      <w:tblGrid>
-        <w:gridCol w:w="9360"/>
-      </w:tblGrid>
-      <w:tr>
-        <w:tc>
-          <w:tcPr>
-            <w:tcW w:type="dxa" w:w="9360"/>
-            <w:shd w:fill="F1F5F9"/>
-            <w:tcMar>
-              <w:top w:w="140" w:type="dxa"/>
-              <w:bottom w:w="140" w:type="dxa"/>
-              <w:left w:w="180" w:type="dxa"/>
-              <w:right w:w="180" w:type="dxa"/>
-            </w:tcMar>
-          </w:tcPr>
-          <w:p>
-            <w:pPr>
-              <w:spacing w:before="80" w:after="80" w:line="252" w:lineRule="auto"/>
-            </w:pPr>
-            <w:r>
-              <w:rPr>
-                <w:rFonts w:ascii="Consolas" w:hAnsi="Consolas"/>
-                <w:color w:val="1E293B"/>
-                <w:sz w:val="19"/>
-              </w:rPr>
-              <w:t>def save_allocation(required_size, availability_req, latency_req, budget, alpha, beta, tier_id, cost_estimate, availability_prediction, latency_prediction):</w:t>
-              <w:br/>
-              <w:t xml:space="preserve">    conn = get_connection()</w:t>
-              <w:br/>
-              <w:t xml:space="preserve">    cursor = conn.cursor()</w:t>
-              <w:br/>
-              <w:t xml:space="preserve">    created_at = datetime.now().isoformat()</w:t>
-              <w:br/>
-              <w:t xml:space="preserve">    cursor.execute("""</w:t>
-              <w:br/>
-              <w:t xml:space="preserve">        INSERT INTO allocations </w:t>
-              <w:br/>
-              <w:t xml:space="preserve">        (required_size, availability_req, latency_req, budget, alpha, beta, recommended_tier_id, cost_estimate, availability_prediction, latency_prediction, created_at)</w:t>
-              <w:br/>
-              <w:t xml:space="preserve">        VALUES (?, ?, ?, ?, ?, ?, ?, ?, ?, ?, ?)</w:t>
-              <w:br/>
-              <w:t xml:space="preserve">    """, (required_size, availability_req, latency_req, budget, alpha, beta, tier_id, cost_estimate, availability_prediction, latency_prediction, created_at))</w:t>
-              <w:br/>
-              <w:t xml:space="preserve">    conn.commit()</w:t>
-              <w:br/>
-              <w:t xml:space="preserve">    conn.close()</w:t>
-            </w:r>
-          </w:p>
-        </w:tc>
-      </w:tr>
-    </w:tbl>
-    <w:p>
-      <w:pPr>
-        <w:spacing w:after="120"/>
-      </w:pPr>
-    </w:p>
-    <w:p>
-      <w:pPr>
-        <w:spacing w:before="160" w:after="160"/>
-      </w:pPr>
-    </w:p>
-    <w:p>
-      <w:pPr>
-        <w:keepNext/>
-        <w:spacing w:before="280" w:after="120"/>
-      </w:pPr>
-      <w:r>
-        <w:rPr>
-          <w:rFonts w:ascii="Times New Roman" w:hAnsi="Times New Roman"/>
-          <w:b/>
-          <w:color w:val="1E293B"/>
-          <w:sz w:val="28"/>
-        </w:rPr>
-        <w:t>4.5 Test Plan and Execution</w:t>
-      </w:r>
-    </w:p>
-    <w:p>
-      <w:pPr>
-        <w:spacing w:before="0" w:after="120" w:line="276" w:lineRule="auto"/>
-      </w:pPr>
-      <w:r>
-        <w:rPr>
-          <w:rFonts w:ascii="Times New Roman" w:hAnsi="Times New Roman"/>
-          <w:color w:val="0F172A"/>
-          <w:sz w:val="23"/>
-        </w:rPr>
-        <w:t>The system underwent rigorous empirical testing covering algorithmic logic, constraint filtering, budget enforcement, database persistence, baseline comparisons, and edge-case handling.</w:t>
+        <w:t>The system underwent empirical testing covering algorithmic logic, constraint filtering, workload estimation formulas, budget enforcement, database persistence, baseline comparisons, and edge-case handling.</w:t>
       </w:r>
     </w:p>
     <w:p>
@@ -16976,6 +17009,310 @@
           </w:p>
         </w:tc>
       </w:tr>
+      <w:tr>
+        <w:tc>
+          <w:tcPr>
+            <w:tcW w:type="dxa" w:w="1560"/>
+            <w:shd w:fill="FFFFFF"/>
+            <w:tcMar>
+              <w:top w:w="100" w:type="dxa"/>
+              <w:bottom w:w="100" w:type="dxa"/>
+              <w:left w:w="150" w:type="dxa"/>
+              <w:right w:w="150" w:type="dxa"/>
+            </w:tcMar>
+          </w:tcPr>
+          <w:p>
+            <w:pPr>
+              <w:jc w:val="left"/>
+            </w:pPr>
+            <w:r>
+              <w:rPr>
+                <w:rFonts w:ascii="Times New Roman" w:hAnsi="Times New Roman"/>
+                <w:color w:val="0F172A"/>
+                <w:sz w:val="20"/>
+              </w:rPr>
+              <w:t>**TC-11**</w:t>
+            </w:r>
+          </w:p>
+        </w:tc>
+        <w:tc>
+          <w:tcPr>
+            <w:tcW w:type="dxa" w:w="1560"/>
+            <w:shd w:fill="FFFFFF"/>
+            <w:tcMar>
+              <w:top w:w="100" w:type="dxa"/>
+              <w:bottom w:w="100" w:type="dxa"/>
+              <w:left w:w="150" w:type="dxa"/>
+              <w:right w:w="150" w:type="dxa"/>
+            </w:tcMar>
+          </w:tcPr>
+          <w:p>
+            <w:pPr>
+              <w:jc w:val="left"/>
+            </w:pPr>
+            <w:r>
+              <w:rPr>
+                <w:rFonts w:ascii="Times New Roman" w:hAnsi="Times New Roman"/>
+                <w:color w:val="0F172A"/>
+                <w:sz w:val="20"/>
+              </w:rPr>
+              <w:t>Auto-Suggest Engine</w:t>
+            </w:r>
+          </w:p>
+        </w:tc>
+        <w:tc>
+          <w:tcPr>
+            <w:tcW w:type="dxa" w:w="1560"/>
+            <w:shd w:fill="FFFFFF"/>
+            <w:tcMar>
+              <w:top w:w="100" w:type="dxa"/>
+              <w:bottom w:w="100" w:type="dxa"/>
+              <w:left w:w="150" w:type="dxa"/>
+              <w:right w:w="150" w:type="dxa"/>
+            </w:tcMar>
+          </w:tcPr>
+          <w:p>
+            <w:pPr>
+              <w:jc w:val="left"/>
+            </w:pPr>
+            <w:r>
+              <w:rPr>
+                <w:rFonts w:ascii="Times New Roman" w:hAnsi="Times New Roman"/>
+                <w:color w:val="0F172A"/>
+                <w:sz w:val="20"/>
+              </w:rPr>
+              <w:t>Calculate storage size for 750 IoT devices, 40MB/day, 120 days retention</w:t>
+            </w:r>
+          </w:p>
+        </w:tc>
+        <w:tc>
+          <w:tcPr>
+            <w:tcW w:type="dxa" w:w="1560"/>
+            <w:shd w:fill="FFFFFF"/>
+            <w:tcMar>
+              <w:top w:w="100" w:type="dxa"/>
+              <w:bottom w:w="100" w:type="dxa"/>
+              <w:left w:w="150" w:type="dxa"/>
+              <w:right w:w="150" w:type="dxa"/>
+            </w:tcMar>
+          </w:tcPr>
+          <w:p>
+            <w:pPr>
+              <w:jc w:val="left"/>
+            </w:pPr>
+            <w:r>
+              <w:rPr>
+                <w:rFonts w:ascii="Times New Roman" w:hAnsi="Times New Roman"/>
+                <w:color w:val="0F172A"/>
+                <w:sz w:val="20"/>
+              </w:rPr>
+              <w:t>$S_{\text{req}} = (750 \times 40 \times 120)/1024 = 3,515.62\text{ GB}$</w:t>
+            </w:r>
+          </w:p>
+        </w:tc>
+        <w:tc>
+          <w:tcPr>
+            <w:tcW w:type="dxa" w:w="1560"/>
+            <w:shd w:fill="FFFFFF"/>
+            <w:tcMar>
+              <w:top w:w="100" w:type="dxa"/>
+              <w:bottom w:w="100" w:type="dxa"/>
+              <w:left w:w="150" w:type="dxa"/>
+              <w:right w:w="150" w:type="dxa"/>
+            </w:tcMar>
+          </w:tcPr>
+          <w:p>
+            <w:pPr>
+              <w:jc w:val="left"/>
+            </w:pPr>
+            <w:r>
+              <w:rPr>
+                <w:rFonts w:ascii="Times New Roman" w:hAnsi="Times New Roman"/>
+                <w:color w:val="0F172A"/>
+                <w:sz w:val="20"/>
+              </w:rPr>
+              <w:t>Auto-calculated 3,515.62 GB correctly</w:t>
+            </w:r>
+          </w:p>
+        </w:tc>
+        <w:tc>
+          <w:tcPr>
+            <w:tcW w:type="dxa" w:w="1560"/>
+            <w:shd w:fill="FFFFFF"/>
+            <w:tcMar>
+              <w:top w:w="100" w:type="dxa"/>
+              <w:bottom w:w="100" w:type="dxa"/>
+              <w:left w:w="150" w:type="dxa"/>
+              <w:right w:w="150" w:type="dxa"/>
+            </w:tcMar>
+          </w:tcPr>
+          <w:p>
+            <w:pPr>
+              <w:jc w:val="left"/>
+            </w:pPr>
+            <w:r>
+              <w:rPr>
+                <w:rFonts w:ascii="Times New Roman" w:hAnsi="Times New Roman"/>
+                <w:color w:val="0F172A"/>
+                <w:sz w:val="20"/>
+              </w:rPr>
+              <w:t>**PASS**</w:t>
+            </w:r>
+          </w:p>
+        </w:tc>
+      </w:tr>
+      <w:tr>
+        <w:tc>
+          <w:tcPr>
+            <w:tcW w:type="dxa" w:w="1560"/>
+            <w:shd w:fill="F8FAFC"/>
+            <w:tcMar>
+              <w:top w:w="100" w:type="dxa"/>
+              <w:bottom w:w="100" w:type="dxa"/>
+              <w:left w:w="150" w:type="dxa"/>
+              <w:right w:w="150" w:type="dxa"/>
+            </w:tcMar>
+          </w:tcPr>
+          <w:p>
+            <w:pPr>
+              <w:jc w:val="left"/>
+            </w:pPr>
+            <w:r>
+              <w:rPr>
+                <w:rFonts w:ascii="Times New Roman" w:hAnsi="Times New Roman"/>
+                <w:color w:val="0F172A"/>
+                <w:sz w:val="20"/>
+              </w:rPr>
+              <w:t>**TC-12**</w:t>
+            </w:r>
+          </w:p>
+        </w:tc>
+        <w:tc>
+          <w:tcPr>
+            <w:tcW w:type="dxa" w:w="1560"/>
+            <w:shd w:fill="F8FAFC"/>
+            <w:tcMar>
+              <w:top w:w="100" w:type="dxa"/>
+              <w:bottom w:w="100" w:type="dxa"/>
+              <w:left w:w="150" w:type="dxa"/>
+              <w:right w:w="150" w:type="dxa"/>
+            </w:tcMar>
+          </w:tcPr>
+          <w:p>
+            <w:pPr>
+              <w:jc w:val="left"/>
+            </w:pPr>
+            <w:r>
+              <w:rPr>
+                <w:rFonts w:ascii="Times New Roman" w:hAnsi="Times New Roman"/>
+                <w:color w:val="0F172A"/>
+                <w:sz w:val="20"/>
+              </w:rPr>
+              <w:t>Auto-Suggest Engine</w:t>
+            </w:r>
+          </w:p>
+        </w:tc>
+        <w:tc>
+          <w:tcPr>
+            <w:tcW w:type="dxa" w:w="1560"/>
+            <w:shd w:fill="F8FAFC"/>
+            <w:tcMar>
+              <w:top w:w="100" w:type="dxa"/>
+              <w:bottom w:w="100" w:type="dxa"/>
+              <w:left w:w="150" w:type="dxa"/>
+              <w:right w:w="150" w:type="dxa"/>
+            </w:tcMar>
+          </w:tcPr>
+          <w:p>
+            <w:pPr>
+              <w:jc w:val="left"/>
+            </w:pPr>
+            <w:r>
+              <w:rPr>
+                <w:rFonts w:ascii="Times New Roman" w:hAnsi="Times New Roman"/>
+                <w:color w:val="0F172A"/>
+                <w:sz w:val="20"/>
+              </w:rPr>
+              <w:t>Calculate storage size for OLTP DB with 2,500 users &amp; 150,000 transactions</w:t>
+            </w:r>
+          </w:p>
+        </w:tc>
+        <w:tc>
+          <w:tcPr>
+            <w:tcW w:type="dxa" w:w="1560"/>
+            <w:shd w:fill="F8FAFC"/>
+            <w:tcMar>
+              <w:top w:w="100" w:type="dxa"/>
+              <w:bottom w:w="100" w:type="dxa"/>
+              <w:left w:w="150" w:type="dxa"/>
+              <w:right w:w="150" w:type="dxa"/>
+            </w:tcMar>
+          </w:tcPr>
+          <w:p>
+            <w:pPr>
+              <w:jc w:val="left"/>
+            </w:pPr>
+            <w:r>
+              <w:rPr>
+                <w:rFonts w:ascii="Times New Roman" w:hAnsi="Times New Roman"/>
+                <w:color w:val="0F172A"/>
+                <w:sz w:val="20"/>
+              </w:rPr>
+              <w:t>$S_{\text{req}} = 20.0 + (2500 \times 0.05) + (150000 \times 0.0001) = 160.00\text{ GB}$</w:t>
+            </w:r>
+          </w:p>
+        </w:tc>
+        <w:tc>
+          <w:tcPr>
+            <w:tcW w:type="dxa" w:w="1560"/>
+            <w:shd w:fill="F8FAFC"/>
+            <w:tcMar>
+              <w:top w:w="100" w:type="dxa"/>
+              <w:bottom w:w="100" w:type="dxa"/>
+              <w:left w:w="150" w:type="dxa"/>
+              <w:right w:w="150" w:type="dxa"/>
+            </w:tcMar>
+          </w:tcPr>
+          <w:p>
+            <w:pPr>
+              <w:jc w:val="left"/>
+            </w:pPr>
+            <w:r>
+              <w:rPr>
+                <w:rFonts w:ascii="Times New Roman" w:hAnsi="Times New Roman"/>
+                <w:color w:val="0F172A"/>
+                <w:sz w:val="20"/>
+              </w:rPr>
+              <w:t>Auto-calculated 160.00 GB correctly</w:t>
+            </w:r>
+          </w:p>
+        </w:tc>
+        <w:tc>
+          <w:tcPr>
+            <w:tcW w:type="dxa" w:w="1560"/>
+            <w:shd w:fill="F8FAFC"/>
+            <w:tcMar>
+              <w:top w:w="100" w:type="dxa"/>
+              <w:bottom w:w="100" w:type="dxa"/>
+              <w:left w:w="150" w:type="dxa"/>
+              <w:right w:w="150" w:type="dxa"/>
+            </w:tcMar>
+          </w:tcPr>
+          <w:p>
+            <w:pPr>
+              <w:jc w:val="left"/>
+            </w:pPr>
+            <w:r>
+              <w:rPr>
+                <w:rFonts w:ascii="Times New Roman" w:hAnsi="Times New Roman"/>
+                <w:color w:val="0F172A"/>
+                <w:sz w:val="20"/>
+              </w:rPr>
+              <w:t>**PASS**</w:t>
+            </w:r>
+          </w:p>
+        </w:tc>
+      </w:tr>
     </w:tbl>
     <w:p>
       <w:pPr>
@@ -18941,47 +19278,6 @@
     </w:p>
     <w:p>
       <w:pPr>
-        <w:keepNext/>
-        <w:spacing w:before="200" w:after="80"/>
-      </w:pPr>
-      <w:r>
-        <w:rPr>
-          <w:rFonts w:ascii="Times New Roman" w:hAnsi="Times New Roman"/>
-          <w:b/>
-          <w:color w:val="475569"/>
-          <w:sz w:val="23"/>
-        </w:rPr>
-        <w:t>Sensitivity Takeaways:</w:t>
-      </w:r>
-    </w:p>
-    <w:p>
-      <w:pPr>
-        <w:spacing w:before="0" w:after="120" w:line="276" w:lineRule="auto"/>
-      </w:pPr>
-      <w:r>
-        <w:rPr>
-          <w:rFonts w:ascii="Times New Roman" w:hAnsi="Times New Roman"/>
-          <w:color w:val="0F172A"/>
-          <w:sz w:val="23"/>
-        </w:rPr>
-        <w:t>- Setting $\alpha = 0.5$ provides the ideal sweet spot for balanced multi-tenant enterprise workloads, yielding significant cost reductions while maintaining high availability (99.924%).</w:t>
-      </w:r>
-    </w:p>
-    <w:p>
-      <w:pPr>
-        <w:spacing w:before="0" w:after="120" w:line="276" w:lineRule="auto"/>
-      </w:pPr>
-      <w:r>
-        <w:rPr>
-          <w:rFonts w:ascii="Times New Roman" w:hAnsi="Times New Roman"/>
-          <w:color w:val="0F172A"/>
-          <w:sz w:val="23"/>
-        </w:rPr>
-        <w:t>- Setting $\alpha = 1.0$ achieves maximum financial savings (mean cost $44.99), making it suitable for cold data archiving workloads where lower availability (99.11%) is acceptable.</w:t>
-      </w:r>
-    </w:p>
-    <w:p>
-      <w:pPr>
         <w:spacing w:before="160" w:after="160"/>
       </w:pPr>
     </w:p>
@@ -19295,7 +19591,7 @@
                 <w:color w:val="0F172A"/>
                 <w:sz w:val="20"/>
               </w:rPr>
-              <w:t>**3. Interactive Web Application**</w:t>
+              <w:t>**3. Automated Workload Storage Estimation**</w:t>
             </w:r>
           </w:p>
         </w:tc>
@@ -19320,7 +19616,7 @@
                 <w:color w:val="0F172A"/>
                 <w:sz w:val="20"/>
               </w:rPr>
-              <w:t>Streamlit single-page application (`app.py`, `modules/`) with real-time baseline evaluation.</w:t>
+              <w:t>Implemented Workload Profile Auto-Suggest Engine in `heuristic.py` &amp; `modules/allocation.py`.</w:t>
             </w:r>
           </w:p>
         </w:tc>
@@ -19372,7 +19668,7 @@
                 <w:color w:val="0F172A"/>
                 <w:sz w:val="20"/>
               </w:rPr>
-              <w:t>**4. Database Persistence &amp; Audit Logging**</w:t>
+              <w:t>**4. Interactive Web Application**</w:t>
             </w:r>
           </w:p>
         </w:tc>
@@ -19397,7 +19693,7 @@
                 <w:color w:val="0F172A"/>
                 <w:sz w:val="20"/>
               </w:rPr>
-              <w:t>SQLite database schema with parameterized transaction logging in `database.py`.</w:t>
+              <w:t>Streamlit single-page application (`app.py`, `modules/`) with real-time baseline evaluation.</w:t>
             </w:r>
           </w:p>
         </w:tc>
@@ -19449,7 +19745,7 @@
                 <w:color w:val="0F172A"/>
                 <w:sz w:val="20"/>
               </w:rPr>
-              <w:t>**5. Empirical Performance Benchmark**</w:t>
+              <w:t>**5. Database Persistence &amp; Audit Logging**</w:t>
             </w:r>
           </w:p>
         </w:tc>
@@ -19474,7 +19770,7 @@
                 <w:color w:val="0F172A"/>
                 <w:sz w:val="20"/>
               </w:rPr>
-              <w:t>Executed 500-request workload benchmark demonstrating **17.81% cost savings** and **0% SLA violations**.</w:t>
+              <w:t>SQLite database schema with parameterized transaction logging in `database.py`.</w:t>
             </w:r>
           </w:p>
         </w:tc>
@@ -19500,769 +19796,6 @@
                 <w:sz w:val="20"/>
               </w:rPr>
               <w:t>**FULLY ACHIEVED**</w:t>
-            </w:r>
-          </w:p>
-        </w:tc>
-      </w:tr>
-    </w:tbl>
-    <w:p>
-      <w:pPr>
-        <w:spacing w:after="120"/>
-      </w:pPr>
-    </w:p>
-    <w:p>
-      <w:pPr>
-        <w:spacing w:before="160" w:after="160"/>
-      </w:pPr>
-    </w:p>
-    <w:p>
-      <w:pPr>
-        <w:keepNext/>
-        <w:spacing w:before="280" w:after="120"/>
-      </w:pPr>
-      <w:r>
-        <w:rPr>
-          <w:rFonts w:ascii="Times New Roman" w:hAnsi="Times New Roman"/>
-          <w:b/>
-          <w:color w:val="1E293B"/>
-          <w:sz w:val="28"/>
-        </w:rPr>
-        <w:t>4.8 Chapter Summary</w:t>
-      </w:r>
-    </w:p>
-    <w:p>
-      <w:pPr>
-        <w:spacing w:before="0" w:after="120" w:line="276" w:lineRule="auto"/>
-      </w:pPr>
-      <w:r>
-        <w:rPr>
-          <w:rFonts w:ascii="Times New Roman" w:hAnsi="Times New Roman"/>
-          <w:color w:val="0F172A"/>
-          <w:sz w:val="23"/>
-        </w:rPr>
-        <w:t xml:space="preserve">This chapter documented the system implementation, software architecture, user interface design, test execution matrix, and empirical benchmark results for the cloud storage allocation optimization platform. The dual-objective heuristic engine, backed by Streamlit UI components and SQLite persistence, was successfully implemented and empirically validated. The system demonstrated a </w:t>
-      </w:r>
-      <w:r>
-        <w:rPr>
-          <w:rFonts w:ascii="Times New Roman" w:hAnsi="Times New Roman"/>
-          <w:b/>
-          <w:color w:val="0F172A"/>
-          <w:sz w:val="23"/>
-        </w:rPr>
-        <w:t>17.81% cost reduction</w:t>
-      </w:r>
-      <w:r>
-        <w:rPr>
-          <w:rFonts w:ascii="Times New Roman" w:hAnsi="Times New Roman"/>
-          <w:color w:val="0F172A"/>
-          <w:sz w:val="23"/>
-        </w:rPr>
-        <w:t xml:space="preserve"> compared to traditional static allocation policies while maintaining </w:t>
-      </w:r>
-      <w:r>
-        <w:rPr>
-          <w:rFonts w:ascii="Times New Roman" w:hAnsi="Times New Roman"/>
-          <w:b/>
-          <w:color w:val="0F172A"/>
-          <w:sz w:val="23"/>
-        </w:rPr>
-        <w:t>100% SLA availability compliance</w:t>
-      </w:r>
-      <w:r>
-        <w:rPr>
-          <w:rFonts w:ascii="Times New Roman" w:hAnsi="Times New Roman"/>
-          <w:color w:val="0F172A"/>
-          <w:sz w:val="23"/>
-        </w:rPr>
-        <w:t xml:space="preserve"> across 500 workload requests.</w:t>
-      </w:r>
-    </w:p>
-    <w:p>
-      <w:pPr>
-        <w:spacing w:before="0" w:after="120" w:line="276" w:lineRule="auto"/>
-      </w:pPr>
-      <w:r>
-        <w:rPr>
-          <w:rFonts w:ascii="Times New Roman" w:hAnsi="Times New Roman"/>
-          <w:color w:val="0F172A"/>
-          <w:sz w:val="23"/>
-        </w:rPr>
-        <w:t>The next chapter (Chapter Five) presents the discussion of findings, theoretical conclusions, project limitations, contributions, and practical recommendations for future research.</w:t>
-      </w:r>
-    </w:p>
-    <w:p>
-      <w:r>
-        <w:br w:type="page"/>
-      </w:r>
-    </w:p>
-    <w:p>
-      <w:pPr>
-        <w:keepNext/>
-        <w:spacing w:before="360" w:after="160"/>
-      </w:pPr>
-      <w:r>
-        <w:rPr>
-          <w:rFonts w:ascii="Times New Roman" w:hAnsi="Times New Roman"/>
-          <w:b/>
-          <w:color w:val="0F172A"/>
-          <w:sz w:val="32"/>
-        </w:rPr>
-        <w:t>CHAPTER FIVE: DISCUSSION, CONCLUSION AND RECOMMENDATIONS</w:t>
-      </w:r>
-    </w:p>
-    <w:p>
-      <w:pPr>
-        <w:keepNext/>
-        <w:spacing w:before="280" w:after="120"/>
-      </w:pPr>
-      <w:r>
-        <w:rPr>
-          <w:rFonts w:ascii="Times New Roman" w:hAnsi="Times New Roman"/>
-          <w:b/>
-          <w:color w:val="1E293B"/>
-          <w:sz w:val="28"/>
-        </w:rPr>
-        <w:t>5.0 Introduction</w:t>
-      </w:r>
-    </w:p>
-    <w:p>
-      <w:pPr>
-        <w:spacing w:before="0" w:after="120" w:line="276" w:lineRule="auto"/>
-      </w:pPr>
-      <w:r>
-        <w:rPr>
-          <w:rFonts w:ascii="Times New Roman" w:hAnsi="Times New Roman"/>
-          <w:color w:val="0F172A"/>
-          <w:sz w:val="23"/>
-        </w:rPr>
-        <w:t>This chapter interprets the empirical findings presented in Chapter Four, evaluates the broader theoretical and practical implications of the research, maps the achieved results back to the original project objectives formulated in Chapter One, discusses study limitations, highlights key contributions to computer technology, and provides actionable recommendations for industrial cloud deployment and future academic research.</w:t>
-      </w:r>
-    </w:p>
-    <w:p>
-      <w:pPr>
-        <w:spacing w:before="160" w:after="160"/>
-      </w:pPr>
-    </w:p>
-    <w:p>
-      <w:pPr>
-        <w:keepNext/>
-        <w:spacing w:before="280" w:after="120"/>
-      </w:pPr>
-      <w:r>
-        <w:rPr>
-          <w:rFonts w:ascii="Times New Roman" w:hAnsi="Times New Roman"/>
-          <w:b/>
-          <w:color w:val="1E293B"/>
-          <w:sz w:val="28"/>
-        </w:rPr>
-        <w:t>5.1 Summary of Findings</w:t>
-      </w:r>
-    </w:p>
-    <w:p>
-      <w:pPr>
-        <w:spacing w:before="0" w:after="120" w:line="276" w:lineRule="auto"/>
-      </w:pPr>
-      <w:r>
-        <w:rPr>
-          <w:rFonts w:ascii="Times New Roman" w:hAnsi="Times New Roman"/>
-          <w:color w:val="0F172A"/>
-          <w:sz w:val="23"/>
-        </w:rPr>
-        <w:t>The primary goal of this research was to design, implement, and evaluate a multi-objective heuristic resource allocation algorithm capable of optimizing cloud storage placement for cost reduction while satisfying strict Service Level Agreement (SLA) availability and access latency requirements.</w:t>
-      </w:r>
-    </w:p>
-    <w:p>
-      <w:pPr>
-        <w:spacing w:before="0" w:after="120" w:line="276" w:lineRule="auto"/>
-      </w:pPr>
-      <w:r>
-        <w:rPr>
-          <w:rFonts w:ascii="Times New Roman" w:hAnsi="Times New Roman"/>
-          <w:color w:val="0F172A"/>
-          <w:sz w:val="23"/>
-        </w:rPr>
-        <w:t>Key empirical findings derived from the software implementation and the 500-request workload benchmark evaluation include:</w:t>
-      </w:r>
-    </w:p>
-    <w:p>
-      <w:pPr>
-        <w:spacing w:before="0" w:after="120" w:line="276" w:lineRule="auto"/>
-      </w:pPr>
-      <w:r>
-        <w:rPr>
-          <w:rFonts w:ascii="Times New Roman" w:hAnsi="Times New Roman"/>
-          <w:color w:val="0F172A"/>
-          <w:sz w:val="23"/>
-        </w:rPr>
-        <w:t xml:space="preserve">1. </w:t>
-      </w:r>
-      <w:r>
-        <w:rPr>
-          <w:rFonts w:ascii="Times New Roman" w:hAnsi="Times New Roman"/>
-          <w:b/>
-          <w:color w:val="0F172A"/>
-          <w:sz w:val="23"/>
-        </w:rPr>
-        <w:t>Quantified Cost Reduction</w:t>
-      </w:r>
-      <w:r>
-        <w:rPr>
-          <w:rFonts w:ascii="Times New Roman" w:hAnsi="Times New Roman"/>
-          <w:color w:val="0F172A"/>
-          <w:sz w:val="23"/>
-        </w:rPr>
-        <w:t xml:space="preserve">: The proposed weighted dual-objective heuristic achieved an average allocation cost of </w:t>
-      </w:r>
-      <w:r>
-        <w:rPr>
-          <w:rFonts w:ascii="Times New Roman" w:hAnsi="Times New Roman"/>
-          <w:b/>
-          <w:color w:val="0F172A"/>
-          <w:sz w:val="23"/>
-        </w:rPr>
-        <w:t>$62.74</w:t>
-      </w:r>
-      <w:r>
-        <w:rPr>
-          <w:rFonts w:ascii="Times New Roman" w:hAnsi="Times New Roman"/>
-          <w:color w:val="0F172A"/>
-          <w:sz w:val="23"/>
-        </w:rPr>
-        <w:t xml:space="preserve"> per request, representing a </w:t>
-      </w:r>
-      <w:r>
-        <w:rPr>
-          <w:rFonts w:ascii="Times New Roman" w:hAnsi="Times New Roman"/>
-          <w:b/>
-          <w:color w:val="0F172A"/>
-          <w:sz w:val="23"/>
-        </w:rPr>
-        <w:t>17.81% overall cost savings</w:t>
-      </w:r>
-      <w:r>
-        <w:rPr>
-          <w:rFonts w:ascii="Times New Roman" w:hAnsi="Times New Roman"/>
-          <w:color w:val="0F172A"/>
-          <w:sz w:val="23"/>
-        </w:rPr>
-        <w:t xml:space="preserve"> compared to conventional static baseline allocation policies such as First Fit ($76.33) and Worst Fit ($76.33). Across 500 allocation requests, the proposed system saved </w:t>
-      </w:r>
-      <w:r>
-        <w:rPr>
-          <w:rFonts w:ascii="Times New Roman" w:hAnsi="Times New Roman"/>
-          <w:b/>
-          <w:color w:val="0F172A"/>
-          <w:sz w:val="23"/>
-        </w:rPr>
-        <w:t>$6,795.00</w:t>
-      </w:r>
-      <w:r>
-        <w:rPr>
-          <w:rFonts w:ascii="Times New Roman" w:hAnsi="Times New Roman"/>
-          <w:color w:val="0F172A"/>
-          <w:sz w:val="23"/>
-        </w:rPr>
-        <w:t xml:space="preserve"> in simulated cloud infrastructure expenditure.</w:t>
-      </w:r>
-    </w:p>
-    <w:p>
-      <w:pPr>
-        <w:spacing w:before="0" w:after="120" w:line="276" w:lineRule="auto"/>
-      </w:pPr>
-      <w:r>
-        <w:rPr>
-          <w:rFonts w:ascii="Times New Roman" w:hAnsi="Times New Roman"/>
-          <w:color w:val="0F172A"/>
-          <w:sz w:val="23"/>
-        </w:rPr>
-        <w:t xml:space="preserve">2. </w:t>
-      </w:r>
-      <w:r>
-        <w:rPr>
-          <w:rFonts w:ascii="Times New Roman" w:hAnsi="Times New Roman"/>
-          <w:b/>
-          <w:color w:val="0F172A"/>
-          <w:sz w:val="23"/>
-        </w:rPr>
-        <w:t>Zero SLA Violation Rate</w:t>
-      </w:r>
-      <w:r>
-        <w:rPr>
-          <w:rFonts w:ascii="Times New Roman" w:hAnsi="Times New Roman"/>
-          <w:color w:val="0F172A"/>
-          <w:sz w:val="23"/>
-        </w:rPr>
-        <w:t xml:space="preserve">: The hard constraint pre-filtering phase guaranteed </w:t>
-      </w:r>
-      <w:r>
-        <w:rPr>
-          <w:rFonts w:ascii="Times New Roman" w:hAnsi="Times New Roman"/>
-          <w:b/>
-          <w:color w:val="0F172A"/>
-          <w:sz w:val="23"/>
-        </w:rPr>
-        <w:t>100% SLA availability compliance</w:t>
-      </w:r>
-      <w:r>
-        <w:rPr>
-          <w:rFonts w:ascii="Times New Roman" w:hAnsi="Times New Roman"/>
-          <w:color w:val="0F172A"/>
-          <w:sz w:val="23"/>
-        </w:rPr>
-        <w:t xml:space="preserve"> and latency bounds satisfaction across all 500 benchmark allocation requests. No workload was assigned to an under-provisioned storage tier.</w:t>
-      </w:r>
-    </w:p>
-    <w:p>
-      <w:pPr>
-        <w:spacing w:before="0" w:after="120" w:line="276" w:lineRule="auto"/>
-      </w:pPr>
-      <w:r>
-        <w:rPr>
-          <w:rFonts w:ascii="Times New Roman" w:hAnsi="Times New Roman"/>
-          <w:color w:val="0F172A"/>
-          <w:sz w:val="23"/>
-        </w:rPr>
-        <w:t xml:space="preserve">3. </w:t>
-      </w:r>
-      <w:r>
-        <w:rPr>
-          <w:rFonts w:ascii="Times New Roman" w:hAnsi="Times New Roman"/>
-          <w:b/>
-          <w:color w:val="0F172A"/>
-          <w:sz w:val="23"/>
-        </w:rPr>
-        <w:t>Controllable Trade-off Dynamics</w:t>
-      </w:r>
-      <w:r>
-        <w:rPr>
-          <w:rFonts w:ascii="Times New Roman" w:hAnsi="Times New Roman"/>
-          <w:color w:val="0F172A"/>
-          <w:sz w:val="23"/>
-        </w:rPr>
-        <w:t>: Parameter sensitivity analysis confirmed that varying the cost priority weight factor ($\alpha$) smoothly shifts resource recommendations between high-availability configurations ($\alpha=0.0$, mean cost $75.33, availability 99.998%) and hyper-cost-optimized configurations ($\alpha=1.0$, mean cost $44.99, availability 99.110%).</w:t>
-      </w:r>
-    </w:p>
-    <w:p>
-      <w:pPr>
-        <w:spacing w:before="0" w:after="120" w:line="276" w:lineRule="auto"/>
-      </w:pPr>
-      <w:r>
-        <w:rPr>
-          <w:rFonts w:ascii="Times New Roman" w:hAnsi="Times New Roman"/>
-          <w:color w:val="0F172A"/>
-          <w:sz w:val="23"/>
-        </w:rPr>
-        <w:t xml:space="preserve">4. </w:t>
-      </w:r>
-      <w:r>
-        <w:rPr>
-          <w:rFonts w:ascii="Times New Roman" w:hAnsi="Times New Roman"/>
-          <w:b/>
-          <w:color w:val="0F172A"/>
-          <w:sz w:val="23"/>
-        </w:rPr>
-        <w:t>Sub-5ms Execution Latency</w:t>
-      </w:r>
-      <w:r>
-        <w:rPr>
-          <w:rFonts w:ascii="Times New Roman" w:hAnsi="Times New Roman"/>
-          <w:color w:val="0F172A"/>
-          <w:sz w:val="23"/>
-        </w:rPr>
-        <w:t>: Vectorized Pandas calculations and Min-Max scaling executed in under 5 milliseconds per request (mean execution latency of 2.8ms), satisfying non-functional real-time responsiveness requirements.</w:t>
-      </w:r>
-    </w:p>
-    <w:p>
-      <w:pPr>
-        <w:spacing w:before="160" w:after="160"/>
-      </w:pPr>
-    </w:p>
-    <w:p>
-      <w:pPr>
-        <w:keepNext/>
-        <w:spacing w:before="280" w:after="120"/>
-      </w:pPr>
-      <w:r>
-        <w:rPr>
-          <w:rFonts w:ascii="Times New Roman" w:hAnsi="Times New Roman"/>
-          <w:b/>
-          <w:color w:val="1E293B"/>
-          <w:sz w:val="28"/>
-        </w:rPr>
-        <w:t>5.2 Interpretation of Results</w:t>
-      </w:r>
-    </w:p>
-    <w:p>
-      <w:pPr>
-        <w:spacing w:before="0" w:after="120" w:line="276" w:lineRule="auto"/>
-      </w:pPr>
-      <w:r>
-        <w:rPr>
-          <w:rFonts w:ascii="Times New Roman" w:hAnsi="Times New Roman"/>
-          <w:color w:val="0F172A"/>
-          <w:sz w:val="23"/>
-        </w:rPr>
-        <w:t>Traditional cloud storage allocation policies exhibit structural limitations in modern multi-tier enterprise environments:</w:t>
-      </w:r>
-    </w:p>
-    <w:p>
-      <w:pPr>
-        <w:spacing w:before="0" w:after="120" w:line="276" w:lineRule="auto"/>
-      </w:pPr>
-      <w:r>
-        <w:rPr>
-          <w:rFonts w:ascii="Times New Roman" w:hAnsi="Times New Roman"/>
-          <w:color w:val="0F172A"/>
-          <w:sz w:val="23"/>
-        </w:rPr>
-        <w:t xml:space="preserve">- </w:t>
-      </w:r>
-      <w:r>
-        <w:rPr>
-          <w:rFonts w:ascii="Times New Roman" w:hAnsi="Times New Roman"/>
-          <w:b/>
-          <w:color w:val="0F172A"/>
-          <w:sz w:val="23"/>
-        </w:rPr>
-        <w:t>First Fit (FF)</w:t>
-      </w:r>
-      <w:r>
-        <w:rPr>
-          <w:rFonts w:ascii="Times New Roman" w:hAnsi="Times New Roman"/>
-          <w:color w:val="0F172A"/>
-          <w:sz w:val="23"/>
-        </w:rPr>
-        <w:t xml:space="preserve"> selects the first tier meeting SLA requirements based on database insertion order, frequently over-allocating workloads to expensive high-tier block storage.</w:t>
-      </w:r>
-    </w:p>
-    <w:p>
-      <w:pPr>
-        <w:spacing w:before="0" w:after="120" w:line="276" w:lineRule="auto"/>
-      </w:pPr>
-      <w:r>
-        <w:rPr>
-          <w:rFonts w:ascii="Times New Roman" w:hAnsi="Times New Roman"/>
-          <w:color w:val="0F172A"/>
-          <w:sz w:val="23"/>
-        </w:rPr>
-        <w:t xml:space="preserve">- </w:t>
-      </w:r>
-      <w:r>
-        <w:rPr>
-          <w:rFonts w:ascii="Times New Roman" w:hAnsi="Times New Roman"/>
-          <w:b/>
-          <w:color w:val="0F172A"/>
-          <w:sz w:val="23"/>
-        </w:rPr>
-        <w:t>Worst Fit (WF)</w:t>
-      </w:r>
-      <w:r>
-        <w:rPr>
-          <w:rFonts w:ascii="Times New Roman" w:hAnsi="Times New Roman"/>
-          <w:color w:val="0F172A"/>
-          <w:sz w:val="23"/>
-        </w:rPr>
-        <w:t xml:space="preserve"> selects candidate tiers with maximum availability headroom, causing systematic over-provisioning and inflated operational expenditures.</w:t>
-      </w:r>
-    </w:p>
-    <w:p>
-      <w:pPr>
-        <w:spacing w:before="0" w:after="120" w:line="276" w:lineRule="auto"/>
-      </w:pPr>
-      <w:r>
-        <w:rPr>
-          <w:rFonts w:ascii="Times New Roman" w:hAnsi="Times New Roman"/>
-          <w:color w:val="0F172A"/>
-          <w:sz w:val="23"/>
-        </w:rPr>
-        <w:t xml:space="preserve">- </w:t>
-      </w:r>
-      <w:r>
-        <w:rPr>
-          <w:rFonts w:ascii="Times New Roman" w:hAnsi="Times New Roman"/>
-          <w:b/>
-          <w:color w:val="0F172A"/>
-          <w:sz w:val="23"/>
-        </w:rPr>
-        <w:t>Best Fit (BF)</w:t>
-      </w:r>
-      <w:r>
-        <w:rPr>
-          <w:rFonts w:ascii="Times New Roman" w:hAnsi="Times New Roman"/>
-          <w:color w:val="0F172A"/>
-          <w:sz w:val="23"/>
-        </w:rPr>
-        <w:t xml:space="preserve"> minimizes availability headroom to reduce costs, but lacks weighted multi-attribute trade-off controls when multiple constraints compete.</w:t>
-      </w:r>
-    </w:p>
-    <w:p>
-      <w:pPr>
-        <w:spacing w:before="0" w:after="120" w:line="276" w:lineRule="auto"/>
-      </w:pPr>
-      <w:r>
-        <w:rPr>
-          <w:rFonts w:ascii="Times New Roman" w:hAnsi="Times New Roman"/>
-          <w:color w:val="0F172A"/>
-          <w:sz w:val="23"/>
-        </w:rPr>
-        <w:t xml:space="preserve">The proposed </w:t>
-      </w:r>
-      <w:r>
-        <w:rPr>
-          <w:rFonts w:ascii="Times New Roman" w:hAnsi="Times New Roman"/>
-          <w:b/>
-          <w:color w:val="0F172A"/>
-          <w:sz w:val="23"/>
-        </w:rPr>
-        <w:t>multi-objective greedy scoring heuristic</w:t>
-      </w:r>
-      <w:r>
-        <w:rPr>
-          <w:rFonts w:ascii="Times New Roman" w:hAnsi="Times New Roman"/>
-          <w:color w:val="0F172A"/>
-          <w:sz w:val="23"/>
-        </w:rPr>
-        <w:t xml:space="preserve"> resolves these deficiencies by mapping heterogeneous storage metrics (cost per GB in dollars and unavailability percentage) into a standardized, dimensionless $[0, 1]$ domain using Min-Max scaling:</w:t>
-      </w:r>
-    </w:p>
-    <w:p>
-      <w:pPr>
-        <w:spacing w:before="0" w:after="120" w:line="276" w:lineRule="auto"/>
-      </w:pPr>
-      <w:r>
-        <w:rPr>
-          <w:rFonts w:ascii="Times New Roman" w:hAnsi="Times New Roman"/>
-          <w:color w:val="0F172A"/>
-          <w:sz w:val="23"/>
-        </w:rPr>
-        <w:t>$$\text{Score}(i) = \alpha \cdot C_{\text{norm}}(i) + \beta \cdot U_{\text{norm}}(i)$$</w:t>
-      </w:r>
-    </w:p>
-    <w:p>
-      <w:pPr>
-        <w:spacing w:before="0" w:after="120" w:line="276" w:lineRule="auto"/>
-      </w:pPr>
-      <w:r>
-        <w:rPr>
-          <w:rFonts w:ascii="Times New Roman" w:hAnsi="Times New Roman"/>
-          <w:color w:val="0F172A"/>
-          <w:sz w:val="23"/>
-        </w:rPr>
-        <w:t>By coupling hard constraint filtering (guaranteeing that SLA availability and latency thresholds are met) with soft weighted scoring, the system eliminates over-provisioning while providing cloud infrastructure managers with explicit quantitative knobs ($\alpha, \beta$) to adapt storage allocation strategies based on dynamic business priorities and quarterly budget constraints.</w:t>
-      </w:r>
-    </w:p>
-    <w:p>
-      <w:pPr>
-        <w:spacing w:before="160" w:after="160"/>
-      </w:pPr>
-    </w:p>
-    <w:p>
-      <w:pPr>
-        <w:keepNext/>
-        <w:spacing w:before="280" w:after="120"/>
-      </w:pPr>
-      <w:r>
-        <w:rPr>
-          <w:rFonts w:ascii="Times New Roman" w:hAnsi="Times New Roman"/>
-          <w:b/>
-          <w:color w:val="1E293B"/>
-          <w:sz w:val="28"/>
-        </w:rPr>
-        <w:t>5.3 Achievement of Project Objectives</w:t>
-      </w:r>
-    </w:p>
-    <w:p>
-      <w:pPr>
-        <w:spacing w:before="0" w:after="120" w:line="276" w:lineRule="auto"/>
-      </w:pPr>
-      <w:r>
-        <w:rPr>
-          <w:rFonts w:ascii="Times New Roman" w:hAnsi="Times New Roman"/>
-          <w:color w:val="0F172A"/>
-          <w:sz w:val="23"/>
-        </w:rPr>
-        <w:t>The success of this study is evaluated against the specific research objectives stated in Chapter One (Section 1.4). Table 5.1 provides a detailed mapping between each objective and its corresponding evidence within the dissertation.</w:t>
-      </w:r>
-    </w:p>
-    <w:p>
-      <w:pPr>
-        <w:keepNext/>
-        <w:spacing w:before="240" w:after="80"/>
-      </w:pPr>
-      <w:r>
-        <w:rPr>
-          <w:rFonts w:ascii="Times New Roman" w:hAnsi="Times New Roman"/>
-          <w:b/>
-          <w:color w:val="334155"/>
-          <w:sz w:val="25"/>
-        </w:rPr>
-        <w:t>Table 5.1: Mapping of Achieved Results to Research Objectives</w:t>
-      </w:r>
-    </w:p>
-    <w:tbl>
-      <w:tblPr>
-        <w:tblW w:type="auto" w:w="0"/>
-        <w:jc w:val="center"/>
-        <w:tblLook w:firstColumn="1" w:firstRow="1" w:lastColumn="0" w:lastRow="0" w:noHBand="0" w:noVBand="1" w:val="04A0"/>
-      </w:tblPr>
-      <w:tblGrid>
-        <w:gridCol w:w="3120"/>
-        <w:gridCol w:w="3120"/>
-        <w:gridCol w:w="3120"/>
-      </w:tblGrid>
-      <w:tr>
-        <w:tc>
-          <w:tcPr>
-            <w:tcW w:type="dxa" w:w="3120"/>
-            <w:shd w:fill="1E293B"/>
-            <w:tcMar>
-              <w:top w:w="140" w:type="dxa"/>
-              <w:bottom w:w="140" w:type="dxa"/>
-              <w:left w:w="180" w:type="dxa"/>
-              <w:right w:w="180" w:type="dxa"/>
-            </w:tcMar>
-          </w:tcPr>
-          <w:p>
-            <w:pPr>
-              <w:jc w:val="left"/>
-            </w:pPr>
-            <w:r>
-              <w:rPr>
-                <w:rFonts w:ascii="Times New Roman" w:hAnsi="Times New Roman"/>
-                <w:b/>
-                <w:color w:val="FFFFFF"/>
-                <w:sz w:val="21"/>
-              </w:rPr>
-              <w:t>Project Objective (Section 1.4)</w:t>
-            </w:r>
-          </w:p>
-        </w:tc>
-        <w:tc>
-          <w:tcPr>
-            <w:tcW w:type="dxa" w:w="3120"/>
-            <w:shd w:fill="1E293B"/>
-            <w:tcMar>
-              <w:top w:w="140" w:type="dxa"/>
-              <w:bottom w:w="140" w:type="dxa"/>
-              <w:left w:w="180" w:type="dxa"/>
-              <w:right w:w="180" w:type="dxa"/>
-            </w:tcMar>
-          </w:tcPr>
-          <w:p>
-            <w:pPr>
-              <w:jc w:val="left"/>
-            </w:pPr>
-            <w:r>
-              <w:rPr>
-                <w:rFonts w:ascii="Times New Roman" w:hAnsi="Times New Roman"/>
-                <w:b/>
-                <w:color w:val="FFFFFF"/>
-                <w:sz w:val="21"/>
-              </w:rPr>
-              <w:t>Achievement Status</w:t>
-            </w:r>
-          </w:p>
-        </w:tc>
-        <w:tc>
-          <w:tcPr>
-            <w:tcW w:type="dxa" w:w="3120"/>
-            <w:shd w:fill="1E293B"/>
-            <w:tcMar>
-              <w:top w:w="140" w:type="dxa"/>
-              <w:bottom w:w="140" w:type="dxa"/>
-              <w:left w:w="180" w:type="dxa"/>
-              <w:right w:w="180" w:type="dxa"/>
-            </w:tcMar>
-          </w:tcPr>
-          <w:p>
-            <w:pPr>
-              <w:jc w:val="left"/>
-            </w:pPr>
-            <w:r>
-              <w:rPr>
-                <w:rFonts w:ascii="Times New Roman" w:hAnsi="Times New Roman"/>
-                <w:b/>
-                <w:color w:val="FFFFFF"/>
-                <w:sz w:val="21"/>
-              </w:rPr>
-              <w:t>Implementation Evidence &amp; Chapter Reference</w:t>
-            </w:r>
-          </w:p>
-        </w:tc>
-      </w:tr>
-      <w:tr>
-        <w:tc>
-          <w:tcPr>
-            <w:tcW w:type="dxa" w:w="3120"/>
-            <w:shd w:fill="FFFFFF"/>
-            <w:tcMar>
-              <w:top w:w="100" w:type="dxa"/>
-              <w:bottom w:w="100" w:type="dxa"/>
-              <w:left w:w="150" w:type="dxa"/>
-              <w:right w:w="150" w:type="dxa"/>
-            </w:tcMar>
-          </w:tcPr>
-          <w:p>
-            <w:pPr>
-              <w:jc w:val="left"/>
-            </w:pPr>
-            <w:r>
-              <w:rPr>
-                <w:rFonts w:ascii="Times New Roman" w:hAnsi="Times New Roman"/>
-                <w:color w:val="0F172A"/>
-                <w:sz w:val="20"/>
-              </w:rPr>
-              <w:t>**Objective 1**: Survey existing storage resource allocation approaches and their deficiencies in cost and SLA-awareness.</w:t>
-            </w:r>
-          </w:p>
-        </w:tc>
-        <w:tc>
-          <w:tcPr>
-            <w:tcW w:type="dxa" w:w="3120"/>
-            <w:shd w:fill="FFFFFF"/>
-            <w:tcMar>
-              <w:top w:w="100" w:type="dxa"/>
-              <w:bottom w:w="100" w:type="dxa"/>
-              <w:left w:w="150" w:type="dxa"/>
-              <w:right w:w="150" w:type="dxa"/>
-            </w:tcMar>
-          </w:tcPr>
-          <w:p>
-            <w:pPr>
-              <w:jc w:val="left"/>
-            </w:pPr>
-            <w:r>
-              <w:rPr>
-                <w:rFonts w:ascii="Times New Roman" w:hAnsi="Times New Roman"/>
-                <w:color w:val="0F172A"/>
-                <w:sz w:val="20"/>
-              </w:rPr>
-              <w:t>**ACHIEVED**</w:t>
-            </w:r>
-          </w:p>
-        </w:tc>
-        <w:tc>
-          <w:tcPr>
-            <w:tcW w:type="dxa" w:w="3120"/>
-            <w:shd w:fill="FFFFFF"/>
-            <w:tcMar>
-              <w:top w:w="100" w:type="dxa"/>
-              <w:bottom w:w="100" w:type="dxa"/>
-              <w:left w:w="150" w:type="dxa"/>
-              <w:right w:w="150" w:type="dxa"/>
-            </w:tcMar>
-          </w:tcPr>
-          <w:p>
-            <w:pPr>
-              <w:jc w:val="left"/>
-            </w:pPr>
-            <w:r>
-              <w:rPr>
-                <w:rFonts w:ascii="Times New Roman" w:hAnsi="Times New Roman"/>
-                <w:color w:val="0F172A"/>
-                <w:sz w:val="20"/>
-              </w:rPr>
-              <w:t>Comprehensive literature review in **Chapter Two** (Sections 2.2–2.8) identifying structural deficiencies in static First Fit, Best Fit, and Worst Fit algorithms.</w:t>
             </w:r>
           </w:p>
         </w:tc>
@@ -20289,7 +19822,7 @@
                 <w:color w:val="0F172A"/>
                 <w:sz w:val="20"/>
               </w:rPr>
-              <w:t>**Objective 2**: Develop a heuristic-based model for storage resource allocation with cost and SLA as two-fold objectives.</w:t>
+              <w:t>**6. Empirical Performance Benchmark**</w:t>
             </w:r>
           </w:p>
         </w:tc>
@@ -20314,7 +19847,7 @@
                 <w:color w:val="0F172A"/>
                 <w:sz w:val="20"/>
               </w:rPr>
-              <w:t>**ACHIEVED**</w:t>
+              <w:t>Executed 500-request workload benchmark demonstrating **17.81% cost savings** and **0% SLA violations**.</w:t>
             </w:r>
           </w:p>
         </w:tc>
@@ -20339,7 +19872,910 @@
                 <w:color w:val="0F172A"/>
                 <w:sz w:val="20"/>
               </w:rPr>
-              <w:t>Mathematical formulation of the Min-Max normalized scoring model and pseudocode presented in **Chapter Three** (Section 3.5), implemented in `heuristic.py`.</w:t>
+              <w:t>**FULLY ACHIEVED**</w:t>
+            </w:r>
+          </w:p>
+        </w:tc>
+      </w:tr>
+    </w:tbl>
+    <w:p>
+      <w:pPr>
+        <w:spacing w:after="120"/>
+      </w:pPr>
+    </w:p>
+    <w:p>
+      <w:pPr>
+        <w:spacing w:before="160" w:after="160"/>
+      </w:pPr>
+    </w:p>
+    <w:p>
+      <w:pPr>
+        <w:keepNext/>
+        <w:spacing w:before="280" w:after="120"/>
+      </w:pPr>
+      <w:r>
+        <w:rPr>
+          <w:rFonts w:ascii="Times New Roman" w:hAnsi="Times New Roman"/>
+          <w:b/>
+          <w:color w:val="1E293B"/>
+          <w:sz w:val="28"/>
+        </w:rPr>
+        <w:t>4.8 Chapter Summary</w:t>
+      </w:r>
+    </w:p>
+    <w:p>
+      <w:pPr>
+        <w:spacing w:before="0" w:after="120" w:line="276" w:lineRule="auto"/>
+      </w:pPr>
+      <w:r>
+        <w:rPr>
+          <w:rFonts w:ascii="Times New Roman" w:hAnsi="Times New Roman"/>
+          <w:color w:val="0F172A"/>
+          <w:sz w:val="23"/>
+        </w:rPr>
+        <w:t xml:space="preserve">This chapter documented the system implementation, software architecture, user interface design, test execution matrix, and empirical benchmark results for the cloud storage allocation optimization platform. The dual-objective heuristic engine, supported by the Automatic Storage Size Suggestion Engine, Streamlit UI components, and SQLite persistence, was successfully implemented and empirically validated. The system demonstrated a </w:t>
+      </w:r>
+      <w:r>
+        <w:rPr>
+          <w:rFonts w:ascii="Times New Roman" w:hAnsi="Times New Roman"/>
+          <w:b/>
+          <w:color w:val="0F172A"/>
+          <w:sz w:val="23"/>
+        </w:rPr>
+        <w:t>17.81% cost reduction</w:t>
+      </w:r>
+      <w:r>
+        <w:rPr>
+          <w:rFonts w:ascii="Times New Roman" w:hAnsi="Times New Roman"/>
+          <w:color w:val="0F172A"/>
+          <w:sz w:val="23"/>
+        </w:rPr>
+        <w:t xml:space="preserve"> compared to traditional static allocation policies while maintaining </w:t>
+      </w:r>
+      <w:r>
+        <w:rPr>
+          <w:rFonts w:ascii="Times New Roman" w:hAnsi="Times New Roman"/>
+          <w:b/>
+          <w:color w:val="0F172A"/>
+          <w:sz w:val="23"/>
+        </w:rPr>
+        <w:t>100% SLA availability compliance</w:t>
+      </w:r>
+      <w:r>
+        <w:rPr>
+          <w:rFonts w:ascii="Times New Roman" w:hAnsi="Times New Roman"/>
+          <w:color w:val="0F172A"/>
+          <w:sz w:val="23"/>
+        </w:rPr>
+        <w:t xml:space="preserve"> across 500 workload requests.</w:t>
+      </w:r>
+    </w:p>
+    <w:p>
+      <w:pPr>
+        <w:spacing w:before="0" w:after="120" w:line="276" w:lineRule="auto"/>
+      </w:pPr>
+      <w:r>
+        <w:rPr>
+          <w:rFonts w:ascii="Times New Roman" w:hAnsi="Times New Roman"/>
+          <w:color w:val="0F172A"/>
+          <w:sz w:val="23"/>
+        </w:rPr>
+        <w:t>The next chapter (Chapter Five) presents the discussion of findings, theoretical conclusions, project limitations, contributions, and practical recommendations for future research.</w:t>
+      </w:r>
+    </w:p>
+    <w:p>
+      <w:r>
+        <w:br w:type="page"/>
+      </w:r>
+    </w:p>
+    <w:p>
+      <w:pPr>
+        <w:keepNext/>
+        <w:spacing w:before="360" w:after="160"/>
+      </w:pPr>
+      <w:r>
+        <w:rPr>
+          <w:rFonts w:ascii="Times New Roman" w:hAnsi="Times New Roman"/>
+          <w:b/>
+          <w:color w:val="0F172A"/>
+          <w:sz w:val="32"/>
+        </w:rPr>
+        <w:t>CHAPTER FIVE: DISCUSSION, CONCLUSION AND RECOMMENDATIONS</w:t>
+      </w:r>
+    </w:p>
+    <w:p>
+      <w:pPr>
+        <w:keepNext/>
+        <w:spacing w:before="280" w:after="120"/>
+      </w:pPr>
+      <w:r>
+        <w:rPr>
+          <w:rFonts w:ascii="Times New Roman" w:hAnsi="Times New Roman"/>
+          <w:b/>
+          <w:color w:val="1E293B"/>
+          <w:sz w:val="28"/>
+        </w:rPr>
+        <w:t>5.0 Introduction</w:t>
+      </w:r>
+    </w:p>
+    <w:p>
+      <w:pPr>
+        <w:spacing w:before="0" w:after="120" w:line="276" w:lineRule="auto"/>
+      </w:pPr>
+      <w:r>
+        <w:rPr>
+          <w:rFonts w:ascii="Times New Roman" w:hAnsi="Times New Roman"/>
+          <w:color w:val="0F172A"/>
+          <w:sz w:val="23"/>
+        </w:rPr>
+        <w:t xml:space="preserve">This chapter synthesizes the empirical findings, algorithmic evaluations, and practical contributions presented in Chapter Four. It evaluates how effectively the proposed </w:t>
+      </w:r>
+      <w:r>
+        <w:rPr>
+          <w:rFonts w:ascii="Times New Roman" w:hAnsi="Times New Roman"/>
+          <w:b/>
+          <w:color w:val="0F172A"/>
+          <w:sz w:val="23"/>
+        </w:rPr>
+        <w:t>Heuristics Approach to Storage Resource Allocation for Cost Reduction and SLA-Aware Availability</w:t>
+      </w:r>
+      <w:r>
+        <w:rPr>
+          <w:rFonts w:ascii="Times New Roman" w:hAnsi="Times New Roman"/>
+          <w:color w:val="0F172A"/>
+          <w:sz w:val="23"/>
+        </w:rPr>
+        <w:t xml:space="preserve"> addresses the core research problem formulated in Chapter One: overcoming the financial inefficiencies and SLA violation risks inherent in static cloud storage allocation policies.</w:t>
+      </w:r>
+    </w:p>
+    <w:p>
+      <w:pPr>
+        <w:spacing w:before="0" w:after="120" w:line="276" w:lineRule="auto"/>
+      </w:pPr>
+      <w:r>
+        <w:rPr>
+          <w:rFonts w:ascii="Times New Roman" w:hAnsi="Times New Roman"/>
+          <w:color w:val="0F172A"/>
+          <w:sz w:val="23"/>
+        </w:rPr>
+        <w:t>The discussion interprets experimental results against theoretical baseline algorithms (First Fit, Best Fit, and Worst Fit), maps implementation outcomes directly to the initial research objectives, outlines practical implications for Cloud Service Providers (CSPs) and Enterprise IT Infrastructure Managers, acknowledges system limitations, and offers actionable recommendations for future research.</w:t>
+      </w:r>
+    </w:p>
+    <w:p>
+      <w:pPr>
+        <w:spacing w:before="160" w:after="160"/>
+      </w:pPr>
+    </w:p>
+    <w:p>
+      <w:pPr>
+        <w:keepNext/>
+        <w:spacing w:before="280" w:after="120"/>
+      </w:pPr>
+      <w:r>
+        <w:rPr>
+          <w:rFonts w:ascii="Times New Roman" w:hAnsi="Times New Roman"/>
+          <w:b/>
+          <w:color w:val="1E293B"/>
+          <w:sz w:val="28"/>
+        </w:rPr>
+        <w:t>5.1 Discussion of Empirical Findings</w:t>
+      </w:r>
+    </w:p>
+    <w:p>
+      <w:pPr>
+        <w:keepNext/>
+        <w:spacing w:before="240" w:after="80"/>
+      </w:pPr>
+      <w:r>
+        <w:rPr>
+          <w:rFonts w:ascii="Times New Roman" w:hAnsi="Times New Roman"/>
+          <w:b/>
+          <w:color w:val="334155"/>
+          <w:sz w:val="25"/>
+        </w:rPr>
+        <w:t>5.1.1 Quantitative Cost Reduction and Efficiency Gains</w:t>
+      </w:r>
+    </w:p>
+    <w:p>
+      <w:pPr>
+        <w:spacing w:before="0" w:after="120" w:line="276" w:lineRule="auto"/>
+      </w:pPr>
+      <w:r>
+        <w:rPr>
+          <w:rFonts w:ascii="Times New Roman" w:hAnsi="Times New Roman"/>
+          <w:color w:val="0F172A"/>
+          <w:sz w:val="23"/>
+        </w:rPr>
+        <w:t>The empirical benchmarks conducted in Chapter Four across 500 synthetic workload allocation requests conclusively validate the financial efficacy of the dual-objective heuristic model. Key quantitative achievements include:</w:t>
+      </w:r>
+    </w:p>
+    <w:p>
+      <w:pPr>
+        <w:spacing w:before="0" w:after="120" w:line="276" w:lineRule="auto"/>
+      </w:pPr>
+      <w:r>
+        <w:rPr>
+          <w:rFonts w:ascii="Times New Roman" w:hAnsi="Times New Roman"/>
+          <w:color w:val="0F172A"/>
+          <w:sz w:val="23"/>
+        </w:rPr>
+        <w:t xml:space="preserve">1. </w:t>
+      </w:r>
+      <w:r>
+        <w:rPr>
+          <w:rFonts w:ascii="Times New Roman" w:hAnsi="Times New Roman"/>
+          <w:b/>
+          <w:color w:val="0F172A"/>
+          <w:sz w:val="23"/>
+        </w:rPr>
+        <w:t>17.81% Total Cost Reduction</w:t>
+      </w:r>
+      <w:r>
+        <w:rPr>
+          <w:rFonts w:ascii="Times New Roman" w:hAnsi="Times New Roman"/>
+          <w:color w:val="0F172A"/>
+          <w:sz w:val="23"/>
+        </w:rPr>
+        <w:t xml:space="preserve">: The proposed multi-objective heuristic ($\alpha=0.5, \beta=0.5$) achieved a total spend of </w:t>
+      </w:r>
+      <w:r>
+        <w:rPr>
+          <w:rFonts w:ascii="Times New Roman" w:hAnsi="Times New Roman"/>
+          <w:b/>
+          <w:color w:val="0F172A"/>
+          <w:sz w:val="23"/>
+        </w:rPr>
+        <w:t>$31,370.00</w:t>
+      </w:r>
+      <w:r>
+        <w:rPr>
+          <w:rFonts w:ascii="Times New Roman" w:hAnsi="Times New Roman"/>
+          <w:color w:val="0F172A"/>
+          <w:sz w:val="23"/>
+        </w:rPr>
+        <w:t xml:space="preserve"> across 500 requests, compared to </w:t>
+      </w:r>
+      <w:r>
+        <w:rPr>
+          <w:rFonts w:ascii="Times New Roman" w:hAnsi="Times New Roman"/>
+          <w:b/>
+          <w:color w:val="0F172A"/>
+          <w:sz w:val="23"/>
+        </w:rPr>
+        <w:t>$38,165.00</w:t>
+      </w:r>
+      <w:r>
+        <w:rPr>
+          <w:rFonts w:ascii="Times New Roman" w:hAnsi="Times New Roman"/>
+          <w:color w:val="0F172A"/>
+          <w:sz w:val="23"/>
+        </w:rPr>
+        <w:t xml:space="preserve"> incurred by traditional First Fit and Worst Fit static allocation rules. This represents an absolute saving of </w:t>
+      </w:r>
+      <w:r>
+        <w:rPr>
+          <w:rFonts w:ascii="Times New Roman" w:hAnsi="Times New Roman"/>
+          <w:b/>
+          <w:color w:val="0F172A"/>
+          <w:sz w:val="23"/>
+        </w:rPr>
+        <w:t>$6,795.00</w:t>
+      </w:r>
+      <w:r>
+        <w:rPr>
+          <w:rFonts w:ascii="Times New Roman" w:hAnsi="Times New Roman"/>
+          <w:color w:val="0F172A"/>
+          <w:sz w:val="23"/>
+        </w:rPr>
+        <w:t xml:space="preserve"> ($13.59 saved per request on average).</w:t>
+      </w:r>
+    </w:p>
+    <w:p>
+      <w:pPr>
+        <w:spacing w:before="0" w:after="120" w:line="276" w:lineRule="auto"/>
+      </w:pPr>
+      <w:r>
+        <w:rPr>
+          <w:rFonts w:ascii="Times New Roman" w:hAnsi="Times New Roman"/>
+          <w:color w:val="0F172A"/>
+          <w:sz w:val="23"/>
+        </w:rPr>
+        <w:t xml:space="preserve">2. </w:t>
+      </w:r>
+      <w:r>
+        <w:rPr>
+          <w:rFonts w:ascii="Times New Roman" w:hAnsi="Times New Roman"/>
+          <w:b/>
+          <w:color w:val="0F172A"/>
+          <w:sz w:val="23"/>
+        </w:rPr>
+        <w:t>Zero SLA Violation Rate (100% Availability Compliance)</w:t>
+      </w:r>
+      <w:r>
+        <w:rPr>
+          <w:rFonts w:ascii="Times New Roman" w:hAnsi="Times New Roman"/>
+          <w:color w:val="0F172A"/>
+          <w:sz w:val="23"/>
+        </w:rPr>
+        <w:t xml:space="preserve">: Across all 500 allocation requests, the system maintained a </w:t>
+      </w:r>
+      <w:r>
+        <w:rPr>
+          <w:rFonts w:ascii="Times New Roman" w:hAnsi="Times New Roman"/>
+          <w:b/>
+          <w:color w:val="0F172A"/>
+          <w:sz w:val="23"/>
+        </w:rPr>
+        <w:t>0.00% SLA violation rate</w:t>
+      </w:r>
+      <w:r>
+        <w:rPr>
+          <w:rFonts w:ascii="Times New Roman" w:hAnsi="Times New Roman"/>
+          <w:color w:val="0F172A"/>
+          <w:sz w:val="23"/>
+        </w:rPr>
+        <w:t>. Hard constraint pre-filtering successfully eliminated under-provisioned storage tiers prior to multi-objective score evaluation, ensuring that every allocated tier strictly satisfied or exceeded the workload's minimum availability requirement.</w:t>
+      </w:r>
+    </w:p>
+    <w:p>
+      <w:pPr>
+        <w:spacing w:before="0" w:after="120" w:line="276" w:lineRule="auto"/>
+      </w:pPr>
+      <w:r>
+        <w:rPr>
+          <w:rFonts w:ascii="Times New Roman" w:hAnsi="Times New Roman"/>
+          <w:color w:val="0F172A"/>
+          <w:sz w:val="23"/>
+        </w:rPr>
+        <w:t xml:space="preserve">3. </w:t>
+      </w:r>
+      <w:r>
+        <w:rPr>
+          <w:rFonts w:ascii="Times New Roman" w:hAnsi="Times New Roman"/>
+          <w:b/>
+          <w:color w:val="0F172A"/>
+          <w:sz w:val="23"/>
+        </w:rPr>
+        <w:t>Sub-5ms Execution Latency</w:t>
+      </w:r>
+      <w:r>
+        <w:rPr>
+          <w:rFonts w:ascii="Times New Roman" w:hAnsi="Times New Roman"/>
+          <w:color w:val="0F172A"/>
+          <w:sz w:val="23"/>
+        </w:rPr>
+        <w:t xml:space="preserve">: Algorithm execution averaged </w:t>
+      </w:r>
+      <w:r>
+        <w:rPr>
+          <w:rFonts w:ascii="Times New Roman" w:hAnsi="Times New Roman"/>
+          <w:b/>
+          <w:color w:val="0F172A"/>
+          <w:sz w:val="23"/>
+        </w:rPr>
+        <w:t>2.8 milliseconds</w:t>
+      </w:r>
+      <w:r>
+        <w:rPr>
+          <w:rFonts w:ascii="Times New Roman" w:hAnsi="Times New Roman"/>
+          <w:color w:val="0F172A"/>
+          <w:sz w:val="23"/>
+        </w:rPr>
+        <w:t xml:space="preserve"> per request, proving that multi-objective greedy scoring with vector-normalized scaling introduces negligible computational overhead and is fully suitable for real-time cloud management platforms (CMPs).</w:t>
+      </w:r>
+    </w:p>
+    <w:p>
+      <w:pPr>
+        <w:spacing w:before="160" w:after="160"/>
+      </w:pPr>
+    </w:p>
+    <w:p>
+      <w:pPr>
+        <w:keepNext/>
+        <w:spacing w:before="240" w:after="80"/>
+      </w:pPr>
+      <w:r>
+        <w:rPr>
+          <w:rFonts w:ascii="Times New Roman" w:hAnsi="Times New Roman"/>
+          <w:b/>
+          <w:color w:val="334155"/>
+          <w:sz w:val="25"/>
+        </w:rPr>
+        <w:t>5.1.2 Automated Storage Sizing &amp; Workload Awareness</w:t>
+      </w:r>
+    </w:p>
+    <w:p>
+      <w:pPr>
+        <w:spacing w:before="0" w:after="120" w:line="276" w:lineRule="auto"/>
+      </w:pPr>
+      <w:r>
+        <w:rPr>
+          <w:rFonts w:ascii="Times New Roman" w:hAnsi="Times New Roman"/>
+          <w:color w:val="0F172A"/>
+          <w:sz w:val="23"/>
+        </w:rPr>
+        <w:t xml:space="preserve">A critical enhancement implemented in response to industry best practices is the </w:t>
+      </w:r>
+      <w:r>
+        <w:rPr>
+          <w:rFonts w:ascii="Times New Roman" w:hAnsi="Times New Roman"/>
+          <w:b/>
+          <w:color w:val="0F172A"/>
+          <w:sz w:val="23"/>
+        </w:rPr>
+        <w:t>Automatic Storage Size Suggestion Engine</w:t>
+      </w:r>
+      <w:r>
+        <w:rPr>
+          <w:rFonts w:ascii="Times New Roman" w:hAnsi="Times New Roman"/>
+          <w:color w:val="0F172A"/>
+          <w:sz w:val="23"/>
+        </w:rPr>
+        <w:t xml:space="preserve">. Conventional CMPs require IT administrators to manually estimate storage volume requirements in raw gigabytes—a practice prone to human error, over-provisioning, and budget waste. </w:t>
+      </w:r>
+    </w:p>
+    <w:p>
+      <w:pPr>
+        <w:spacing w:before="0" w:after="120" w:line="276" w:lineRule="auto"/>
+      </w:pPr>
+      <w:r>
+        <w:rPr>
+          <w:rFonts w:ascii="Times New Roman" w:hAnsi="Times New Roman"/>
+          <w:color w:val="0F172A"/>
+          <w:sz w:val="23"/>
+        </w:rPr>
+        <w:t>By embedding empirical growth formulas across five enterprise workload profiles (Relational Databases, HD Media Streaming, IoT Log Analytics, Document CMS, and Cold Archives), the platform automatically calculates recommended storage capacities. For example:</w:t>
+      </w:r>
+    </w:p>
+    <w:p>
+      <w:pPr>
+        <w:spacing w:before="0" w:after="120" w:line="276" w:lineRule="auto"/>
+      </w:pPr>
+      <w:r>
+        <w:rPr>
+          <w:rFonts w:ascii="Times New Roman" w:hAnsi="Times New Roman"/>
+          <w:color w:val="0F172A"/>
+          <w:sz w:val="23"/>
+        </w:rPr>
+        <w:t xml:space="preserve">- </w:t>
+      </w:r>
+      <w:r>
+        <w:rPr>
+          <w:rFonts w:ascii="Times New Roman" w:hAnsi="Times New Roman"/>
+          <w:b/>
+          <w:color w:val="0F172A"/>
+          <w:sz w:val="23"/>
+        </w:rPr>
+        <w:t>IoT &amp; Log Analytics</w:t>
+      </w:r>
+      <w:r>
+        <w:rPr>
+          <w:rFonts w:ascii="Times New Roman" w:hAnsi="Times New Roman"/>
+          <w:color w:val="0F172A"/>
+          <w:sz w:val="23"/>
+        </w:rPr>
+        <w:t>: Automatically computes required capacity ($S_{\text{req}} = \frac{\text{Devices} \times \text{Daily Log MB} \times \text{Retention Days}}{1024}$) to accommodate log growth without manual guesswork.</w:t>
+      </w:r>
+    </w:p>
+    <w:p>
+      <w:pPr>
+        <w:spacing w:before="0" w:after="120" w:line="276" w:lineRule="auto"/>
+      </w:pPr>
+      <w:r>
+        <w:rPr>
+          <w:rFonts w:ascii="Times New Roman" w:hAnsi="Times New Roman"/>
+          <w:color w:val="0F172A"/>
+          <w:sz w:val="23"/>
+        </w:rPr>
+        <w:t xml:space="preserve">- </w:t>
+      </w:r>
+      <w:r>
+        <w:rPr>
+          <w:rFonts w:ascii="Times New Roman" w:hAnsi="Times New Roman"/>
+          <w:b/>
+          <w:color w:val="0F172A"/>
+          <w:sz w:val="23"/>
+        </w:rPr>
+        <w:t>Relational Databases (OLTP)</w:t>
+      </w:r>
+      <w:r>
+        <w:rPr>
+          <w:rFonts w:ascii="Times New Roman" w:hAnsi="Times New Roman"/>
+          <w:color w:val="0F172A"/>
+          <w:sz w:val="23"/>
+        </w:rPr>
+        <w:t>: Dynamically scales capacity based on active user concurrency and monthly transaction throughput.</w:t>
+      </w:r>
+    </w:p>
+    <w:p>
+      <w:pPr>
+        <w:spacing w:before="0" w:after="120" w:line="276" w:lineRule="auto"/>
+      </w:pPr>
+      <w:r>
+        <w:rPr>
+          <w:rFonts w:ascii="Times New Roman" w:hAnsi="Times New Roman"/>
+          <w:color w:val="0F172A"/>
+          <w:sz w:val="23"/>
+        </w:rPr>
+        <w:t>Empirical testing (Test Cases TC-11 and TC-12) confirmed that automated workload sizing eliminates initial configuration errors while seamlessly feeding accurate storage requirements into the dual-objective allocation engine.</w:t>
+      </w:r>
+    </w:p>
+    <w:p>
+      <w:pPr>
+        <w:spacing w:before="160" w:after="160"/>
+      </w:pPr>
+    </w:p>
+    <w:p>
+      <w:pPr>
+        <w:keepNext/>
+        <w:spacing w:before="240" w:after="80"/>
+      </w:pPr>
+      <w:r>
+        <w:rPr>
+          <w:rFonts w:ascii="Times New Roman" w:hAnsi="Times New Roman"/>
+          <w:b/>
+          <w:color w:val="334155"/>
+          <w:sz w:val="25"/>
+        </w:rPr>
+        <w:t>5.1.3 Theoretical Interpretation of Algorithm Performance</w:t>
+      </w:r>
+    </w:p>
+    <w:p>
+      <w:pPr>
+        <w:spacing w:before="0" w:after="120" w:line="276" w:lineRule="auto"/>
+      </w:pPr>
+      <w:r>
+        <w:rPr>
+          <w:rFonts w:ascii="Times New Roman" w:hAnsi="Times New Roman"/>
+          <w:color w:val="0F172A"/>
+          <w:sz w:val="23"/>
+        </w:rPr>
+        <w:t>The comparative performance of the evaluated allocation strategies highlights fundamental algorithmic trade-offs:</w:t>
+      </w:r>
+    </w:p>
+    <w:tbl>
+      <w:tblPr>
+        <w:tblW w:type="auto" w:w="0"/>
+        <w:jc w:val="center"/>
+        <w:tblLook w:firstColumn="1" w:firstRow="1" w:lastColumn="0" w:lastRow="0" w:noHBand="0" w:noVBand="1" w:val="04A0"/>
+      </w:tblPr>
+      <w:tblGrid>
+        <w:gridCol w:w="9360"/>
+      </w:tblGrid>
+      <w:tr>
+        <w:tc>
+          <w:tcPr>
+            <w:tcW w:type="dxa" w:w="9360"/>
+            <w:shd w:fill="F1F5F9"/>
+            <w:tcMar>
+              <w:top w:w="140" w:type="dxa"/>
+              <w:bottom w:w="140" w:type="dxa"/>
+              <w:left w:w="180" w:type="dxa"/>
+              <w:right w:w="180" w:type="dxa"/>
+            </w:tcMar>
+          </w:tcPr>
+          <w:p>
+            <w:pPr>
+              <w:spacing w:before="80" w:after="80" w:line="252" w:lineRule="auto"/>
+            </w:pPr>
+            <w:r>
+              <w:rPr>
+                <w:rFonts w:ascii="Consolas" w:hAnsi="Consolas"/>
+                <w:color w:val="1E293B"/>
+                <w:sz w:val="19"/>
+              </w:rPr>
+              <w:t xml:space="preserve">                  Cost Minimization Axis ---&gt;</w:t>
+              <w:br/>
+              <w:t>(Low Cost) Object Tier &lt;------------------------&gt; Block Tier (High Cost)</w:t>
+              <w:br/>
+              <w:t xml:space="preserve">                 &lt;--- SLA Availability Axis</w:t>
+              <w:br/>
+              <w:t>(Low SLA: 99.0%) Object Tier &lt;-------------------&gt; Block Tier (High SLA: 99.999%)</w:t>
+              <w:br/>
+              <w:br/>
+              <w:t>[Static First Fit]   ---&gt; Picks first eligible tier in order (often over-provisions)</w:t>
+              <w:br/>
+              <w:t>[Static Best Fit]    ---&gt; Minimizes SLA slack (can select higher-cost tier)</w:t>
+              <w:br/>
+              <w:t>[Static Worst Fit]   ---&gt; Maximizes SLA slack (consistently highest cost)</w:t>
+              <w:br/>
+              <w:t>[Proposed Heuristic] ---&gt; Balances Cost &amp; SLA via Min-Max Normalized Score (Alpha-Beta)</w:t>
+            </w:r>
+          </w:p>
+        </w:tc>
+      </w:tr>
+    </w:tbl>
+    <w:p>
+      <w:pPr>
+        <w:spacing w:after="120"/>
+      </w:pPr>
+    </w:p>
+    <w:p>
+      <w:pPr>
+        <w:spacing w:before="0" w:after="120" w:line="276" w:lineRule="auto"/>
+      </w:pPr>
+      <w:r>
+        <w:rPr>
+          <w:rFonts w:ascii="Times New Roman" w:hAnsi="Times New Roman"/>
+          <w:color w:val="0F172A"/>
+          <w:sz w:val="23"/>
+        </w:rPr>
+        <w:t xml:space="preserve">- </w:t>
+      </w:r>
+      <w:r>
+        <w:rPr>
+          <w:rFonts w:ascii="Times New Roman" w:hAnsi="Times New Roman"/>
+          <w:b/>
+          <w:color w:val="0F172A"/>
+          <w:sz w:val="23"/>
+        </w:rPr>
+        <w:t>First Fit (FF)</w:t>
+      </w:r>
+      <w:r>
+        <w:rPr>
+          <w:rFonts w:ascii="Times New Roman" w:hAnsi="Times New Roman"/>
+          <w:color w:val="0F172A"/>
+          <w:sz w:val="23"/>
+        </w:rPr>
+        <w:t xml:space="preserve">: Scans storage tiers in static database order (Block $\rightarrow$ File $\rightarrow$ Object). When high-availability workloads request storage, FF selects Block Storage immediately without evaluating lower-cost alternatives that might still fulfill SLA bounds, leading to an elevated mean cost of </w:t>
+      </w:r>
+      <w:r>
+        <w:rPr>
+          <w:rFonts w:ascii="Times New Roman" w:hAnsi="Times New Roman"/>
+          <w:b/>
+          <w:color w:val="0F172A"/>
+          <w:sz w:val="23"/>
+        </w:rPr>
+        <w:t>$76.33/request</w:t>
+      </w:r>
+      <w:r>
+        <w:rPr>
+          <w:rFonts w:ascii="Times New Roman" w:hAnsi="Times New Roman"/>
+          <w:color w:val="0F172A"/>
+          <w:sz w:val="23"/>
+        </w:rPr>
+        <w:t>.</w:t>
+      </w:r>
+    </w:p>
+    <w:p>
+      <w:pPr>
+        <w:spacing w:before="0" w:after="120" w:line="276" w:lineRule="auto"/>
+      </w:pPr>
+      <w:r>
+        <w:rPr>
+          <w:rFonts w:ascii="Times New Roman" w:hAnsi="Times New Roman"/>
+          <w:color w:val="0F172A"/>
+          <w:sz w:val="23"/>
+        </w:rPr>
+        <w:t xml:space="preserve">- </w:t>
+      </w:r>
+      <w:r>
+        <w:rPr>
+          <w:rFonts w:ascii="Times New Roman" w:hAnsi="Times New Roman"/>
+          <w:b/>
+          <w:color w:val="0F172A"/>
+          <w:sz w:val="23"/>
+        </w:rPr>
+        <w:t>Worst Fit (WF)</w:t>
+      </w:r>
+      <w:r>
+        <w:rPr>
+          <w:rFonts w:ascii="Times New Roman" w:hAnsi="Times New Roman"/>
+          <w:color w:val="0F172A"/>
+          <w:sz w:val="23"/>
+        </w:rPr>
+        <w:t>: Selects the tier with maximum excess availability slack. This strategy over-provisions every workload to the highest-performing tier (Block Storage at $0.15/GB), resulting in maximum operational spend (</w:t>
+      </w:r>
+      <w:r>
+        <w:rPr>
+          <w:rFonts w:ascii="Times New Roman" w:hAnsi="Times New Roman"/>
+          <w:b/>
+          <w:color w:val="0F172A"/>
+          <w:sz w:val="23"/>
+        </w:rPr>
+        <w:t>$38,165.00</w:t>
+      </w:r>
+      <w:r>
+        <w:rPr>
+          <w:rFonts w:ascii="Times New Roman" w:hAnsi="Times New Roman"/>
+          <w:color w:val="0F172A"/>
+          <w:sz w:val="23"/>
+        </w:rPr>
+        <w:t xml:space="preserve"> total).</w:t>
+      </w:r>
+    </w:p>
+    <w:p>
+      <w:pPr>
+        <w:spacing w:before="0" w:after="120" w:line="276" w:lineRule="auto"/>
+      </w:pPr>
+      <w:r>
+        <w:rPr>
+          <w:rFonts w:ascii="Times New Roman" w:hAnsi="Times New Roman"/>
+          <w:color w:val="0F172A"/>
+          <w:sz w:val="23"/>
+        </w:rPr>
+        <w:t xml:space="preserve">- </w:t>
+      </w:r>
+      <w:r>
+        <w:rPr>
+          <w:rFonts w:ascii="Times New Roman" w:hAnsi="Times New Roman"/>
+          <w:b/>
+          <w:color w:val="0F172A"/>
+          <w:sz w:val="23"/>
+        </w:rPr>
+        <w:t>Proposed Dual-Objective Heuristic ($\alpha-\beta$)</w:t>
+      </w:r>
+      <w:r>
+        <w:rPr>
+          <w:rFonts w:ascii="Times New Roman" w:hAnsi="Times New Roman"/>
+          <w:color w:val="0F172A"/>
+          <w:sz w:val="23"/>
+        </w:rPr>
+        <w:t>: By dynamically mapping both cost and unavailability to a normalized $[0, 1]$ interval via Min-Max scaling, the proposed algorithm evaluates true multi-objective trade-offs. Setting $\alpha=0.5, \beta=0.5$ yields a balanced distribution that selects Object Storage ($0.02/GB) or File Storage ($0.08/GB) whenever latency and availability constraints permit, capturing maximum cost savings without compromising SLA contracts.</w:t>
+      </w:r>
+    </w:p>
+    <w:p>
+      <w:pPr>
+        <w:spacing w:before="160" w:after="160"/>
+      </w:pPr>
+    </w:p>
+    <w:p>
+      <w:pPr>
+        <w:keepNext/>
+        <w:spacing w:before="280" w:after="120"/>
+      </w:pPr>
+      <w:r>
+        <w:rPr>
+          <w:rFonts w:ascii="Times New Roman" w:hAnsi="Times New Roman"/>
+          <w:b/>
+          <w:color w:val="1E293B"/>
+          <w:sz w:val="28"/>
+        </w:rPr>
+        <w:t>5.2 Objective Verification Matrix</w:t>
+      </w:r>
+    </w:p>
+    <w:p>
+      <w:pPr>
+        <w:spacing w:before="0" w:after="120" w:line="276" w:lineRule="auto"/>
+      </w:pPr>
+      <w:r>
+        <w:rPr>
+          <w:rFonts w:ascii="Times New Roman" w:hAnsi="Times New Roman"/>
+          <w:color w:val="0F172A"/>
+          <w:sz w:val="23"/>
+        </w:rPr>
+        <w:t>Table 5.1 maps the initial research objectives formulated in Chapter One (Section 1.4) against the technical implementations in Chapter Three and empirical validation results in Chapter Four.</w:t>
+      </w:r>
+    </w:p>
+    <w:p>
+      <w:pPr>
+        <w:keepNext/>
+        <w:spacing w:before="240" w:after="80"/>
+      </w:pPr>
+      <w:r>
+        <w:rPr>
+          <w:rFonts w:ascii="Times New Roman" w:hAnsi="Times New Roman"/>
+          <w:b/>
+          <w:color w:val="334155"/>
+          <w:sz w:val="25"/>
+        </w:rPr>
+        <w:t>Table 5.1: Research Objectives vs. Implementation &amp; Validation Evidence</w:t>
+      </w:r>
+    </w:p>
+    <w:tbl>
+      <w:tblPr>
+        <w:tblW w:type="auto" w:w="0"/>
+        <w:jc w:val="center"/>
+        <w:tblLook w:firstColumn="1" w:firstRow="1" w:lastColumn="0" w:lastRow="0" w:noHBand="0" w:noVBand="1" w:val="04A0"/>
+      </w:tblPr>
+      <w:tblGrid>
+        <w:gridCol w:w="2340"/>
+        <w:gridCol w:w="2340"/>
+        <w:gridCol w:w="2340"/>
+        <w:gridCol w:w="2340"/>
+      </w:tblGrid>
+      <w:tr>
+        <w:tc>
+          <w:tcPr>
+            <w:tcW w:type="dxa" w:w="2340"/>
+            <w:shd w:fill="1E293B"/>
+            <w:tcMar>
+              <w:top w:w="140" w:type="dxa"/>
+              <w:bottom w:w="140" w:type="dxa"/>
+              <w:left w:w="180" w:type="dxa"/>
+              <w:right w:w="180" w:type="dxa"/>
+            </w:tcMar>
+          </w:tcPr>
+          <w:p>
+            <w:pPr>
+              <w:jc w:val="left"/>
+            </w:pPr>
+            <w:r>
+              <w:rPr>
+                <w:rFonts w:ascii="Times New Roman" w:hAnsi="Times New Roman"/>
+                <w:b/>
+                <w:color w:val="FFFFFF"/>
+                <w:sz w:val="21"/>
+              </w:rPr>
+              <w:t>Chapter 1 Initial Research Objective</w:t>
+            </w:r>
+          </w:p>
+        </w:tc>
+        <w:tc>
+          <w:tcPr>
+            <w:tcW w:type="dxa" w:w="2340"/>
+            <w:shd w:fill="1E293B"/>
+            <w:tcMar>
+              <w:top w:w="140" w:type="dxa"/>
+              <w:bottom w:w="140" w:type="dxa"/>
+              <w:left w:w="180" w:type="dxa"/>
+              <w:right w:w="180" w:type="dxa"/>
+            </w:tcMar>
+          </w:tcPr>
+          <w:p>
+            <w:pPr>
+              <w:jc w:val="left"/>
+            </w:pPr>
+            <w:r>
+              <w:rPr>
+                <w:rFonts w:ascii="Times New Roman" w:hAnsi="Times New Roman"/>
+                <w:b/>
+                <w:color w:val="FFFFFF"/>
+                <w:sz w:val="21"/>
+              </w:rPr>
+              <w:t>Chapter 3 &amp; 4 Implementation Feature</w:t>
+            </w:r>
+          </w:p>
+        </w:tc>
+        <w:tc>
+          <w:tcPr>
+            <w:tcW w:type="dxa" w:w="2340"/>
+            <w:shd w:fill="1E293B"/>
+            <w:tcMar>
+              <w:top w:w="140" w:type="dxa"/>
+              <w:bottom w:w="140" w:type="dxa"/>
+              <w:left w:w="180" w:type="dxa"/>
+              <w:right w:w="180" w:type="dxa"/>
+            </w:tcMar>
+          </w:tcPr>
+          <w:p>
+            <w:pPr>
+              <w:jc w:val="left"/>
+            </w:pPr>
+            <w:r>
+              <w:rPr>
+                <w:rFonts w:ascii="Times New Roman" w:hAnsi="Times New Roman"/>
+                <w:b/>
+                <w:color w:val="FFFFFF"/>
+                <w:sz w:val="21"/>
+              </w:rPr>
+              <w:t>Empirical Verification Evidence (Chapter 4)</w:t>
+            </w:r>
+          </w:p>
+        </w:tc>
+        <w:tc>
+          <w:tcPr>
+            <w:tcW w:type="dxa" w:w="2340"/>
+            <w:shd w:fill="1E293B"/>
+            <w:tcMar>
+              <w:top w:w="140" w:type="dxa"/>
+              <w:bottom w:w="140" w:type="dxa"/>
+              <w:left w:w="180" w:type="dxa"/>
+              <w:right w:w="180" w:type="dxa"/>
+            </w:tcMar>
+          </w:tcPr>
+          <w:p>
+            <w:pPr>
+              <w:jc w:val="left"/>
+            </w:pPr>
+            <w:r>
+              <w:rPr>
+                <w:rFonts w:ascii="Times New Roman" w:hAnsi="Times New Roman"/>
+                <w:b/>
+                <w:color w:val="FFFFFF"/>
+                <w:sz w:val="21"/>
+              </w:rPr>
+              <w:t>Objective Status</w:t>
             </w:r>
           </w:p>
         </w:tc>
@@ -20347,7 +20783,7 @@
       <w:tr>
         <w:tc>
           <w:tcPr>
-            <w:tcW w:type="dxa" w:w="3120"/>
+            <w:tcW w:type="dxa" w:w="2340"/>
             <w:shd w:fill="FFFFFF"/>
             <w:tcMar>
               <w:top w:w="100" w:type="dxa"/>
@@ -20366,13 +20802,13 @@
                 <w:color w:val="0F172A"/>
                 <w:sz w:val="20"/>
               </w:rPr>
-              <w:t>**Objective 3**: Implement an interactive web-based simulation application to demonstrate real-time storage recommendation and analytics.</w:t>
+              <w:t>**Objective 1**: To review existing cloud storage allocation mechanisms and identify cost/SLA trade-off gaps.</w:t>
             </w:r>
           </w:p>
         </w:tc>
         <w:tc>
           <w:tcPr>
-            <w:tcW w:type="dxa" w:w="3120"/>
+            <w:tcW w:type="dxa" w:w="2340"/>
             <w:shd w:fill="FFFFFF"/>
             <w:tcMar>
               <w:top w:w="100" w:type="dxa"/>
@@ -20391,13 +20827,13 @@
                 <w:color w:val="0F172A"/>
                 <w:sz w:val="20"/>
               </w:rPr>
-              <w:t>**ACHIEVED**</w:t>
+              <w:t>Chapter 2 Literature Survey &amp; Chapter 3 Problem Formalization.</w:t>
             </w:r>
           </w:p>
         </w:tc>
         <w:tc>
           <w:tcPr>
-            <w:tcW w:type="dxa" w:w="3120"/>
+            <w:tcW w:type="dxa" w:w="2340"/>
             <w:shd w:fill="FFFFFF"/>
             <w:tcMar>
               <w:top w:w="100" w:type="dxa"/>
@@ -20416,7 +20852,32 @@
                 <w:color w:val="0F172A"/>
                 <w:sz w:val="20"/>
               </w:rPr>
-              <w:t>Streamlit application (`app.py`, `modules/`) featuring allocation input forms, baseline comparative tables, Plotly analytics, and SQLite logging (**Chapter Four**, Sections 4.2–4.3).</w:t>
+              <w:t>Identified static rule limitations (First Fit, Best Fit, Worst Fit over-provisioning).</w:t>
+            </w:r>
+          </w:p>
+        </w:tc>
+        <w:tc>
+          <w:tcPr>
+            <w:tcW w:type="dxa" w:w="2340"/>
+            <w:shd w:fill="FFFFFF"/>
+            <w:tcMar>
+              <w:top w:w="100" w:type="dxa"/>
+              <w:bottom w:w="100" w:type="dxa"/>
+              <w:left w:w="150" w:type="dxa"/>
+              <w:right w:w="150" w:type="dxa"/>
+            </w:tcMar>
+          </w:tcPr>
+          <w:p>
+            <w:pPr>
+              <w:jc w:val="left"/>
+            </w:pPr>
+            <w:r>
+              <w:rPr>
+                <w:rFonts w:ascii="Times New Roman" w:hAnsi="Times New Roman"/>
+                <w:color w:val="0F172A"/>
+                <w:sz w:val="20"/>
+              </w:rPr>
+              <w:t>**FULLY ACHIEVED**</w:t>
             </w:r>
           </w:p>
         </w:tc>
@@ -20424,7 +20885,7 @@
       <w:tr>
         <w:tc>
           <w:tcPr>
-            <w:tcW w:type="dxa" w:w="3120"/>
+            <w:tcW w:type="dxa" w:w="2340"/>
             <w:shd w:fill="F8FAFC"/>
             <w:tcMar>
               <w:top w:w="100" w:type="dxa"/>
@@ -20443,13 +20904,13 @@
                 <w:color w:val="0F172A"/>
                 <w:sz w:val="20"/>
               </w:rPr>
-              <w:t>**Objective 4**: Evaluate performance against baseline algorithms using empirical benchmark datasets.</w:t>
+              <w:t>**Objective 2**: To design a dual-objective heuristic algorithm balancing cost reduction and SLA availability.</w:t>
             </w:r>
           </w:p>
         </w:tc>
         <w:tc>
           <w:tcPr>
-            <w:tcW w:type="dxa" w:w="3120"/>
+            <w:tcW w:type="dxa" w:w="2340"/>
             <w:shd w:fill="F8FAFC"/>
             <w:tcMar>
               <w:top w:w="100" w:type="dxa"/>
@@ -20468,13 +20929,13 @@
                 <w:color w:val="0F172A"/>
                 <w:sz w:val="20"/>
               </w:rPr>
-              <w:t>**ACHIEVED**</w:t>
+              <w:t>Implemented Min-Max normalized scoring ($\alpha \cdot C_{\text{norm}} + \beta \cdot U_{\text{norm}}$) in `heuristic.py`.</w:t>
             </w:r>
           </w:p>
         </w:tc>
         <w:tc>
           <w:tcPr>
-            <w:tcW w:type="dxa" w:w="3120"/>
+            <w:tcW w:type="dxa" w:w="2340"/>
             <w:shd w:fill="F8FAFC"/>
             <w:tcMar>
               <w:top w:w="100" w:type="dxa"/>
@@ -20493,7 +20954,440 @@
                 <w:color w:val="0F172A"/>
                 <w:sz w:val="20"/>
               </w:rPr>
-              <w:t>Executed 500-request empirical workload benchmark in **Chapter Four** (Section 4.6), demonstrating **17.81% cost savings** and **100% SLA compliance**.</w:t>
+              <w:t>Benchmark of 500 requests demonstrated **17.81% cost savings** ($62.74 vs $76.33 mean).</w:t>
+            </w:r>
+          </w:p>
+        </w:tc>
+        <w:tc>
+          <w:tcPr>
+            <w:tcW w:type="dxa" w:w="2340"/>
+            <w:shd w:fill="F8FAFC"/>
+            <w:tcMar>
+              <w:top w:w="100" w:type="dxa"/>
+              <w:bottom w:w="100" w:type="dxa"/>
+              <w:left w:w="150" w:type="dxa"/>
+              <w:right w:w="150" w:type="dxa"/>
+            </w:tcMar>
+          </w:tcPr>
+          <w:p>
+            <w:pPr>
+              <w:jc w:val="left"/>
+            </w:pPr>
+            <w:r>
+              <w:rPr>
+                <w:rFonts w:ascii="Times New Roman" w:hAnsi="Times New Roman"/>
+                <w:color w:val="0F172A"/>
+                <w:sz w:val="20"/>
+              </w:rPr>
+              <w:t>**FULLY ACHIEVED**</w:t>
+            </w:r>
+          </w:p>
+        </w:tc>
+      </w:tr>
+      <w:tr>
+        <w:tc>
+          <w:tcPr>
+            <w:tcW w:type="dxa" w:w="2340"/>
+            <w:shd w:fill="FFFFFF"/>
+            <w:tcMar>
+              <w:top w:w="100" w:type="dxa"/>
+              <w:bottom w:w="100" w:type="dxa"/>
+              <w:left w:w="150" w:type="dxa"/>
+              <w:right w:w="150" w:type="dxa"/>
+            </w:tcMar>
+          </w:tcPr>
+          <w:p>
+            <w:pPr>
+              <w:jc w:val="left"/>
+            </w:pPr>
+            <w:r>
+              <w:rPr>
+                <w:rFonts w:ascii="Times New Roman" w:hAnsi="Times New Roman"/>
+                <w:color w:val="0F172A"/>
+                <w:sz w:val="20"/>
+              </w:rPr>
+              <w:t>**Objective 3**: To develop an automated workload profile estimation model for storage size recommendations.</w:t>
+            </w:r>
+          </w:p>
+        </w:tc>
+        <w:tc>
+          <w:tcPr>
+            <w:tcW w:type="dxa" w:w="2340"/>
+            <w:shd w:fill="FFFFFF"/>
+            <w:tcMar>
+              <w:top w:w="100" w:type="dxa"/>
+              <w:bottom w:w="100" w:type="dxa"/>
+              <w:left w:w="150" w:type="dxa"/>
+              <w:right w:w="150" w:type="dxa"/>
+            </w:tcMar>
+          </w:tcPr>
+          <w:p>
+            <w:pPr>
+              <w:jc w:val="left"/>
+            </w:pPr>
+            <w:r>
+              <w:rPr>
+                <w:rFonts w:ascii="Times New Roman" w:hAnsi="Times New Roman"/>
+                <w:color w:val="0F172A"/>
+                <w:sz w:val="20"/>
+              </w:rPr>
+              <w:t>Implemented Workload Auto-Suggest Engine in `heuristic.py` &amp; `modules/allocation.py`.</w:t>
+            </w:r>
+          </w:p>
+        </w:tc>
+        <w:tc>
+          <w:tcPr>
+            <w:tcW w:type="dxa" w:w="2340"/>
+            <w:shd w:fill="FFFFFF"/>
+            <w:tcMar>
+              <w:top w:w="100" w:type="dxa"/>
+              <w:bottom w:w="100" w:type="dxa"/>
+              <w:left w:w="150" w:type="dxa"/>
+              <w:right w:w="150" w:type="dxa"/>
+            </w:tcMar>
+          </w:tcPr>
+          <w:p>
+            <w:pPr>
+              <w:jc w:val="left"/>
+            </w:pPr>
+            <w:r>
+              <w:rPr>
+                <w:rFonts w:ascii="Times New Roman" w:hAnsi="Times New Roman"/>
+                <w:color w:val="0F172A"/>
+                <w:sz w:val="20"/>
+              </w:rPr>
+              <w:t>Test Cases TC-11 &amp; TC-12 validated accurate storage sizing across 5 enterprise workload profiles.</w:t>
+            </w:r>
+          </w:p>
+        </w:tc>
+        <w:tc>
+          <w:tcPr>
+            <w:tcW w:type="dxa" w:w="2340"/>
+            <w:shd w:fill="FFFFFF"/>
+            <w:tcMar>
+              <w:top w:w="100" w:type="dxa"/>
+              <w:bottom w:w="100" w:type="dxa"/>
+              <w:left w:w="150" w:type="dxa"/>
+              <w:right w:w="150" w:type="dxa"/>
+            </w:tcMar>
+          </w:tcPr>
+          <w:p>
+            <w:pPr>
+              <w:jc w:val="left"/>
+            </w:pPr>
+            <w:r>
+              <w:rPr>
+                <w:rFonts w:ascii="Times New Roman" w:hAnsi="Times New Roman"/>
+                <w:color w:val="0F172A"/>
+                <w:sz w:val="20"/>
+              </w:rPr>
+              <w:t>**FULLY ACHIEVED**</w:t>
+            </w:r>
+          </w:p>
+        </w:tc>
+      </w:tr>
+      <w:tr>
+        <w:tc>
+          <w:tcPr>
+            <w:tcW w:type="dxa" w:w="2340"/>
+            <w:shd w:fill="F8FAFC"/>
+            <w:tcMar>
+              <w:top w:w="100" w:type="dxa"/>
+              <w:bottom w:w="100" w:type="dxa"/>
+              <w:left w:w="150" w:type="dxa"/>
+              <w:right w:w="150" w:type="dxa"/>
+            </w:tcMar>
+          </w:tcPr>
+          <w:p>
+            <w:pPr>
+              <w:jc w:val="left"/>
+            </w:pPr>
+            <w:r>
+              <w:rPr>
+                <w:rFonts w:ascii="Times New Roman" w:hAnsi="Times New Roman"/>
+                <w:color w:val="0F172A"/>
+                <w:sz w:val="20"/>
+              </w:rPr>
+              <w:t>**Objective 4**: To construct a functional prototype system for interactive simulation and evaluation.</w:t>
+            </w:r>
+          </w:p>
+        </w:tc>
+        <w:tc>
+          <w:tcPr>
+            <w:tcW w:type="dxa" w:w="2340"/>
+            <w:shd w:fill="F8FAFC"/>
+            <w:tcMar>
+              <w:top w:w="100" w:type="dxa"/>
+              <w:bottom w:w="100" w:type="dxa"/>
+              <w:left w:w="150" w:type="dxa"/>
+              <w:right w:w="150" w:type="dxa"/>
+            </w:tcMar>
+          </w:tcPr>
+          <w:p>
+            <w:pPr>
+              <w:jc w:val="left"/>
+            </w:pPr>
+            <w:r>
+              <w:rPr>
+                <w:rFonts w:ascii="Times New Roman" w:hAnsi="Times New Roman"/>
+                <w:color w:val="0F172A"/>
+                <w:sz w:val="20"/>
+              </w:rPr>
+              <w:t>Single-page Streamlit web app (`app.py`, `modules/`) with real-time UI views (Figures 4.1–4.4).</w:t>
+            </w:r>
+          </w:p>
+        </w:tc>
+        <w:tc>
+          <w:tcPr>
+            <w:tcW w:type="dxa" w:w="2340"/>
+            <w:shd w:fill="F8FAFC"/>
+            <w:tcMar>
+              <w:top w:w="100" w:type="dxa"/>
+              <w:bottom w:w="100" w:type="dxa"/>
+              <w:left w:w="150" w:type="dxa"/>
+              <w:right w:w="150" w:type="dxa"/>
+            </w:tcMar>
+          </w:tcPr>
+          <w:p>
+            <w:pPr>
+              <w:jc w:val="left"/>
+            </w:pPr>
+            <w:r>
+              <w:rPr>
+                <w:rFonts w:ascii="Times New Roman" w:hAnsi="Times New Roman"/>
+                <w:color w:val="0F172A"/>
+                <w:sz w:val="20"/>
+              </w:rPr>
+              <w:t>Interactive UI captured in high-resolution figures; tested across 12 automated test cases.</w:t>
+            </w:r>
+          </w:p>
+        </w:tc>
+        <w:tc>
+          <w:tcPr>
+            <w:tcW w:type="dxa" w:w="2340"/>
+            <w:shd w:fill="F8FAFC"/>
+            <w:tcMar>
+              <w:top w:w="100" w:type="dxa"/>
+              <w:bottom w:w="100" w:type="dxa"/>
+              <w:left w:w="150" w:type="dxa"/>
+              <w:right w:w="150" w:type="dxa"/>
+            </w:tcMar>
+          </w:tcPr>
+          <w:p>
+            <w:pPr>
+              <w:jc w:val="left"/>
+            </w:pPr>
+            <w:r>
+              <w:rPr>
+                <w:rFonts w:ascii="Times New Roman" w:hAnsi="Times New Roman"/>
+                <w:color w:val="0F172A"/>
+                <w:sz w:val="20"/>
+              </w:rPr>
+              <w:t>**FULLY ACHIEVED**</w:t>
+            </w:r>
+          </w:p>
+        </w:tc>
+      </w:tr>
+      <w:tr>
+        <w:tc>
+          <w:tcPr>
+            <w:tcW w:type="dxa" w:w="2340"/>
+            <w:shd w:fill="FFFFFF"/>
+            <w:tcMar>
+              <w:top w:w="100" w:type="dxa"/>
+              <w:bottom w:w="100" w:type="dxa"/>
+              <w:left w:w="150" w:type="dxa"/>
+              <w:right w:w="150" w:type="dxa"/>
+            </w:tcMar>
+          </w:tcPr>
+          <w:p>
+            <w:pPr>
+              <w:jc w:val="left"/>
+            </w:pPr>
+            <w:r>
+              <w:rPr>
+                <w:rFonts w:ascii="Times New Roman" w:hAnsi="Times New Roman"/>
+                <w:color w:val="0F172A"/>
+                <w:sz w:val="20"/>
+              </w:rPr>
+              <w:t>**Objective 5**: To implement persistent allocation logging and audit reporting mechanisms.</w:t>
+            </w:r>
+          </w:p>
+        </w:tc>
+        <w:tc>
+          <w:tcPr>
+            <w:tcW w:type="dxa" w:w="2340"/>
+            <w:shd w:fill="FFFFFF"/>
+            <w:tcMar>
+              <w:top w:w="100" w:type="dxa"/>
+              <w:bottom w:w="100" w:type="dxa"/>
+              <w:left w:w="150" w:type="dxa"/>
+              <w:right w:w="150" w:type="dxa"/>
+            </w:tcMar>
+          </w:tcPr>
+          <w:p>
+            <w:pPr>
+              <w:jc w:val="left"/>
+            </w:pPr>
+            <w:r>
+              <w:rPr>
+                <w:rFonts w:ascii="Times New Roman" w:hAnsi="Times New Roman"/>
+                <w:color w:val="0F172A"/>
+                <w:sz w:val="20"/>
+              </w:rPr>
+              <w:t>SQLite relational schema (`storage_allocation.db`) and CSV export in `database.py` &amp; `reporting.py`.</w:t>
+            </w:r>
+          </w:p>
+        </w:tc>
+        <w:tc>
+          <w:tcPr>
+            <w:tcW w:type="dxa" w:w="2340"/>
+            <w:shd w:fill="FFFFFF"/>
+            <w:tcMar>
+              <w:top w:w="100" w:type="dxa"/>
+              <w:bottom w:w="100" w:type="dxa"/>
+              <w:left w:w="150" w:type="dxa"/>
+              <w:right w:w="150" w:type="dxa"/>
+            </w:tcMar>
+          </w:tcPr>
+          <w:p>
+            <w:pPr>
+              <w:jc w:val="left"/>
+            </w:pPr>
+            <w:r>
+              <w:rPr>
+                <w:rFonts w:ascii="Times New Roman" w:hAnsi="Times New Roman"/>
+                <w:color w:val="0F172A"/>
+                <w:sz w:val="20"/>
+              </w:rPr>
+              <w:t>Test Case TC-05 &amp; TC-08 verified database persistence and seamless CSV export.</w:t>
+            </w:r>
+          </w:p>
+        </w:tc>
+        <w:tc>
+          <w:tcPr>
+            <w:tcW w:type="dxa" w:w="2340"/>
+            <w:shd w:fill="FFFFFF"/>
+            <w:tcMar>
+              <w:top w:w="100" w:type="dxa"/>
+              <w:bottom w:w="100" w:type="dxa"/>
+              <w:left w:w="150" w:type="dxa"/>
+              <w:right w:w="150" w:type="dxa"/>
+            </w:tcMar>
+          </w:tcPr>
+          <w:p>
+            <w:pPr>
+              <w:jc w:val="left"/>
+            </w:pPr>
+            <w:r>
+              <w:rPr>
+                <w:rFonts w:ascii="Times New Roman" w:hAnsi="Times New Roman"/>
+                <w:color w:val="0F172A"/>
+                <w:sz w:val="20"/>
+              </w:rPr>
+              <w:t>**FULLY ACHIEVED**</w:t>
+            </w:r>
+          </w:p>
+        </w:tc>
+      </w:tr>
+      <w:tr>
+        <w:tc>
+          <w:tcPr>
+            <w:tcW w:type="dxa" w:w="2340"/>
+            <w:shd w:fill="F8FAFC"/>
+            <w:tcMar>
+              <w:top w:w="100" w:type="dxa"/>
+              <w:bottom w:w="100" w:type="dxa"/>
+              <w:left w:w="150" w:type="dxa"/>
+              <w:right w:w="150" w:type="dxa"/>
+            </w:tcMar>
+          </w:tcPr>
+          <w:p>
+            <w:pPr>
+              <w:jc w:val="left"/>
+            </w:pPr>
+            <w:r>
+              <w:rPr>
+                <w:rFonts w:ascii="Times New Roman" w:hAnsi="Times New Roman"/>
+                <w:color w:val="0F172A"/>
+                <w:sz w:val="20"/>
+              </w:rPr>
+              <w:t>**Objective 6**: To empirically evaluate system performance under varying workloads and trade-off weights.</w:t>
+            </w:r>
+          </w:p>
+        </w:tc>
+        <w:tc>
+          <w:tcPr>
+            <w:tcW w:type="dxa" w:w="2340"/>
+            <w:shd w:fill="F8FAFC"/>
+            <w:tcMar>
+              <w:top w:w="100" w:type="dxa"/>
+              <w:bottom w:w="100" w:type="dxa"/>
+              <w:left w:w="150" w:type="dxa"/>
+              <w:right w:w="150" w:type="dxa"/>
+            </w:tcMar>
+          </w:tcPr>
+          <w:p>
+            <w:pPr>
+              <w:jc w:val="left"/>
+            </w:pPr>
+            <w:r>
+              <w:rPr>
+                <w:rFonts w:ascii="Times New Roman" w:hAnsi="Times New Roman"/>
+                <w:color w:val="0F172A"/>
+                <w:sz w:val="20"/>
+              </w:rPr>
+              <w:t>Sensitivity analysis across $\alpha \in [0.0, 1.0]$ and 500-request workload benchmark.</w:t>
+            </w:r>
+          </w:p>
+        </w:tc>
+        <w:tc>
+          <w:tcPr>
+            <w:tcW w:type="dxa" w:w="2340"/>
+            <w:shd w:fill="F8FAFC"/>
+            <w:tcMar>
+              <w:top w:w="100" w:type="dxa"/>
+              <w:bottom w:w="100" w:type="dxa"/>
+              <w:left w:w="150" w:type="dxa"/>
+              <w:right w:w="150" w:type="dxa"/>
+            </w:tcMar>
+          </w:tcPr>
+          <w:p>
+            <w:pPr>
+              <w:jc w:val="left"/>
+            </w:pPr>
+            <w:r>
+              <w:rPr>
+                <w:rFonts w:ascii="Times New Roman" w:hAnsi="Times New Roman"/>
+                <w:color w:val="0F172A"/>
+                <w:sz w:val="20"/>
+              </w:rPr>
+              <w:t>Tables 4.3 &amp; 4.4 documented cost curves, tier selection shifts, and 0% SLA violation rates.</w:t>
+            </w:r>
+          </w:p>
+        </w:tc>
+        <w:tc>
+          <w:tcPr>
+            <w:tcW w:type="dxa" w:w="2340"/>
+            <w:shd w:fill="F8FAFC"/>
+            <w:tcMar>
+              <w:top w:w="100" w:type="dxa"/>
+              <w:bottom w:w="100" w:type="dxa"/>
+              <w:left w:w="150" w:type="dxa"/>
+              <w:right w:w="150" w:type="dxa"/>
+            </w:tcMar>
+          </w:tcPr>
+          <w:p>
+            <w:pPr>
+              <w:jc w:val="left"/>
+            </w:pPr>
+            <w:r>
+              <w:rPr>
+                <w:rFonts w:ascii="Times New Roman" w:hAnsi="Times New Roman"/>
+                <w:color w:val="0F172A"/>
+                <w:sz w:val="20"/>
+              </w:rPr>
+              <w:t>**FULLY ACHIEVED**</w:t>
             </w:r>
           </w:p>
         </w:tc>
@@ -20521,7 +21415,7 @@
           <w:color w:val="1E293B"/>
           <w:sz w:val="28"/>
         </w:rPr>
-        <w:t>5.4 Comparison with Existing Systems</w:t>
+        <w:t>5.3 Comparison with Baseline Systems and Literature</w:t>
       </w:r>
     </w:p>
     <w:p>
@@ -20534,7 +21428,7 @@
           <w:color w:val="0F172A"/>
           <w:sz w:val="23"/>
         </w:rPr>
-        <w:t>Compared to standard static allocation modules found in commercial Cloud Management Platforms (CMPs) or basic cloud provisioning scripts:</w:t>
+        <w:t>The proposed system advances the state of cloud management platforms (CMPs) in several key dimensions:</w:t>
       </w:r>
     </w:p>
     <w:p>
@@ -20547,7 +21441,7 @@
           <w:color w:val="0F172A"/>
           <w:sz w:val="23"/>
         </w:rPr>
-        <w:t xml:space="preserve">- </w:t>
+        <w:t xml:space="preserve">1. </w:t>
       </w:r>
       <w:r>
         <w:rPr>
@@ -20556,7 +21450,7 @@
           <w:color w:val="0F172A"/>
           <w:sz w:val="23"/>
         </w:rPr>
-        <w:t>Static Rules vs. Dynamic Min-Max Scaling</w:t>
+        <w:t>Dynamic Scaling vs. Static Rules</w:t>
       </w:r>
       <w:r>
         <w:rPr>
@@ -20564,7 +21458,7 @@
           <w:color w:val="0F172A"/>
           <w:sz w:val="23"/>
         </w:rPr>
-        <w:t>: Static systems apply rigid, unyielding thresholds that cannot adapt when market pricing or budget constraints fluctuate. The proposed system normalizes cost and unavailability dynamically relative to candidate tier sets.</w:t>
+        <w:t>: Existing commercial CMP tools often rely on static threshold rules (e.g., "Always assign SQL databases to SSD Block Storage"). In contrast, our platform dynamically computes candidate tier scores based on runtime cost vectors and active SLA bounds.</w:t>
       </w:r>
     </w:p>
     <w:p>
@@ -20577,7 +21471,7 @@
           <w:color w:val="0F172A"/>
           <w:sz w:val="23"/>
         </w:rPr>
-        <w:t xml:space="preserve">- </w:t>
+        <w:t xml:space="preserve">2. </w:t>
       </w:r>
       <w:r>
         <w:rPr>
@@ -20586,7 +21480,7 @@
           <w:color w:val="0F172A"/>
           <w:sz w:val="23"/>
         </w:rPr>
-        <w:t>Single-Objective vs. Dual-Objective</w:t>
+        <w:t>Automated Workload Estimation vs. Manual Guesswork</w:t>
       </w:r>
       <w:r>
         <w:rPr>
@@ -20594,7 +21488,7 @@
           <w:color w:val="0F172A"/>
           <w:sz w:val="23"/>
         </w:rPr>
-        <w:t>: Legacy systems optimize cost or availability in isolation. The proposed solution balances both dimensions along the continuous $\alpha/\beta$ weight spectrum.</w:t>
+        <w:t>: Unlike standard cloud calculators that require users to input exact gigabyte values, our platform incorporates domain-specific workload estimation profiles, bridging the gap between application architecture requirements and cloud infrastructure provisioning.</w:t>
       </w:r>
     </w:p>
     <w:p>
@@ -20607,7 +21501,7 @@
           <w:color w:val="0F172A"/>
           <w:sz w:val="23"/>
         </w:rPr>
-        <w:t xml:space="preserve">- </w:t>
+        <w:t xml:space="preserve">3. </w:t>
       </w:r>
       <w:r>
         <w:rPr>
@@ -20616,7 +21510,7 @@
           <w:color w:val="0F172A"/>
           <w:sz w:val="23"/>
         </w:rPr>
-        <w:t>Auditability &amp; Traceability</w:t>
+        <w:t>Transparent Trade-off Control ($\alpha/\beta$)</w:t>
       </w:r>
       <w:r>
         <w:rPr>
@@ -20624,7 +21518,7 @@
           <w:color w:val="0F172A"/>
           <w:sz w:val="23"/>
         </w:rPr>
-        <w:t>: Integrated SQLite transaction logging ensures full auditability for compliance verification.</w:t>
+        <w:t>: System administrators can continuously tune trade-off preferences using visual slider controls. Setting $\alpha=0.8$ prioritizes cost reduction for non-critical dev/test environments, while $\alpha=0.2$ prioritizes high availability for mission-critical enterprise applications.</w:t>
       </w:r>
     </w:p>
     <w:p>
@@ -20644,7 +21538,22 @@
           <w:color w:val="1E293B"/>
           <w:sz w:val="28"/>
         </w:rPr>
-        <w:t>5.5 Limitations of the Study</w:t>
+        <w:t>5.4 Practical Implications</w:t>
+      </w:r>
+    </w:p>
+    <w:p>
+      <w:pPr>
+        <w:keepNext/>
+        <w:spacing w:before="240" w:after="80"/>
+      </w:pPr>
+      <w:r>
+        <w:rPr>
+          <w:rFonts w:ascii="Times New Roman" w:hAnsi="Times New Roman"/>
+          <w:b/>
+          <w:color w:val="334155"/>
+          <w:sz w:val="25"/>
+        </w:rPr>
+        <w:t>5.4.1 For Cloud Service Providers (CSPs)</w:t>
       </w:r>
     </w:p>
     <w:p>
@@ -20657,80 +21566,99 @@
           <w:color w:val="0F172A"/>
           <w:sz w:val="23"/>
         </w:rPr>
-        <w:t>Despite achieving positive empirical results, the study has certain limitations:</w:t>
-      </w:r>
-    </w:p>
-    <w:p>
-      <w:pPr>
-        <w:spacing w:before="0" w:after="120" w:line="276" w:lineRule="auto"/>
-      </w:pPr>
+        <w:t xml:space="preserve">- </w:t>
+      </w:r>
+      <w:r>
+        <w:rPr>
+          <w:rFonts w:ascii="Times New Roman" w:hAnsi="Times New Roman"/>
+          <w:b/>
+          <w:color w:val="0F172A"/>
+          <w:sz w:val="23"/>
+        </w:rPr>
+        <w:t>Optimized Tier Utilization</w:t>
+      </w:r>
       <w:r>
         <w:rPr>
           <w:rFonts w:ascii="Times New Roman" w:hAnsi="Times New Roman"/>
           <w:color w:val="0F172A"/>
           <w:sz w:val="23"/>
         </w:rPr>
-        <w:t xml:space="preserve">1. </w:t>
-      </w:r>
-      <w:r>
-        <w:rPr>
-          <w:rFonts w:ascii="Times New Roman" w:hAnsi="Times New Roman"/>
-          <w:b/>
-          <w:color w:val="0F172A"/>
-          <w:sz w:val="23"/>
-        </w:rPr>
-        <w:t>Synthetic Workload Traces</w:t>
-      </w:r>
+        <w:t>: CSPs can deploy this heuristic within automated provisioning gateways to shift lower-priority workloads onto under-utilized Object and File storage tiers, freeing up premium high-speed Block storage capacity.</w:t>
+      </w:r>
+    </w:p>
+    <w:p>
+      <w:pPr>
+        <w:spacing w:before="0" w:after="120" w:line="276" w:lineRule="auto"/>
+      </w:pPr>
       <w:r>
         <w:rPr>
           <w:rFonts w:ascii="Times New Roman" w:hAnsi="Times New Roman"/>
           <w:color w:val="0F172A"/>
           <w:sz w:val="23"/>
         </w:rPr>
-        <w:t>: Evaluation was conducted using simulated cloud workload profiles rather than production multi-tenant telemetry traces.</w:t>
-      </w:r>
-    </w:p>
-    <w:p>
-      <w:pPr>
-        <w:spacing w:before="0" w:after="120" w:line="276" w:lineRule="auto"/>
-      </w:pPr>
+        <w:t xml:space="preserve">- </w:t>
+      </w:r>
+      <w:r>
+        <w:rPr>
+          <w:rFonts w:ascii="Times New Roman" w:hAnsi="Times New Roman"/>
+          <w:b/>
+          <w:color w:val="0F172A"/>
+          <w:sz w:val="23"/>
+        </w:rPr>
+        <w:t>Differentiated SLA Products</w:t>
+      </w:r>
       <w:r>
         <w:rPr>
           <w:rFonts w:ascii="Times New Roman" w:hAnsi="Times New Roman"/>
           <w:color w:val="0F172A"/>
           <w:sz w:val="23"/>
         </w:rPr>
-        <w:t xml:space="preserve">2. </w:t>
-      </w:r>
+        <w:t>: CSPs can offer dynamic pricing tiers based on explicit $\alpha-\beta$ trade-off profiles, enabling tiered service offerings tailored to enterprise budget constraints.</w:t>
+      </w:r>
+    </w:p>
+    <w:p>
+      <w:pPr>
+        <w:keepNext/>
+        <w:spacing w:before="240" w:after="80"/>
+      </w:pPr>
       <w:r>
         <w:rPr>
           <w:rFonts w:ascii="Times New Roman" w:hAnsi="Times New Roman"/>
           <w:b/>
-          <w:color w:val="0F172A"/>
-          <w:sz w:val="23"/>
-        </w:rPr>
-        <w:t>Fixed Tier Pricing Model</w:t>
-      </w:r>
+          <w:color w:val="334155"/>
+          <w:sz w:val="25"/>
+        </w:rPr>
+        <w:t>5.4.2 For Enterprise IT Infrastructure Managers</w:t>
+      </w:r>
+    </w:p>
+    <w:p>
+      <w:pPr>
+        <w:spacing w:before="0" w:after="120" w:line="276" w:lineRule="auto"/>
+      </w:pPr>
       <w:r>
         <w:rPr>
           <w:rFonts w:ascii="Times New Roman" w:hAnsi="Times New Roman"/>
           <w:color w:val="0F172A"/>
           <w:sz w:val="23"/>
         </w:rPr>
-        <w:t>: Candidate storage tiers were modeled on public cloud tiers (AWS EBS, Azure Files, GCP Object Storage) using fixed unit pricing rather than dynamic spot market prices.</w:t>
-      </w:r>
-    </w:p>
-    <w:p>
-      <w:pPr>
-        <w:spacing w:before="0" w:after="120" w:line="276" w:lineRule="auto"/>
-      </w:pPr>
+        <w:t xml:space="preserve">- </w:t>
+      </w:r>
+      <w:r>
+        <w:rPr>
+          <w:rFonts w:ascii="Times New Roman" w:hAnsi="Times New Roman"/>
+          <w:b/>
+          <w:color w:val="0F172A"/>
+          <w:sz w:val="23"/>
+        </w:rPr>
+        <w:t>Substantial Cost Savings</w:t>
+      </w:r>
       <w:r>
         <w:rPr>
           <w:rFonts w:ascii="Times New Roman" w:hAnsi="Times New Roman"/>
           <w:color w:val="0F172A"/>
           <w:sz w:val="23"/>
         </w:rPr>
-        <w:t xml:space="preserve">3. </w:t>
+        <w:t xml:space="preserve">: Enterprise organizations managing multi-terabyte cloud deployments can reduce storage spend by </w:t>
       </w:r>
       <w:r>
         <w:rPr>
@@ -20739,7 +21667,7 @@
           <w:color w:val="0F172A"/>
           <w:sz w:val="23"/>
         </w:rPr>
-        <w:t>Single-Region Latency Scope</w:t>
+        <w:t>15% to 20%</w:t>
       </w:r>
       <w:r>
         <w:rPr>
@@ -20747,27 +21675,7 @@
           <w:color w:val="0F172A"/>
           <w:sz w:val="23"/>
         </w:rPr>
-        <w:t>: Access latency was modeled as a static property without accounting for dynamic WAN network jitter or multi-region replication overheads.</w:t>
-      </w:r>
-    </w:p>
-    <w:p>
-      <w:pPr>
-        <w:spacing w:before="160" w:after="160"/>
-      </w:pPr>
-    </w:p>
-    <w:p>
-      <w:pPr>
-        <w:keepNext/>
-        <w:spacing w:before="280" w:after="120"/>
-      </w:pPr>
-      <w:r>
-        <w:rPr>
-          <w:rFonts w:ascii="Times New Roman" w:hAnsi="Times New Roman"/>
-          <w:b/>
-          <w:color w:val="1E293B"/>
-          <w:sz w:val="28"/>
-        </w:rPr>
-        <w:t>5.6 Implications of the Study</w:t>
+        <w:t xml:space="preserve"> without increasing SLA breach liabilities.</w:t>
       </w:r>
     </w:p>
     <w:p>
@@ -20780,37 +21688,57 @@
           <w:color w:val="0F172A"/>
           <w:sz w:val="23"/>
         </w:rPr>
-        <w:t>The outcomes of this project offer practical value for cloud practitioners:</w:t>
-      </w:r>
-    </w:p>
-    <w:p>
-      <w:pPr>
-        <w:spacing w:before="0" w:after="120" w:line="276" w:lineRule="auto"/>
-      </w:pPr>
+        <w:t xml:space="preserve">- </w:t>
+      </w:r>
+      <w:r>
+        <w:rPr>
+          <w:rFonts w:ascii="Times New Roman" w:hAnsi="Times New Roman"/>
+          <w:b/>
+          <w:color w:val="0F172A"/>
+          <w:sz w:val="23"/>
+        </w:rPr>
+        <w:t>Streamlined IT Governance</w:t>
+      </w:r>
       <w:r>
         <w:rPr>
           <w:rFonts w:ascii="Times New Roman" w:hAnsi="Times New Roman"/>
           <w:color w:val="0F172A"/>
           <w:sz w:val="23"/>
         </w:rPr>
-        <w:t xml:space="preserve">- </w:t>
-      </w:r>
+        <w:t>: The persistent SQLite audit log provides complete historical transparency for compliance auditing, internal cost chargeback, and capacity planning.</w:t>
+      </w:r>
+    </w:p>
+    <w:p>
+      <w:pPr>
+        <w:spacing w:before="160" w:after="160"/>
+      </w:pPr>
+    </w:p>
+    <w:p>
+      <w:pPr>
+        <w:keepNext/>
+        <w:spacing w:before="280" w:after="120"/>
+      </w:pPr>
       <w:r>
         <w:rPr>
           <w:rFonts w:ascii="Times New Roman" w:hAnsi="Times New Roman"/>
           <w:b/>
-          <w:color w:val="0F172A"/>
-          <w:sz w:val="23"/>
-        </w:rPr>
-        <w:t>For Cloud Service Providers (CSPs)</w:t>
-      </w:r>
+          <w:color w:val="1E293B"/>
+          <w:sz w:val="28"/>
+        </w:rPr>
+        <w:t>5.5 Limitations of the Study</w:t>
+      </w:r>
+    </w:p>
+    <w:p>
+      <w:pPr>
+        <w:spacing w:before="0" w:after="120" w:line="276" w:lineRule="auto"/>
+      </w:pPr>
       <w:r>
         <w:rPr>
           <w:rFonts w:ascii="Times New Roman" w:hAnsi="Times New Roman"/>
           <w:color w:val="0F172A"/>
           <w:sz w:val="23"/>
         </w:rPr>
-        <w:t>: Implementing multi-objective scoring minimizes tier over-allocation, freeing up high-performance block storage for premium workloads.</w:t>
+        <w:t>Despite achieving strong empirical results, the following limitations should be acknowledged:</w:t>
       </w:r>
     </w:p>
     <w:p>
@@ -20823,7 +21751,7 @@
           <w:color w:val="0F172A"/>
           <w:sz w:val="23"/>
         </w:rPr>
-        <w:t xml:space="preserve">- </w:t>
+        <w:t xml:space="preserve">1. </w:t>
       </w:r>
       <w:r>
         <w:rPr>
@@ -20832,7 +21760,7 @@
           <w:color w:val="0F172A"/>
           <w:sz w:val="23"/>
         </w:rPr>
-        <w:t>For Enterprise IT Infrastructure Managers</w:t>
+        <w:t>Synthetic Workload Benchmark</w:t>
       </w:r>
       <w:r>
         <w:rPr>
@@ -20840,27 +21768,7 @@
           <w:color w:val="0F172A"/>
           <w:sz w:val="23"/>
         </w:rPr>
-        <w:t>: The interactive weight slider provides non-technical infrastructure managers with an intuitive tool to adjust storage procurement strategies based on budget cycles.</w:t>
-      </w:r>
-    </w:p>
-    <w:p>
-      <w:pPr>
-        <w:spacing w:before="160" w:after="160"/>
-      </w:pPr>
-    </w:p>
-    <w:p>
-      <w:pPr>
-        <w:keepNext/>
-        <w:spacing w:before="280" w:after="120"/>
-      </w:pPr>
-      <w:r>
-        <w:rPr>
-          <w:rFonts w:ascii="Times New Roman" w:hAnsi="Times New Roman"/>
-          <w:b/>
-          <w:color w:val="1E293B"/>
-          <w:sz w:val="28"/>
-        </w:rPr>
-        <w:t>5.7 Summary of Project Contributions</w:t>
+        <w:t>: Benchmark evaluations were conducted using a synthetic dataset of 500 requests rather than live production telemetry from public cloud providers (AWS S3, Azure Blob, Google Cloud Storage).</w:t>
       </w:r>
     </w:p>
     <w:p>
@@ -20873,67 +21781,87 @@
           <w:color w:val="0F172A"/>
           <w:sz w:val="23"/>
         </w:rPr>
-        <w:t>This project makes three key contributions to computer technology and cloud resource management:</w:t>
-      </w:r>
-    </w:p>
-    <w:p>
-      <w:pPr>
-        <w:spacing w:before="0" w:after="120" w:line="276" w:lineRule="auto"/>
-      </w:pPr>
+        <w:t xml:space="preserve">2. </w:t>
+      </w:r>
+      <w:r>
+        <w:rPr>
+          <w:rFonts w:ascii="Times New Roman" w:hAnsi="Times New Roman"/>
+          <w:b/>
+          <w:color w:val="0F172A"/>
+          <w:sz w:val="23"/>
+        </w:rPr>
+        <w:t>Static Pricing Tiers</w:t>
+      </w:r>
       <w:r>
         <w:rPr>
           <w:rFonts w:ascii="Times New Roman" w:hAnsi="Times New Roman"/>
           <w:color w:val="0F172A"/>
           <w:sz w:val="23"/>
         </w:rPr>
-        <w:t xml:space="preserve">1. </w:t>
-      </w:r>
-      <w:r>
-        <w:rPr>
-          <w:rFonts w:ascii="Times New Roman" w:hAnsi="Times New Roman"/>
-          <w:b/>
-          <w:color w:val="0F172A"/>
-          <w:sz w:val="23"/>
-        </w:rPr>
-        <w:t>Algorithmic Contribution</w:t>
-      </w:r>
+        <w:t>: Storage tier pricing was modeled as fixed unit rates ($0.15, $0.08, $0.02 per GB/month). Real-world public cloud pricing includes dynamic data egress fees, API request transaction costs (GET/PUT), and multi-region replication surcharges.</w:t>
+      </w:r>
+    </w:p>
+    <w:p>
+      <w:pPr>
+        <w:spacing w:before="0" w:after="120" w:line="276" w:lineRule="auto"/>
+      </w:pPr>
       <w:r>
         <w:rPr>
           <w:rFonts w:ascii="Times New Roman" w:hAnsi="Times New Roman"/>
           <w:color w:val="0F172A"/>
           <w:sz w:val="23"/>
         </w:rPr>
-        <w:t>: A lightweight, mathematically rigorous multi-objective greedy heuristic that standardizes cost and unavailability dimensions via Min-Max scaling.</w:t>
-      </w:r>
-    </w:p>
-    <w:p>
-      <w:pPr>
-        <w:spacing w:before="0" w:after="120" w:line="276" w:lineRule="auto"/>
-      </w:pPr>
+        <w:t xml:space="preserve">3. </w:t>
+      </w:r>
+      <w:r>
+        <w:rPr>
+          <w:rFonts w:ascii="Times New Roman" w:hAnsi="Times New Roman"/>
+          <w:b/>
+          <w:color w:val="0F172A"/>
+          <w:sz w:val="23"/>
+        </w:rPr>
+        <w:t>Single-Region Scope</w:t>
+      </w:r>
       <w:r>
         <w:rPr>
           <w:rFonts w:ascii="Times New Roman" w:hAnsi="Times New Roman"/>
           <w:color w:val="0F172A"/>
           <w:sz w:val="23"/>
         </w:rPr>
-        <w:t xml:space="preserve">2. </w:t>
-      </w:r>
+        <w:t>: The mathematical model assumes all candidate storage tiers reside within a single availability zone or region, without accounting for inter-region network transfer latency.</w:t>
+      </w:r>
+    </w:p>
+    <w:p>
+      <w:pPr>
+        <w:spacing w:before="160" w:after="160"/>
+      </w:pPr>
+    </w:p>
+    <w:p>
+      <w:pPr>
+        <w:keepNext/>
+        <w:spacing w:before="280" w:after="120"/>
+      </w:pPr>
       <w:r>
         <w:rPr>
           <w:rFonts w:ascii="Times New Roman" w:hAnsi="Times New Roman"/>
           <w:b/>
-          <w:color w:val="0F172A"/>
-          <w:sz w:val="23"/>
-        </w:rPr>
-        <w:t>Software Artifact</w:t>
-      </w:r>
+          <w:color w:val="1E293B"/>
+          <w:sz w:val="28"/>
+        </w:rPr>
+        <w:t>5.6 Key Contributions of the Research</w:t>
+      </w:r>
+    </w:p>
+    <w:p>
+      <w:pPr>
+        <w:spacing w:before="0" w:after="120" w:line="276" w:lineRule="auto"/>
+      </w:pPr>
       <w:r>
         <w:rPr>
           <w:rFonts w:ascii="Times New Roman" w:hAnsi="Times New Roman"/>
           <w:color w:val="0F172A"/>
           <w:sz w:val="23"/>
         </w:rPr>
-        <w:t>: A fully functional, open-source Streamlit simulation application with real-time baseline comparative evaluation and SQLite log persistence.</w:t>
+        <w:t>This project delivers three primary contributions to the field of cloud computing and software engineering:</w:t>
       </w:r>
     </w:p>
     <w:p>
@@ -20946,7 +21874,7 @@
           <w:color w:val="0F172A"/>
           <w:sz w:val="23"/>
         </w:rPr>
-        <w:t xml:space="preserve">3. </w:t>
+        <w:t xml:space="preserve">1. </w:t>
       </w:r>
       <w:r>
         <w:rPr>
@@ -20955,7 +21883,7 @@
           <w:color w:val="0F172A"/>
           <w:sz w:val="23"/>
         </w:rPr>
-        <w:t>Empirical Benchmark</w:t>
+        <w:t>Algorithmic Contribution</w:t>
       </w:r>
       <w:r>
         <w:rPr>
@@ -20963,24 +21891,20 @@
           <w:color w:val="0F172A"/>
           <w:sz w:val="23"/>
         </w:rPr>
-        <w:t xml:space="preserve">: Empirical proof of a </w:t>
-      </w:r>
-      <w:r>
-        <w:rPr>
-          <w:rFonts w:ascii="Times New Roman" w:hAnsi="Times New Roman"/>
-          <w:b/>
-          <w:color w:val="0F172A"/>
-          <w:sz w:val="23"/>
-        </w:rPr>
-        <w:t>17.81% cost savings</w:t>
-      </w:r>
+        <w:t>: Formulated and validated a multi-objective greedy heuristic combining hard constraint pre-filtering with Min-Max normalized dual-objective scoring ($\alpha \cdot C_{\text{norm}} + \beta \cdot U_{\text{norm}}$).</w:t>
+      </w:r>
+    </w:p>
+    <w:p>
+      <w:pPr>
+        <w:spacing w:before="0" w:after="120" w:line="276" w:lineRule="auto"/>
+      </w:pPr>
       <w:r>
         <w:rPr>
           <w:rFonts w:ascii="Times New Roman" w:hAnsi="Times New Roman"/>
           <w:color w:val="0F172A"/>
           <w:sz w:val="23"/>
         </w:rPr>
-        <w:t xml:space="preserve"> under </w:t>
+        <w:t xml:space="preserve">2. </w:t>
       </w:r>
       <w:r>
         <w:rPr>
@@ -20989,7 +21913,7 @@
           <w:color w:val="0F172A"/>
           <w:sz w:val="23"/>
         </w:rPr>
-        <w:t>100% SLA availability compliance</w:t>
+        <w:t>Software Artifact Contribution</w:t>
       </w:r>
       <w:r>
         <w:rPr>
@@ -20997,27 +21921,7 @@
           <w:color w:val="0F172A"/>
           <w:sz w:val="23"/>
         </w:rPr>
-        <w:t xml:space="preserve"> across 500 benchmark allocation scenarios.</w:t>
-      </w:r>
-    </w:p>
-    <w:p>
-      <w:pPr>
-        <w:spacing w:before="160" w:after="160"/>
-      </w:pPr>
-    </w:p>
-    <w:p>
-      <w:pPr>
-        <w:keepNext/>
-        <w:spacing w:before="280" w:after="120"/>
-      </w:pPr>
-      <w:r>
-        <w:rPr>
-          <w:rFonts w:ascii="Times New Roman" w:hAnsi="Times New Roman"/>
-          <w:b/>
-          <w:color w:val="1E293B"/>
-          <w:sz w:val="28"/>
-        </w:rPr>
-        <w:t>5.8 Recommendations for Future Work</w:t>
+        <w:t>: Designed, developed, and tested an open-source, interactive web dashboard featuring an Automatic Storage Size Suggestion Engine, real-time baseline comparisons, and SQLite transaction logging.</w:t>
       </w:r>
     </w:p>
     <w:p>
@@ -21030,20 +21934,24 @@
           <w:color w:val="0F172A"/>
           <w:sz w:val="23"/>
         </w:rPr>
-        <w:t>To extend the capabilities of this research, future studies should consider:</w:t>
-      </w:r>
-    </w:p>
-    <w:p>
-      <w:pPr>
-        <w:spacing w:before="0" w:after="120" w:line="276" w:lineRule="auto"/>
-      </w:pPr>
+        <w:t xml:space="preserve">3. </w:t>
+      </w:r>
+      <w:r>
+        <w:rPr>
+          <w:rFonts w:ascii="Times New Roman" w:hAnsi="Times New Roman"/>
+          <w:b/>
+          <w:color w:val="0F172A"/>
+          <w:sz w:val="23"/>
+        </w:rPr>
+        <w:t>Empirical Evidence Contribution</w:t>
+      </w:r>
       <w:r>
         <w:rPr>
           <w:rFonts w:ascii="Times New Roman" w:hAnsi="Times New Roman"/>
           <w:color w:val="0F172A"/>
           <w:sz w:val="23"/>
         </w:rPr>
-        <w:t xml:space="preserve">1. </w:t>
+        <w:t xml:space="preserve">: Provided empirical benchmark data demonstrating </w:t>
       </w:r>
       <w:r>
         <w:rPr>
@@ -21052,7 +21960,7 @@
           <w:color w:val="0F172A"/>
           <w:sz w:val="23"/>
         </w:rPr>
-        <w:t>Machine Learning Predictive Integration</w:t>
+        <w:t>17.81% cost savings</w:t>
       </w:r>
       <w:r>
         <w:rPr>
@@ -21060,37 +21968,57 @@
           <w:color w:val="0F172A"/>
           <w:sz w:val="23"/>
         </w:rPr>
-        <w:t>: Incorporating predictive ML models (e.g., LSTM or XGBoost) to forecast seasonal storage demand spikes and auto-scale allocations.</w:t>
-      </w:r>
-    </w:p>
-    <w:p>
-      <w:pPr>
-        <w:spacing w:before="0" w:after="120" w:line="276" w:lineRule="auto"/>
-      </w:pPr>
+        <w:t xml:space="preserve"> under </w:t>
+      </w:r>
+      <w:r>
+        <w:rPr>
+          <w:rFonts w:ascii="Times New Roman" w:hAnsi="Times New Roman"/>
+          <w:b/>
+          <w:color w:val="0F172A"/>
+          <w:sz w:val="23"/>
+        </w:rPr>
+        <w:t>100% SLA availability compliance</w:t>
+      </w:r>
       <w:r>
         <w:rPr>
           <w:rFonts w:ascii="Times New Roman" w:hAnsi="Times New Roman"/>
           <w:color w:val="0F172A"/>
           <w:sz w:val="23"/>
         </w:rPr>
-        <w:t xml:space="preserve">2. </w:t>
-      </w:r>
+        <w:t xml:space="preserve"> across 500 allocation scenarios.</w:t>
+      </w:r>
+    </w:p>
+    <w:p>
+      <w:pPr>
+        <w:spacing w:before="160" w:after="160"/>
+      </w:pPr>
+    </w:p>
+    <w:p>
+      <w:pPr>
+        <w:keepNext/>
+        <w:spacing w:before="280" w:after="120"/>
+      </w:pPr>
       <w:r>
         <w:rPr>
           <w:rFonts w:ascii="Times New Roman" w:hAnsi="Times New Roman"/>
           <w:b/>
-          <w:color w:val="0F172A"/>
-          <w:sz w:val="23"/>
-        </w:rPr>
-        <w:t>Real-Time Telemetry API Integration</w:t>
-      </w:r>
+          <w:color w:val="1E293B"/>
+          <w:sz w:val="28"/>
+        </w:rPr>
+        <w:t>5.7 Recommendations for Future Work</w:t>
+      </w:r>
+    </w:p>
+    <w:p>
+      <w:pPr>
+        <w:spacing w:before="0" w:after="120" w:line="276" w:lineRule="auto"/>
+      </w:pPr>
       <w:r>
         <w:rPr>
           <w:rFonts w:ascii="Times New Roman" w:hAnsi="Times New Roman"/>
           <w:color w:val="0F172A"/>
           <w:sz w:val="23"/>
         </w:rPr>
-        <w:t>: Connecting the heuristic engine to live cloud APIs (AWS CloudWatch, Azure Monitor, Prometheus) to dynamically incorporate real-time latency telemetry.</w:t>
+        <w:t>To extend the scope and impact of this research, future studies should consider the following directions:</w:t>
       </w:r>
     </w:p>
     <w:p>
@@ -21103,7 +22031,7 @@
           <w:color w:val="0F172A"/>
           <w:sz w:val="23"/>
         </w:rPr>
-        <w:t xml:space="preserve">3. </w:t>
+        <w:t xml:space="preserve">1. </w:t>
       </w:r>
       <w:r>
         <w:rPr>
@@ -21112,7 +22040,7 @@
           <w:color w:val="0F172A"/>
           <w:sz w:val="23"/>
         </w:rPr>
-        <w:t>Multi-Cloud Migration &amp; Replication</w:t>
+        <w:t>Integration with Live Cloud Provider APIs</w:t>
       </w:r>
       <w:r>
         <w:rPr>
@@ -21120,27 +22048,7 @@
           <w:color w:val="0F172A"/>
           <w:sz w:val="23"/>
         </w:rPr>
-        <w:t>: Expanding the model to support multi-cloud data replication policies and dynamic inter-cloud data transfer cost calculations.</w:t>
-      </w:r>
-    </w:p>
-    <w:p>
-      <w:pPr>
-        <w:spacing w:before="160" w:after="160"/>
-      </w:pPr>
-    </w:p>
-    <w:p>
-      <w:pPr>
-        <w:keepNext/>
-        <w:spacing w:before="280" w:after="120"/>
-      </w:pPr>
-      <w:r>
-        <w:rPr>
-          <w:rFonts w:ascii="Times New Roman" w:hAnsi="Times New Roman"/>
-          <w:b/>
-          <w:color w:val="1E293B"/>
-          <w:sz w:val="28"/>
-        </w:rPr>
-        <w:t>5.9 Chapter Summary</w:t>
+        <w:t>: Extend the data access layer to dynamically query real-time pricing and availability metrics from AWS CloudWatch, Azure Monitor, and Google Cloud Billing APIs.</w:t>
       </w:r>
     </w:p>
     <w:p>
@@ -21153,7 +22061,121 @@
           <w:color w:val="0F172A"/>
           <w:sz w:val="23"/>
         </w:rPr>
-        <w:t>This chapter discussed the empirical findings, theoretical implications, project limitations, contributions, and future recommendations for the cloud storage allocation optimizer. The research successfully met all initial objectives, demonstrating that dual-objective heuristic scoring with Min-Max normalization significantly reduces cloud storage expenditure (17.81% savings) while maintaining strict SLA availability compliance (100%).</w:t>
+        <w:t xml:space="preserve">2. </w:t>
+      </w:r>
+      <w:r>
+        <w:rPr>
+          <w:rFonts w:ascii="Times New Roman" w:hAnsi="Times New Roman"/>
+          <w:b/>
+          <w:color w:val="0F172A"/>
+          <w:sz w:val="23"/>
+        </w:rPr>
+        <w:t>Predictive Machine Learning Workload Forecasting</w:t>
+      </w:r>
+      <w:r>
+        <w:rPr>
+          <w:rFonts w:ascii="Times New Roman" w:hAnsi="Times New Roman"/>
+          <w:color w:val="0F172A"/>
+          <w:sz w:val="23"/>
+        </w:rPr>
+        <w:t>: Integrate time-series machine learning models (e.g., ARIMA, LSTM, Facebook Prophet) into the Auto-Suggest Engine to forecast seasonal storage growth automatically based on historical usage telemetry.</w:t>
+      </w:r>
+    </w:p>
+    <w:p>
+      <w:pPr>
+        <w:spacing w:before="0" w:after="120" w:line="276" w:lineRule="auto"/>
+      </w:pPr>
+      <w:r>
+        <w:rPr>
+          <w:rFonts w:ascii="Times New Roman" w:hAnsi="Times New Roman"/>
+          <w:color w:val="0F172A"/>
+          <w:sz w:val="23"/>
+        </w:rPr>
+        <w:t xml:space="preserve">3. </w:t>
+      </w:r>
+      <w:r>
+        <w:rPr>
+          <w:rFonts w:ascii="Times New Roman" w:hAnsi="Times New Roman"/>
+          <w:b/>
+          <w:color w:val="0F172A"/>
+          <w:sz w:val="23"/>
+        </w:rPr>
+        <w:t>Multi-Cloud and Multi-Region Replication</w:t>
+      </w:r>
+      <w:r>
+        <w:rPr>
+          <w:rFonts w:ascii="Times New Roman" w:hAnsi="Times New Roman"/>
+          <w:color w:val="0F172A"/>
+          <w:sz w:val="23"/>
+        </w:rPr>
+        <w:t>: Expand the optimization model to account for multi-cloud storage tiering, data egress fees, cross-region replication latency, and regulatory data residency requirements (GDPR, HIPAA).</w:t>
+      </w:r>
+    </w:p>
+    <w:p>
+      <w:pPr>
+        <w:spacing w:before="160" w:after="160"/>
+      </w:pPr>
+    </w:p>
+    <w:p>
+      <w:pPr>
+        <w:keepNext/>
+        <w:spacing w:before="280" w:after="120"/>
+      </w:pPr>
+      <w:r>
+        <w:rPr>
+          <w:rFonts w:ascii="Times New Roman" w:hAnsi="Times New Roman"/>
+          <w:b/>
+          <w:color w:val="1E293B"/>
+          <w:sz w:val="28"/>
+        </w:rPr>
+        <w:t>5.8 Chapter Summary and Conclusion</w:t>
+      </w:r>
+    </w:p>
+    <w:p>
+      <w:pPr>
+        <w:spacing w:before="0" w:after="120" w:line="276" w:lineRule="auto"/>
+      </w:pPr>
+      <w:r>
+        <w:rPr>
+          <w:rFonts w:ascii="Times New Roman" w:hAnsi="Times New Roman"/>
+          <w:color w:val="0F172A"/>
+          <w:sz w:val="23"/>
+        </w:rPr>
+        <w:t xml:space="preserve">This study successfully designed, implemented, and evaluated a heuristic approach to cloud storage resource allocation. By combining automated workload storage size estimation with a dual-objective Min-Max normalized scoring model, the system addresses the dual challenges of cloud cost optimization and SLA compliance. The empirical evaluation verified a </w:t>
+      </w:r>
+      <w:r>
+        <w:rPr>
+          <w:rFonts w:ascii="Times New Roman" w:hAnsi="Times New Roman"/>
+          <w:b/>
+          <w:color w:val="0F172A"/>
+          <w:sz w:val="23"/>
+        </w:rPr>
+        <w:t>17.81% reduction in storage expenditure</w:t>
+      </w:r>
+      <w:r>
+        <w:rPr>
+          <w:rFonts w:ascii="Times New Roman" w:hAnsi="Times New Roman"/>
+          <w:color w:val="0F172A"/>
+          <w:sz w:val="23"/>
+        </w:rPr>
+        <w:t xml:space="preserve"> alongside a </w:t>
+      </w:r>
+      <w:r>
+        <w:rPr>
+          <w:rFonts w:ascii="Times New Roman" w:hAnsi="Times New Roman"/>
+          <w:b/>
+          <w:color w:val="0F172A"/>
+          <w:sz w:val="23"/>
+        </w:rPr>
+        <w:t>0% SLA violation rate</w:t>
+      </w:r>
+      <w:r>
+        <w:rPr>
+          <w:rFonts w:ascii="Times New Roman" w:hAnsi="Times New Roman"/>
+          <w:color w:val="0F172A"/>
+          <w:sz w:val="23"/>
+        </w:rPr>
+        <w:t>. The resulting software prototype, detailed documentation, and benchmark datasets fulfill all initial research objectives and provide a scalable foundation for future intelligent cloud resource management platforms.</w:t>
       </w:r>
     </w:p>
     <w:sectPr>
